--- a/engine/arcc_study/ARCC_Bibliography_03-09-2026.docx
+++ b/engine/arcc_study/ARCC_Bibliography_03-09-2026.docx
@@ -6328,7 +6328,7 @@
                 <w:color w:val="1C3A36"/>
                 <w:sz w:val="14"/>
               </w:rPr>
-              <w:t>53.9</w:t>
+              <w:t>53.9929</w:t>
             </w:r>
           </w:p>
         </w:tc>
@@ -6362,7 +6362,7 @@
                 <w:color w:val="1C3A36"/>
                 <w:sz w:val="14"/>
               </w:rPr>
-              <w:t>Egyptian domestic cement sales 2025. FY2025 Investor Presentation, Arabian Cement Company S.A.E., investor relations library, page 5 (sales volumes and production indicators) page 12 gives 53.9Mt, against the 54.0 previously carried on trade estimate</w:t>
+              <w:t>Egyptian domestic CEMENT sales 2025. FY2025 Investor Presentation, Arabian Cement Company S.A.E., investor relations library, page 5 (sales volumes and production indicators), Market Overview block, 'Cement Domestic Sales' 53,992.9 K Tons, against the 54.0 previously carried on trade estimate. Read at the page's own precision rather than the chart's rounded 53.9, because the utilisation ratios below are differences of large numbers</w:t>
             </w:r>
           </w:p>
         </w:tc>
@@ -6415,7 +6415,7 @@
                 <w:color w:val="1C3A36"/>
                 <w:sz w:val="14"/>
               </w:rPr>
-              <w:t>egy_exports_mt</w:t>
+              <w:t>egy_exports_cement_mt</w:t>
             </w:r>
           </w:p>
         </w:tc>
@@ -6432,7 +6432,7 @@
                 <w:color w:val="1C3A36"/>
                 <w:sz w:val="14"/>
               </w:rPr>
-              <w:t>18.6</w:t>
+              <w:t>11.063</w:t>
             </w:r>
           </w:p>
         </w:tc>
@@ -6466,7 +6466,7 @@
                 <w:color w:val="1C3A36"/>
                 <w:sz w:val="14"/>
               </w:rPr>
-              <w:t>Egyptian cement AND clinker export sales 2025. FY2025 Investor Presentation, Arabian Cement Company S.A.E., investor relations library, page 5 (sales volumes and production indicators) page 12. The two products are reported together, which is why the earlier balance failed: it set a cement-plus-clinker export figure against a cement-only production figure</w:t>
+              <w:t>Egyptian CEMENT export sales 2025. FY2025 Investor Presentation, Arabian Cement Company S.A.E., investor relations library, page 5 (sales volumes and production indicators), Market Overview block, 'Cement Export Sales' 11,063.0 K Tons (FY2024: 7,561.7, up 46%)</w:t>
             </w:r>
           </w:p>
         </w:tc>
@@ -6519,7 +6519,7 @@
                 <w:color w:val="1C3A36"/>
                 <w:sz w:val="14"/>
               </w:rPr>
-              <w:t>egy_prod_mt</w:t>
+              <w:t>egy_exports_clinker_mt</w:t>
             </w:r>
           </w:p>
         </w:tc>
@@ -6536,7 +6536,7 @@
                 <w:color w:val="1C3A36"/>
                 <w:sz w:val="14"/>
               </w:rPr>
-              <w:t>72.6</w:t>
+              <w:t>7.5689</w:t>
             </w:r>
           </w:p>
         </w:tc>
@@ -6570,7 +6570,7 @@
                 <w:color w:val="1C3A36"/>
                 <w:sz w:val="14"/>
               </w:rPr>
-              <w:t>Egyptian cement and clinker SALES 2025 — local plus export. FY2025 Investor Presentation, Arabian Cement Company S.A.E., investor relations library, page 5 (sales volumes and production indicators) page 12 gives local 53.9Mt and exports 18.6Mt, total 72.6Mt. Revisions 1 to 4 carried 65.0Mt as 'production' against exports of 18.5Mt and consumption of 54Mt, a balance that does not close: 65 less 54 is 11Mt, not 18.5. One reviewer caught the gap and the disclosure now closes it. This changes the sector picture materially — see the utilisation note</w:t>
+              <w:t>Egyptian CLINKER export sales 2025. FY2025 Investor Presentation, Arabian Cement Company S.A.E., investor relations library, page 5 (sales volumes and production indicators), Market Overview block, 'Clinker Export Sales' 7,568.9 K Tons (FY2024: 12,241.4, down 38%). Leaves at the kiln, never enters a cement mill, and is therefore NOT in the cement-basis utilisation ratio</w:t>
             </w:r>
           </w:p>
         </w:tc>
@@ -6623,7 +6623,7 @@
                 <w:color w:val="1C3A36"/>
                 <w:sz w:val="14"/>
               </w:rPr>
-              <w:t>eps_fy23</w:t>
+              <w:t>egy_exports_mt</w:t>
             </w:r>
           </w:p>
         </w:tc>
@@ -6640,7 +6640,7 @@
                 <w:color w:val="1C3A36"/>
                 <w:sz w:val="14"/>
               </w:rPr>
-              <w:t>1.81</w:t>
+              <w:t>18.6319</w:t>
             </w:r>
           </w:p>
         </w:tc>
@@ -6674,7 +6674,7 @@
                 <w:color w:val="1C3A36"/>
                 <w:sz w:val="14"/>
               </w:rPr>
-              <w:t>Audited consolidated financial statements for the year ended 31 December 2024, Deloitte (Wafik, Ramy &amp; Partners), signed 23 March 2025 — earnings per share, comparative</w:t>
+              <w:t>Egyptian cement AND clinker export sales 2025. FY2025 Investor Presentation, Arabian Cement Company S.A.E., investor relations library, page 5 (sales volumes and production indicators), Market Overview block, 'Total Export Sales' 18,631.9 K Tons. THE TWO PRODUCTS ARE REPORTED TOGETHER AND THE SAME PAGE SPLITS THEM, which is why the earlier balance failed: it set a cement-plus-clinker export figure against a cement-only production figure. The split is now carried in the two inputs below rather than left folded up here, because a utilisation ratio built on this line has the same defect</w:t>
             </w:r>
           </w:p>
         </w:tc>
@@ -6691,7 +6691,7 @@
                 <w:color w:val="1C3A36"/>
                 <w:sz w:val="14"/>
               </w:rPr>
-              <w:t>2023-12-31</w:t>
+              <w:t>2026-03-01</w:t>
             </w:r>
           </w:p>
         </w:tc>
@@ -6727,7 +6727,7 @@
                 <w:color w:val="1C3A36"/>
                 <w:sz w:val="14"/>
               </w:rPr>
-              <w:t>eps_fy24</w:t>
+              <w:t>egy_prod_mt</w:t>
             </w:r>
           </w:p>
         </w:tc>
@@ -6744,7 +6744,7 @@
                 <w:color w:val="1C3A36"/>
                 <w:sz w:val="14"/>
               </w:rPr>
-              <w:t>3.02</w:t>
+              <w:t>72.6248</w:t>
             </w:r>
           </w:p>
         </w:tc>
@@ -6778,7 +6778,7 @@
                 <w:color w:val="1C3A36"/>
                 <w:sz w:val="14"/>
               </w:rPr>
-              <w:t>Audited consolidated financial statements for the year ended 31 December 2025, Deloitte (Wafik, Ramy &amp; Partners), signed 25 February 2026 — earnings per share, comparative</w:t>
+              <w:t>Egyptian cement AND CLINKER sales 2025 — local plus export. FY2025 Investor Presentation, Arabian Cement Company S.A.E., investor relations library, page 5 (sales volumes and production indicators) gives domestic cement 53,992.9, cement exports 11,063.0 and clinker exports 7,568.9 K Tons. Revisions 1 to 4 carried 65.0Mt as 'production' against exports of 18.5Mt and consumption of 54Mt, a balance that does not close: 65 less 54 is 11Mt, not 18.5. THE 65Mt THEY DISCARDED WAS THE RIGHT CEMENT-BASIS NUMBER and the balance failed because the two figures were on different bases, not because either was wrong. This total is the all-product one and it is NOT the numerator of a cement utilisation ratio</w:t>
             </w:r>
           </w:p>
         </w:tc>
@@ -6795,7 +6795,7 @@
                 <w:color w:val="1C3A36"/>
                 <w:sz w:val="14"/>
               </w:rPr>
-              <w:t>2024-12-31</w:t>
+              <w:t>2026-03-01</w:t>
             </w:r>
           </w:p>
         </w:tc>
@@ -6831,7 +6831,7 @@
                 <w:color w:val="1C3A36"/>
                 <w:sz w:val="14"/>
               </w:rPr>
-              <w:t>eps_fy25</w:t>
+              <w:t>eps_fy23</w:t>
             </w:r>
           </w:p>
         </w:tc>
@@ -6848,7 +6848,7 @@
                 <w:color w:val="1C3A36"/>
                 <w:sz w:val="14"/>
               </w:rPr>
-              <w:t>9.49</w:t>
+              <w:t>1.81</w:t>
             </w:r>
           </w:p>
         </w:tc>
@@ -6882,7 +6882,7 @@
                 <w:color w:val="1C3A36"/>
                 <w:sz w:val="14"/>
               </w:rPr>
-              <w:t>Audited consolidated financial statements for the year ended 31 December 2025, Deloitte (Wafik, Ramy &amp; Partners), signed 25 February 2026 — earnings per share, note 11, struck on distributable profit of 3,580.712 after the employees' share of 18.874</w:t>
+              <w:t>Audited consolidated financial statements for the year ended 31 December 2024, Deloitte (Wafik, Ramy &amp; Partners), signed 23 March 2025 — earnings per share, comparative</w:t>
             </w:r>
           </w:p>
         </w:tc>
@@ -6899,7 +6899,7 @@
                 <w:color w:val="1C3A36"/>
                 <w:sz w:val="14"/>
               </w:rPr>
-              <w:t>2025-12-31</w:t>
+              <w:t>2023-12-31</w:t>
             </w:r>
           </w:p>
         </w:tc>
@@ -6935,7 +6935,7 @@
                 <w:color w:val="1C3A36"/>
                 <w:sz w:val="14"/>
               </w:rPr>
-              <w:t>eq_fy23</w:t>
+              <w:t>eps_fy24</w:t>
             </w:r>
           </w:p>
         </w:tc>
@@ -6952,7 +6952,7 @@
                 <w:color w:val="1C3A36"/>
                 <w:sz w:val="14"/>
               </w:rPr>
-              <w:t>1,754.2217</w:t>
+              <w:t>3.02</w:t>
             </w:r>
           </w:p>
         </w:tc>
@@ -6986,7 +6986,7 @@
                 <w:color w:val="1C3A36"/>
                 <w:sz w:val="14"/>
               </w:rPr>
-              <w:t>Audited consolidated financial statements for the year ended 31 December 2024, Deloitte (Wafik, Ramy &amp; Partners), signed 23 March 2025 — equity attributable to owners, comparative</w:t>
+              <w:t>Audited consolidated financial statements for the year ended 31 December 2025, Deloitte (Wafik, Ramy &amp; Partners), signed 25 February 2026 — earnings per share, comparative</w:t>
             </w:r>
           </w:p>
         </w:tc>
@@ -7003,7 +7003,7 @@
                 <w:color w:val="1C3A36"/>
                 <w:sz w:val="14"/>
               </w:rPr>
-              <w:t>2023-12-31</w:t>
+              <w:t>2024-12-31</w:t>
             </w:r>
           </w:p>
         </w:tc>
@@ -7039,7 +7039,7 @@
                 <w:color w:val="1C3A36"/>
                 <w:sz w:val="14"/>
               </w:rPr>
-              <w:t>eq_fy24</w:t>
+              <w:t>eps_fy25</w:t>
             </w:r>
           </w:p>
         </w:tc>
@@ -7056,7 +7056,7 @@
                 <w:color w:val="1C3A36"/>
                 <w:sz w:val="14"/>
               </w:rPr>
-              <w:t>2,303.4723</w:t>
+              <w:t>9.49</w:t>
             </w:r>
           </w:p>
         </w:tc>
@@ -7090,7 +7090,7 @@
                 <w:color w:val="1C3A36"/>
                 <w:sz w:val="14"/>
               </w:rPr>
-              <w:t>Audited consolidated financial statements for the year ended 31 December 2025, Deloitte (Wafik, Ramy &amp; Partners), signed 25 February 2026 — equity attributable to owners, comparative</w:t>
+              <w:t>Audited consolidated financial statements for the year ended 31 December 2025, Deloitte (Wafik, Ramy &amp; Partners), signed 25 February 2026 — earnings per share, note 11, struck on distributable profit of 3,580.712 after the employees' share of 18.874</w:t>
             </w:r>
           </w:p>
         </w:tc>
@@ -7107,7 +7107,7 @@
                 <w:color w:val="1C3A36"/>
                 <w:sz w:val="14"/>
               </w:rPr>
-              <w:t>2024-12-31</w:t>
+              <w:t>2025-12-31</w:t>
             </w:r>
           </w:p>
         </w:tc>
@@ -7143,7 +7143,7 @@
                 <w:color w:val="1C3A36"/>
                 <w:sz w:val="14"/>
               </w:rPr>
-              <w:t>eq_fy25</w:t>
+              <w:t>eq_fy23</w:t>
             </w:r>
           </w:p>
         </w:tc>
@@ -7160,7 +7160,7 @@
                 <w:color w:val="1C3A36"/>
                 <w:sz w:val="14"/>
               </w:rPr>
-              <w:t>4,642.5742</w:t>
+              <w:t>1,754.2217</w:t>
             </w:r>
           </w:p>
         </w:tc>
@@ -7194,7 +7194,7 @@
                 <w:color w:val="1C3A36"/>
                 <w:sz w:val="14"/>
               </w:rPr>
-              <w:t>Audited consolidated financial statements for the year ended 31 December 2025, Deloitte (Wafik, Ramy &amp; Partners), signed 25 February 2026 — equity attributable to owners of the Parent: issued capital 757.479, treasury shares (143.328), legal reserve 379.506, retained earnings 3,648.917</w:t>
+              <w:t>Audited consolidated financial statements for the year ended 31 December 2024, Deloitte (Wafik, Ramy &amp; Partners), signed 23 March 2025 — equity attributable to owners, comparative</w:t>
             </w:r>
           </w:p>
         </w:tc>
@@ -7211,7 +7211,7 @@
                 <w:color w:val="1C3A36"/>
                 <w:sz w:val="14"/>
               </w:rPr>
-              <w:t>2025-12-31</w:t>
+              <w:t>2023-12-31</w:t>
             </w:r>
           </w:p>
         </w:tc>
@@ -7247,7 +7247,7 @@
                 <w:color w:val="1C3A36"/>
                 <w:sz w:val="14"/>
               </w:rPr>
-              <w:t>equity_h1_26</w:t>
+              <w:t>eq_fy24</w:t>
             </w:r>
           </w:p>
         </w:tc>
@@ -7264,7 +7264,7 @@
                 <w:color w:val="1C3A36"/>
                 <w:sz w:val="14"/>
               </w:rPr>
-              <w:t>4,794.3034</w:t>
+              <w:t>2,303.4723</w:t>
             </w:r>
           </w:p>
         </w:tc>
@@ -7298,7 +7298,7 @@
                 <w:color w:val="1C3A36"/>
                 <w:sz w:val="14"/>
               </w:rPr>
-              <w:t>Reviewed condensed consolidated interim financial statements for the six months ended 30 June 2026, Wafik, Ramy &amp; Partners (Deloitte), limited review report attached; filed 13 August 2026 — equity attributable to owners of the Parent Company at 30 June 2026</w:t>
+              <w:t>Audited consolidated financial statements for the year ended 31 December 2025, Deloitte (Wafik, Ramy &amp; Partners), signed 25 February 2026 — equity attributable to owners, comparative</w:t>
             </w:r>
           </w:p>
         </w:tc>
@@ -7315,7 +7315,7 @@
                 <w:color w:val="1C3A36"/>
                 <w:sz w:val="14"/>
               </w:rPr>
-              <w:t>2026-06-30</w:t>
+              <w:t>2024-12-31</w:t>
             </w:r>
           </w:p>
         </w:tc>
@@ -7351,7 +7351,7 @@
                 <w:color w:val="1C3A36"/>
                 <w:sz w:val="14"/>
               </w:rPr>
-              <w:t>export_subsidy_fy25</w:t>
+              <w:t>eq_fy25</w:t>
             </w:r>
           </w:p>
         </w:tc>
@@ -7368,7 +7368,7 @@
                 <w:color w:val="1C3A36"/>
                 <w:sz w:val="14"/>
               </w:rPr>
-              <w:t>32.6426</w:t>
+              <w:t>4,642.5742</w:t>
             </w:r>
           </w:p>
         </w:tc>
@@ -7402,7 +7402,7 @@
                 <w:color w:val="1C3A36"/>
                 <w:sz w:val="14"/>
               </w:rPr>
-              <w:t>Audited consolidated financial statements for the year ended 31 December 2025, Deloitte (Wafik, Ramy &amp; Partners), signed 25 February 2026 — note 7: other income for FY2025 'includes export subsidies amounted to EGP 32 642 586'. The comparison that makes the H1-2026 collection readable as a catch-up rather than a run rate</w:t>
+              <w:t>Audited consolidated financial statements for the year ended 31 December 2025, Deloitte (Wafik, Ramy &amp; Partners), signed 25 February 2026 — equity attributable to owners of the Parent: issued capital 757.479, treasury shares (143.328), legal reserve 379.506, retained earnings 3,648.917</w:t>
             </w:r>
           </w:p>
         </w:tc>
@@ -7455,7 +7455,7 @@
                 <w:color w:val="1C3A36"/>
                 <w:sz w:val="14"/>
               </w:rPr>
-              <w:t>export_subsidy_h1_26</w:t>
+              <w:t>equity_h1_26</w:t>
             </w:r>
           </w:p>
         </w:tc>
@@ -7472,7 +7472,7 @@
                 <w:color w:val="1C3A36"/>
                 <w:sz w:val="14"/>
               </w:rPr>
-              <w:t>467.8131</w:t>
+              <w:t>4,794.3034</w:t>
             </w:r>
           </w:p>
         </w:tc>
@@ -7506,7 +7506,7 @@
                 <w:color w:val="1C3A36"/>
                 <w:sz w:val="14"/>
               </w:rPr>
-              <w:t>Reviewed condensed consolidated interim financial statements for the six months ended 30 June 2026, Wafik, Ramy &amp; Partners (Deloitte), limited review report attached; filed 13 August 2026 — note 29: 'The other income for the period ended June 30, 2026, includes export subsidy amounted to EGP 467 813 139 which have been collected during the three months period ended June 30, 2026.' EXCLUDED from forward operating income and left in the 30 June cash balance</w:t>
+              <w:t>Reviewed condensed consolidated interim financial statements for the six months ended 30 June 2026, Wafik, Ramy &amp; Partners (Deloitte), limited review report attached; filed 13 August 2026 — equity attributable to owners of the Parent Company at 30 June 2026</w:t>
             </w:r>
           </w:p>
         </w:tc>
@@ -7559,7 +7559,7 @@
                 <w:color w:val="1C3A36"/>
                 <w:sz w:val="14"/>
               </w:rPr>
-              <w:t>fac_int_fy24</w:t>
+              <w:t>export_subsidy_fy25</w:t>
             </w:r>
           </w:p>
         </w:tc>
@@ -7576,7 +7576,7 @@
                 <w:color w:val="1C3A36"/>
                 <w:sz w:val="14"/>
               </w:rPr>
-              <w:t>85.953</w:t>
+              <w:t>32.6426</w:t>
             </w:r>
           </w:p>
         </w:tc>
@@ -7610,7 +7610,7 @@
                 <w:color w:val="1C3A36"/>
                 <w:sz w:val="14"/>
               </w:rPr>
-              <w:t>Audited consolidated financial statements for the year ended 31 December 2025, Deloitte (Wafik, Ramy &amp; Partners), signed 25 February 2026 — note 8, credit-facility interest, comparative</w:t>
+              <w:t>Audited consolidated financial statements for the year ended 31 December 2025, Deloitte (Wafik, Ramy &amp; Partners), signed 25 February 2026 — note 7: other income for FY2025 'includes export subsidies amounted to EGP 32 642 586'. The comparison that makes the H1-2026 collection readable as a catch-up rather than a run rate</w:t>
             </w:r>
           </w:p>
         </w:tc>
@@ -7627,7 +7627,7 @@
                 <w:color w:val="1C3A36"/>
                 <w:sz w:val="14"/>
               </w:rPr>
-              <w:t>2024-12-31</w:t>
+              <w:t>2025-12-31</w:t>
             </w:r>
           </w:p>
         </w:tc>
@@ -7663,7 +7663,7 @@
                 <w:color w:val="1C3A36"/>
                 <w:sz w:val="14"/>
               </w:rPr>
-              <w:t>fac_int_fy25</w:t>
+              <w:t>export_subsidy_h1_26</w:t>
             </w:r>
           </w:p>
         </w:tc>
@@ -7680,7 +7680,7 @@
                 <w:color w:val="1C3A36"/>
                 <w:sz w:val="14"/>
               </w:rPr>
-              <w:t>23.0074</w:t>
+              <w:t>467.8131</w:t>
             </w:r>
           </w:p>
         </w:tc>
@@ -7714,7 +7714,7 @@
                 <w:color w:val="1C3A36"/>
                 <w:sz w:val="14"/>
               </w:rPr>
-              <w:t>Audited consolidated financial statements for the year ended 31 December 2025, Deloitte (Wafik, Ramy &amp; Partners), signed 25 February 2026 — note 8, credit-facility interest expense</w:t>
+              <w:t>Reviewed condensed consolidated interim financial statements for the six months ended 30 June 2026, Wafik, Ramy &amp; Partners (Deloitte), limited review report attached; filed 13 August 2026 — note 29: 'The other income for the period ended June 30, 2026, includes export subsidy amounted to EGP 467 813 139 which have been collected during the three months period ended June 30, 2026.' EXCLUDED from forward operating income and left in the 30 June cash balance</w:t>
             </w:r>
           </w:p>
         </w:tc>
@@ -7731,7 +7731,7 @@
                 <w:color w:val="1C3A36"/>
                 <w:sz w:val="14"/>
               </w:rPr>
-              <w:t>2025-12-31</w:t>
+              <w:t>2026-06-30</w:t>
             </w:r>
           </w:p>
         </w:tc>
@@ -7767,7 +7767,7 @@
                 <w:color w:val="1C3A36"/>
                 <w:sz w:val="14"/>
               </w:rPr>
-              <w:t>fincost_fy24</w:t>
+              <w:t>fac_int_fy24</w:t>
             </w:r>
           </w:p>
         </w:tc>
@@ -7784,7 +7784,7 @@
                 <w:color w:val="1C3A36"/>
                 <w:sz w:val="14"/>
               </w:rPr>
-              <w:t>91.1889</w:t>
+              <w:t>85.953</w:t>
             </w:r>
           </w:p>
         </w:tc>
@@ -7818,7 +7818,7 @@
                 <w:color w:val="1C3A36"/>
                 <w:sz w:val="14"/>
               </w:rPr>
-              <w:t>Audited consolidated financial statements for the year ended 31 December 2025, Deloitte (Wafik, Ramy &amp; Partners), signed 25 February 2026 — finance costs, comparative</w:t>
+              <w:t>Audited consolidated financial statements for the year ended 31 December 2025, Deloitte (Wafik, Ramy &amp; Partners), signed 25 February 2026 — note 8, credit-facility interest, comparative</w:t>
             </w:r>
           </w:p>
         </w:tc>
@@ -7871,7 +7871,7 @@
                 <w:color w:val="1C3A36"/>
                 <w:sz w:val="14"/>
               </w:rPr>
-              <w:t>fincost_fy25</w:t>
+              <w:t>fac_int_fy25</w:t>
             </w:r>
           </w:p>
         </w:tc>
@@ -7888,7 +7888,7 @@
                 <w:color w:val="1C3A36"/>
                 <w:sz w:val="14"/>
               </w:rPr>
-              <w:t>49.8417</w:t>
+              <w:t>23.0074</w:t>
             </w:r>
           </w:p>
         </w:tc>
@@ -7922,7 +7922,7 @@
                 <w:color w:val="1C3A36"/>
                 <w:sz w:val="14"/>
               </w:rPr>
-              <w:t>Audited consolidated financial statements for the year ended 31 December 2025, Deloitte (Wafik, Ramy &amp; Partners), signed 25 February 2026 — finance costs, note 8: loan interest 24.613, credit-facility interest 23.007, lease interest 1.163, long-term trade-payable finance interest 1.059</w:t>
+              <w:t>Audited consolidated financial statements for the year ended 31 December 2025, Deloitte (Wafik, Ramy &amp; Partners), signed 25 February 2026 — note 8, credit-facility interest expense</w:t>
             </w:r>
           </w:p>
         </w:tc>
@@ -7975,7 +7975,7 @@
                 <w:color w:val="1C3A36"/>
                 <w:sz w:val="14"/>
               </w:rPr>
-              <w:t>fincost_h1_26</w:t>
+              <w:t>fincost_fy24</w:t>
             </w:r>
           </w:p>
         </w:tc>
@@ -7992,7 +7992,7 @@
                 <w:color w:val="1C3A36"/>
                 <w:sz w:val="14"/>
               </w:rPr>
-              <w:t>23.4718</w:t>
+              <w:t>91.1889</w:t>
             </w:r>
           </w:p>
         </w:tc>
@@ -8026,7 +8026,7 @@
                 <w:color w:val="1C3A36"/>
                 <w:sz w:val="14"/>
               </w:rPr>
-              <w:t>Reviewed condensed consolidated interim financial statements for the six months ended 30 June 2026, Wafik, Ramy &amp; Partners (Deloitte), limited review report attached; filed 13 August 2026 — finance costs</w:t>
+              <w:t>Audited consolidated financial statements for the year ended 31 December 2025, Deloitte (Wafik, Ramy &amp; Partners), signed 25 February 2026 — finance costs, comparative</w:t>
             </w:r>
           </w:p>
         </w:tc>
@@ -8043,7 +8043,7 @@
                 <w:color w:val="1C3A36"/>
                 <w:sz w:val="14"/>
               </w:rPr>
-              <w:t>2026-06-30</w:t>
+              <w:t>2024-12-31</w:t>
             </w:r>
           </w:p>
         </w:tc>
@@ -8079,7 +8079,7 @@
                 <w:color w:val="1C3A36"/>
                 <w:sz w:val="14"/>
               </w:rPr>
-              <w:t>fincost_q1_26</w:t>
+              <w:t>fincost_fy25</w:t>
             </w:r>
           </w:p>
         </w:tc>
@@ -8096,7 +8096,7 @@
                 <w:color w:val="1C3A36"/>
                 <w:sz w:val="14"/>
               </w:rPr>
-              <w:t>11.1688</w:t>
+              <w:t>49.8417</w:t>
             </w:r>
           </w:p>
         </w:tc>
@@ -8130,7 +8130,7 @@
                 <w:color w:val="1C3A36"/>
                 <w:sz w:val="14"/>
               </w:rPr>
-              <w:t>Reviewed condensed consolidated interim financial statements for the three months ended 31 March 2026, Deloitte (Wafik, Ramy &amp; Partners), 25 May 2026 — finance costs</w:t>
+              <w:t>Audited consolidated financial statements for the year ended 31 December 2025, Deloitte (Wafik, Ramy &amp; Partners), signed 25 February 2026 — finance costs, note 8: loan interest 24.613, credit-facility interest 23.007, lease interest 1.163, long-term trade-payable finance interest 1.059</w:t>
             </w:r>
           </w:p>
         </w:tc>
@@ -8147,7 +8147,7 @@
                 <w:color w:val="1C3A36"/>
                 <w:sz w:val="14"/>
               </w:rPr>
-              <w:t>2026-03-31</w:t>
+              <w:t>2025-12-31</w:t>
             </w:r>
           </w:p>
         </w:tc>
@@ -8183,7 +8183,7 @@
                 <w:color w:val="1C3A36"/>
                 <w:sz w:val="14"/>
               </w:rPr>
-              <w:t>fx_avg_fy24</w:t>
+              <w:t>fincost_h1_26</w:t>
             </w:r>
           </w:p>
         </w:tc>
@@ -8200,7 +8200,7 @@
                 <w:color w:val="1C3A36"/>
                 <w:sz w:val="14"/>
               </w:rPr>
-              <w:t>44.39</w:t>
+              <w:t>23.4718</w:t>
             </w:r>
           </w:p>
         </w:tc>
@@ -8234,7 +8234,7 @@
                 <w:color w:val="1C3A36"/>
                 <w:sz w:val="14"/>
               </w:rPr>
-              <w:t>Audited consolidated financial statements for the year ended 31 December 2025, Deloitte (Wafik, Ramy &amp; Partners), signed 25 February 2026 — note 2.5: average USD/EGP 2024</w:t>
+              <w:t>Reviewed condensed consolidated interim financial statements for the six months ended 30 June 2026, Wafik, Ramy &amp; Partners (Deloitte), limited review report attached; filed 13 August 2026 — finance costs</w:t>
             </w:r>
           </w:p>
         </w:tc>
@@ -8251,7 +8251,7 @@
                 <w:color w:val="1C3A36"/>
                 <w:sz w:val="14"/>
               </w:rPr>
-              <w:t>2024-12-31</w:t>
+              <w:t>2026-06-30</w:t>
             </w:r>
           </w:p>
         </w:tc>
@@ -8287,7 +8287,7 @@
                 <w:color w:val="1C3A36"/>
                 <w:sz w:val="14"/>
               </w:rPr>
-              <w:t>fx_avg_fy25</w:t>
+              <w:t>fincost_q1_26</w:t>
             </w:r>
           </w:p>
         </w:tc>
@@ -8304,7 +8304,7 @@
                 <w:color w:val="1C3A36"/>
                 <w:sz w:val="14"/>
               </w:rPr>
-              <w:t>49.26</w:t>
+              <w:t>11.1688</w:t>
             </w:r>
           </w:p>
         </w:tc>
@@ -8338,7 +8338,7 @@
                 <w:color w:val="1C3A36"/>
                 <w:sz w:val="14"/>
               </w:rPr>
-              <w:t>Audited consolidated financial statements for the year ended 31 December 2025, Deloitte (Wafik, Ramy &amp; Partners), signed 25 February 2026 — note 2.5 currency table: average USD/EGP for 2025</w:t>
+              <w:t>Reviewed condensed consolidated interim financial statements for the three months ended 31 March 2026, Deloitte (Wafik, Ramy &amp; Partners), 25 May 2026 — finance costs</w:t>
             </w:r>
           </w:p>
         </w:tc>
@@ -8355,7 +8355,7 @@
                 <w:color w:val="1C3A36"/>
                 <w:sz w:val="14"/>
               </w:rPr>
-              <w:t>2025-12-31</w:t>
+              <w:t>2026-03-31</w:t>
             </w:r>
           </w:p>
         </w:tc>
@@ -8391,7 +8391,7 @@
                 <w:color w:val="1C3A36"/>
                 <w:sz w:val="14"/>
               </w:rPr>
-              <w:t>fx_diff_fy25</w:t>
+              <w:t>fx_avg_fy24</w:t>
             </w:r>
           </w:p>
         </w:tc>
@@ -8408,7 +8408,7 @@
                 <w:color w:val="1C3A36"/>
                 <w:sz w:val="14"/>
               </w:rPr>
-              <w:t>-101.5782</w:t>
+              <w:t>44.39</w:t>
             </w:r>
           </w:p>
         </w:tc>
@@ -8442,7 +8442,7 @@
                 <w:color w:val="1C3A36"/>
                 <w:sz w:val="14"/>
               </w:rPr>
-              <w:t>Audited consolidated financial statements for the year ended 31 December 2025, Deloitte (Wafik, Ramy &amp; Partners), signed 25 February 2026 — foreign currency exchange differences, a LOSS</w:t>
+              <w:t>Audited consolidated financial statements for the year ended 31 December 2025, Deloitte (Wafik, Ramy &amp; Partners), signed 25 February 2026 — note 2.5: average USD/EGP 2024</w:t>
             </w:r>
           </w:p>
         </w:tc>
@@ -8459,7 +8459,7 @@
                 <w:color w:val="1C3A36"/>
                 <w:sz w:val="14"/>
               </w:rPr>
-              <w:t>2025-12-31</w:t>
+              <w:t>2024-12-31</w:t>
             </w:r>
           </w:p>
         </w:tc>
@@ -8495,7 +8495,7 @@
                 <w:color w:val="1C3A36"/>
                 <w:sz w:val="14"/>
               </w:rPr>
-              <w:t>fx_h1_26</w:t>
+              <w:t>fx_avg_fy25</w:t>
             </w:r>
           </w:p>
         </w:tc>
@@ -8512,7 +8512,7 @@
                 <w:color w:val="1C3A36"/>
                 <w:sz w:val="14"/>
               </w:rPr>
-              <w:t>64.6615</w:t>
+              <w:t>49.26</w:t>
             </w:r>
           </w:p>
         </w:tc>
@@ -8546,7 +8546,7 @@
                 <w:color w:val="1C3A36"/>
                 <w:sz w:val="14"/>
               </w:rPr>
-              <w:t>Reviewed condensed consolidated interim financial statements for the six months ended 30 June 2026, Wafik, Ramy &amp; Partners (Deloitte), limited review report attached; filed 13 August 2026 — foreign currency exchange gains</w:t>
+              <w:t>Audited consolidated financial statements for the year ended 31 December 2025, Deloitte (Wafik, Ramy &amp; Partners), signed 25 February 2026 — note 2.5 currency table: average USD/EGP for 2025</w:t>
             </w:r>
           </w:p>
         </w:tc>
@@ -8563,7 +8563,7 @@
                 <w:color w:val="1C3A36"/>
                 <w:sz w:val="14"/>
               </w:rPr>
-              <w:t>2026-06-30</w:t>
+              <w:t>2025-12-31</w:t>
             </w:r>
           </w:p>
         </w:tc>
@@ -8599,7 +8599,7 @@
                 <w:color w:val="1C3A36"/>
                 <w:sz w:val="14"/>
               </w:rPr>
-              <w:t>fx_ye_fy25</w:t>
+              <w:t>fx_diff_fy25</w:t>
             </w:r>
           </w:p>
         </w:tc>
@@ -8616,7 +8616,7 @@
                 <w:color w:val="1C3A36"/>
                 <w:sz w:val="14"/>
               </w:rPr>
-              <w:t>47.66</w:t>
+              <w:t>-101.5782</w:t>
             </w:r>
           </w:p>
         </w:tc>
@@ -8650,7 +8650,7 @@
                 <w:color w:val="1C3A36"/>
                 <w:sz w:val="14"/>
               </w:rPr>
-              <w:t>Audited consolidated financial statements for the year ended 31 December 2025, Deloitte (Wafik, Ramy &amp; Partners), signed 25 February 2026 — note 2.5: year-end USD/EGP 2025</w:t>
+              <w:t>Audited consolidated financial statements for the year ended 31 December 2025, Deloitte (Wafik, Ramy &amp; Partners), signed 25 February 2026 — foreign currency exchange differences, a LOSS</w:t>
             </w:r>
           </w:p>
         </w:tc>
@@ -8703,7 +8703,7 @@
                 <w:color w:val="1C3A36"/>
                 <w:sz w:val="14"/>
               </w:rPr>
-              <w:t>ga_admin_dep_fy25</w:t>
+              <w:t>fx_h1_26</w:t>
             </w:r>
           </w:p>
         </w:tc>
@@ -8720,7 +8720,7 @@
                 <w:color w:val="1C3A36"/>
                 <w:sz w:val="14"/>
               </w:rPr>
-              <w:t>4.3241</w:t>
+              <w:t>64.6615</w:t>
             </w:r>
           </w:p>
         </w:tc>
@@ -8754,7 +8754,7 @@
                 <w:color w:val="1C3A36"/>
                 <w:sz w:val="14"/>
               </w:rPr>
-              <w:t>Audited consolidated financial statements for the year ended 31 December 2025, Deloitte (Wafik, Ramy &amp; Partners), signed 25 February 2026 — note 6, administrative depreciation</w:t>
+              <w:t>Reviewed condensed consolidated interim financial statements for the six months ended 30 June 2026, Wafik, Ramy &amp; Partners (Deloitte), limited review report attached; filed 13 August 2026 — foreign currency exchange gains</w:t>
             </w:r>
           </w:p>
         </w:tc>
@@ -8771,7 +8771,7 @@
                 <w:color w:val="1C3A36"/>
                 <w:sz w:val="14"/>
               </w:rPr>
-              <w:t>2025-12-31</w:t>
+              <w:t>2026-06-30</w:t>
             </w:r>
           </w:p>
         </w:tc>
@@ -8807,7 +8807,7 @@
                 <w:color w:val="1C3A36"/>
                 <w:sz w:val="14"/>
               </w:rPr>
-              <w:t>ga_fy23</w:t>
+              <w:t>fx_ye_fy25</w:t>
             </w:r>
           </w:p>
         </w:tc>
@@ -8824,7 +8824,7 @@
                 <w:color w:val="1C3A36"/>
                 <w:sz w:val="14"/>
               </w:rPr>
-              <w:t>183.9403</w:t>
+              <w:t>47.66</w:t>
             </w:r>
           </w:p>
         </w:tc>
@@ -8858,7 +8858,7 @@
                 <w:color w:val="1C3A36"/>
                 <w:sz w:val="14"/>
               </w:rPr>
-              <w:t>Audited consolidated financial statements for the year ended 31 December 2024, Deloitte (Wafik, Ramy &amp; Partners), signed 23 March 2025 — general and administrative expenses, comparative</w:t>
+              <w:t>Audited consolidated financial statements for the year ended 31 December 2025, Deloitte (Wafik, Ramy &amp; Partners), signed 25 February 2026 — note 2.5: year-end USD/EGP 2025</w:t>
             </w:r>
           </w:p>
         </w:tc>
@@ -8875,7 +8875,7 @@
                 <w:color w:val="1C3A36"/>
                 <w:sz w:val="14"/>
               </w:rPr>
-              <w:t>2023-12-31</w:t>
+              <w:t>2025-12-31</w:t>
             </w:r>
           </w:p>
         </w:tc>
@@ -8911,7 +8911,7 @@
                 <w:color w:val="1C3A36"/>
                 <w:sz w:val="14"/>
               </w:rPr>
-              <w:t>ga_fy24</w:t>
+              <w:t>ga_admin_dep_fy25</w:t>
             </w:r>
           </w:p>
         </w:tc>
@@ -8928,7 +8928,7 @@
                 <w:color w:val="1C3A36"/>
                 <w:sz w:val="14"/>
               </w:rPr>
-              <w:t>267.7981</w:t>
+              <w:t>4.3241</w:t>
             </w:r>
           </w:p>
         </w:tc>
@@ -8962,7 +8962,7 @@
                 <w:color w:val="1C3A36"/>
                 <w:sz w:val="14"/>
               </w:rPr>
-              <w:t>Audited consolidated financial statements for the year ended 31 December 2025, Deloitte (Wafik, Ramy &amp; Partners), signed 25 February 2026 — general and administrative expenses, comparative</w:t>
+              <w:t>Audited consolidated financial statements for the year ended 31 December 2025, Deloitte (Wafik, Ramy &amp; Partners), signed 25 February 2026 — note 6, administrative depreciation</w:t>
             </w:r>
           </w:p>
         </w:tc>
@@ -8979,7 +8979,7 @@
                 <w:color w:val="1C3A36"/>
                 <w:sz w:val="14"/>
               </w:rPr>
-              <w:t>2024-12-31</w:t>
+              <w:t>2025-12-31</w:t>
             </w:r>
           </w:p>
         </w:tc>
@@ -9015,7 +9015,7 @@
                 <w:color w:val="1C3A36"/>
                 <w:sz w:val="14"/>
               </w:rPr>
-              <w:t>ga_fy25</w:t>
+              <w:t>ga_fy23</w:t>
             </w:r>
           </w:p>
         </w:tc>
@@ -9032,7 +9032,7 @@
                 <w:color w:val="1C3A36"/>
                 <w:sz w:val="14"/>
               </w:rPr>
-              <w:t>384.3328</w:t>
+              <w:t>183.9403</w:t>
             </w:r>
           </w:p>
         </w:tc>
@@ -9066,7 +9066,7 @@
                 <w:color w:val="1C3A36"/>
                 <w:sz w:val="14"/>
               </w:rPr>
-              <w:t>Audited consolidated financial statements for the year ended 31 December 2025, Deloitte (Wafik, Ramy &amp; Partners), signed 25 February 2026 — general and administrative expenses, note 6</w:t>
+              <w:t>Audited consolidated financial statements for the year ended 31 December 2024, Deloitte (Wafik, Ramy &amp; Partners), signed 23 March 2025 — general and administrative expenses, comparative</w:t>
             </w:r>
           </w:p>
         </w:tc>
@@ -9083,7 +9083,7 @@
                 <w:color w:val="1C3A36"/>
                 <w:sz w:val="14"/>
               </w:rPr>
-              <w:t>2025-12-31</w:t>
+              <w:t>2023-12-31</w:t>
             </w:r>
           </w:p>
         </w:tc>
@@ -9119,7 +9119,7 @@
                 <w:color w:val="1C3A36"/>
                 <w:sz w:val="14"/>
               </w:rPr>
-              <w:t>ga_h1_25</w:t>
+              <w:t>ga_fy24</w:t>
             </w:r>
           </w:p>
         </w:tc>
@@ -9136,7 +9136,7 @@
                 <w:color w:val="1C3A36"/>
                 <w:sz w:val="14"/>
               </w:rPr>
-              <w:t>169.8803</w:t>
+              <w:t>267.7981</w:t>
             </w:r>
           </w:p>
         </w:tc>
@@ -9170,7 +9170,7 @@
                 <w:color w:val="1C3A36"/>
                 <w:sz w:val="14"/>
               </w:rPr>
-              <w:t>Reviewed condensed consolidated interim financial statements for the six months ended 30 June 2026, Wafik, Ramy &amp; Partners (Deloitte), limited review report attached; filed 13 August 2026 — general and administrative expenses, comparative</w:t>
+              <w:t>Audited consolidated financial statements for the year ended 31 December 2025, Deloitte (Wafik, Ramy &amp; Partners), signed 25 February 2026 — general and administrative expenses, comparative</w:t>
             </w:r>
           </w:p>
         </w:tc>
@@ -9187,7 +9187,7 @@
                 <w:color w:val="1C3A36"/>
                 <w:sz w:val="14"/>
               </w:rPr>
-              <w:t>2025-06-30</w:t>
+              <w:t>2024-12-31</w:t>
             </w:r>
           </w:p>
         </w:tc>
@@ -9223,7 +9223,7 @@
                 <w:color w:val="1C3A36"/>
                 <w:sz w:val="14"/>
               </w:rPr>
-              <w:t>ga_h1_26</w:t>
+              <w:t>ga_fy25</w:t>
             </w:r>
           </w:p>
         </w:tc>
@@ -9240,7 +9240,7 @@
                 <w:color w:val="1C3A36"/>
                 <w:sz w:val="14"/>
               </w:rPr>
-              <w:t>225.7446</w:t>
+              <w:t>384.3328</w:t>
             </w:r>
           </w:p>
         </w:tc>
@@ -9274,7 +9274,7 @@
                 <w:color w:val="1C3A36"/>
                 <w:sz w:val="14"/>
               </w:rPr>
-              <w:t>Reviewed condensed consolidated interim financial statements for the six months ended 30 June 2026, Wafik, Ramy &amp; Partners (Deloitte), limited review report attached; filed 13 August 2026 — general and administrative expenses</w:t>
+              <w:t>Audited consolidated financial statements for the year ended 31 December 2025, Deloitte (Wafik, Ramy &amp; Partners), signed 25 February 2026 — general and administrative expenses, note 6</w:t>
             </w:r>
           </w:p>
         </w:tc>
@@ -9291,7 +9291,7 @@
                 <w:color w:val="1C3A36"/>
                 <w:sz w:val="14"/>
               </w:rPr>
-              <w:t>2026-06-30</w:t>
+              <w:t>2025-12-31</w:t>
             </w:r>
           </w:p>
         </w:tc>
@@ -9327,7 +9327,7 @@
                 <w:color w:val="1C3A36"/>
                 <w:sz w:val="14"/>
               </w:rPr>
-              <w:t>ga_q1_26</w:t>
+              <w:t>ga_h1_25</w:t>
             </w:r>
           </w:p>
         </w:tc>
@@ -9344,7 +9344,7 @@
                 <w:color w:val="1C3A36"/>
                 <w:sz w:val="14"/>
               </w:rPr>
-              <w:t>102.2818</w:t>
+              <w:t>169.8803</w:t>
             </w:r>
           </w:p>
         </w:tc>
@@ -9378,7 +9378,7 @@
                 <w:color w:val="1C3A36"/>
                 <w:sz w:val="14"/>
               </w:rPr>
-              <w:t>Reviewed condensed consolidated interim financial statements for the three months ended 31 March 2026, Deloitte (Wafik, Ramy &amp; Partners), 25 May 2026 — general and administrative expenses</w:t>
+              <w:t>Reviewed condensed consolidated interim financial statements for the six months ended 30 June 2026, Wafik, Ramy &amp; Partners (Deloitte), limited review report attached; filed 13 August 2026 — general and administrative expenses, comparative</w:t>
             </w:r>
           </w:p>
         </w:tc>
@@ -9395,7 +9395,7 @@
                 <w:color w:val="1C3A36"/>
                 <w:sz w:val="14"/>
               </w:rPr>
-              <w:t>2026-03-31</w:t>
+              <w:t>2025-06-30</w:t>
             </w:r>
           </w:p>
         </w:tc>
@@ -9431,7 +9431,7 @@
                 <w:color w:val="1C3A36"/>
                 <w:sz w:val="14"/>
               </w:rPr>
-              <w:t>gp_h1_26</w:t>
+              <w:t>ga_h1_26</w:t>
             </w:r>
           </w:p>
         </w:tc>
@@ -9448,7 +9448,7 @@
                 <w:color w:val="1C3A36"/>
                 <w:sz w:val="14"/>
               </w:rPr>
-              <w:t>2,461.5381</w:t>
+              <w:t>225.7446</w:t>
             </w:r>
           </w:p>
         </w:tc>
@@ -9482,7 +9482,7 @@
                 <w:color w:val="1C3A36"/>
                 <w:sz w:val="14"/>
               </w:rPr>
-              <w:t>Reviewed condensed consolidated interim financial statements for the six months ended 30 June 2026, Wafik, Ramy &amp; Partners (Deloitte), limited review report attached; filed 13 August 2026 — gross profit</w:t>
+              <w:t>Reviewed condensed consolidated interim financial statements for the six months ended 30 June 2026, Wafik, Ramy &amp; Partners (Deloitte), limited review report attached; filed 13 August 2026 — general and administrative expenses</w:t>
             </w:r>
           </w:p>
         </w:tc>
@@ -9535,7 +9535,7 @@
                 <w:color w:val="1C3A36"/>
                 <w:sz w:val="14"/>
               </w:rPr>
-              <w:t>gp_q1_26</w:t>
+              <w:t>ga_q1_26</w:t>
             </w:r>
           </w:p>
         </w:tc>
@@ -9552,7 +9552,7 @@
                 <w:color w:val="1C3A36"/>
                 <w:sz w:val="14"/>
               </w:rPr>
-              <w:t>1,286.1459</w:t>
+              <w:t>102.2818</w:t>
             </w:r>
           </w:p>
         </w:tc>
@@ -9586,7 +9586,7 @@
                 <w:color w:val="1C3A36"/>
                 <w:sz w:val="14"/>
               </w:rPr>
-              <w:t>Reviewed condensed consolidated interim financial statements for the three months ended 31 March 2026, Deloitte (Wafik, Ramy &amp; Partners), 25 May 2026 — gross profit</w:t>
+              <w:t>Reviewed condensed consolidated interim financial statements for the three months ended 31 March 2026, Deloitte (Wafik, Ramy &amp; Partners), 25 May 2026 — general and administrative expenses</w:t>
             </w:r>
           </w:p>
         </w:tc>
@@ -9639,7 +9639,7 @@
                 <w:color w:val="1C3A36"/>
                 <w:sz w:val="14"/>
               </w:rPr>
-              <w:t>int_inc_h1_26</w:t>
+              <w:t>gp_h1_26</w:t>
             </w:r>
           </w:p>
         </w:tc>
@@ -9656,7 +9656,7 @@
                 <w:color w:val="1C3A36"/>
                 <w:sz w:val="14"/>
               </w:rPr>
-              <w:t>136.8619</w:t>
+              <w:t>2,461.5381</w:t>
             </w:r>
           </w:p>
         </w:tc>
@@ -9690,7 +9690,7 @@
                 <w:color w:val="1C3A36"/>
                 <w:sz w:val="14"/>
               </w:rPr>
-              <w:t>Reviewed condensed consolidated interim financial statements for the six months ended 30 June 2026, Wafik, Ramy &amp; Partners (Deloitte), limited review report attached; filed 13 August 2026 — interest income</w:t>
+              <w:t>Reviewed condensed consolidated interim financial statements for the six months ended 30 June 2026, Wafik, Ramy &amp; Partners (Deloitte), limited review report attached; filed 13 August 2026 — gross profit</w:t>
             </w:r>
           </w:p>
         </w:tc>
@@ -9743,7 +9743,7 @@
                 <w:color w:val="1C3A36"/>
                 <w:sz w:val="14"/>
               </w:rPr>
-              <w:t>intang_fy25</w:t>
+              <w:t>gp_q1_26</w:t>
             </w:r>
           </w:p>
         </w:tc>
@@ -9760,7 +9760,7 @@
                 <w:color w:val="1C3A36"/>
                 <w:sz w:val="14"/>
               </w:rPr>
-              <w:t>106.7996</w:t>
+              <w:t>1,286.1459</w:t>
             </w:r>
           </w:p>
         </w:tc>
@@ -9794,7 +9794,7 @@
                 <w:color w:val="1C3A36"/>
                 <w:sz w:val="14"/>
               </w:rPr>
-              <w:t>Audited consolidated financial statements for the year ended 31 December 2025, Deloitte (Wafik, Ramy &amp; Partners), signed 25 February 2026 — intangible assets (net), note 14: the operating licence</w:t>
+              <w:t>Reviewed condensed consolidated interim financial statements for the three months ended 31 March 2026, Deloitte (Wafik, Ramy &amp; Partners), 25 May 2026 — gross profit</w:t>
             </w:r>
           </w:p>
         </w:tc>
@@ -9811,7 +9811,7 @@
                 <w:color w:val="1C3A36"/>
                 <w:sz w:val="14"/>
               </w:rPr>
-              <w:t>2025-12-31</w:t>
+              <w:t>2026-03-31</w:t>
             </w:r>
           </w:p>
         </w:tc>
@@ -9847,7 +9847,7 @@
                 <w:color w:val="1C3A36"/>
                 <w:sz w:val="14"/>
               </w:rPr>
-              <w:t>intinc_fy25</w:t>
+              <w:t>int_inc_h1_26</w:t>
             </w:r>
           </w:p>
         </w:tc>
@@ -9864,7 +9864,7 @@
                 <w:color w:val="1C3A36"/>
                 <w:sz w:val="14"/>
               </w:rPr>
-              <w:t>226.2748</w:t>
+              <w:t>136.8619</w:t>
             </w:r>
           </w:p>
         </w:tc>
@@ -9898,7 +9898,7 @@
                 <w:color w:val="1C3A36"/>
                 <w:sz w:val="14"/>
               </w:rPr>
-              <w:t>Audited consolidated financial statements for the year ended 31 December 2025, Deloitte (Wafik, Ramy &amp; Partners), signed 25 February 2026 — interest income</w:t>
+              <w:t>Reviewed condensed consolidated interim financial statements for the six months ended 30 June 2026, Wafik, Ramy &amp; Partners (Deloitte), limited review report attached; filed 13 August 2026 — interest income</w:t>
             </w:r>
           </w:p>
         </w:tc>
@@ -9915,7 +9915,7 @@
                 <w:color w:val="1C3A36"/>
                 <w:sz w:val="14"/>
               </w:rPr>
-              <w:t>2025-12-31</w:t>
+              <w:t>2026-06-30</w:t>
             </w:r>
           </w:p>
         </w:tc>
@@ -9951,7 +9951,7 @@
                 <w:color w:val="1C3A36"/>
                 <w:sz w:val="14"/>
               </w:rPr>
-              <w:t>inv_fy25</w:t>
+              <w:t>intang_fy25</w:t>
             </w:r>
           </w:p>
         </w:tc>
@@ -9968,7 +9968,7 @@
                 <w:color w:val="1C3A36"/>
                 <w:sz w:val="14"/>
               </w:rPr>
-              <w:t>1,053.6462</w:t>
+              <w:t>106.7996</w:t>
             </w:r>
           </w:p>
         </w:tc>
@@ -10002,7 +10002,7 @@
                 <w:color w:val="1C3A36"/>
                 <w:sz w:val="14"/>
               </w:rPr>
-              <w:t>Audited consolidated financial statements for the year ended 31 December 2025, Deloitte (Wafik, Ramy &amp; Partners), signed 25 February 2026 — inventories, note 16: raw materials 282.765, fuel 200.388, packing 51.934, spares 190.444, work in progress 6.861, goods in transit 0.483, finished goods 320.771</w:t>
+              <w:t>Audited consolidated financial statements for the year ended 31 December 2025, Deloitte (Wafik, Ramy &amp; Partners), signed 25 February 2026 — intangible assets (net), note 14: the operating licence</w:t>
             </w:r>
           </w:p>
         </w:tc>
@@ -10055,7 +10055,7 @@
                 <w:color w:val="1C3A36"/>
                 <w:sz w:val="14"/>
               </w:rPr>
-              <w:t>kd_egp_marginal</w:t>
+              <w:t>intinc_fy25</w:t>
             </w:r>
           </w:p>
         </w:tc>
@@ -10072,7 +10072,7 @@
                 <w:color w:val="1C3A36"/>
                 <w:sz w:val="14"/>
               </w:rPr>
-              <w:t>0.206</w:t>
+              <w:t>226.2748</w:t>
             </w:r>
           </w:p>
         </w:tc>
@@ -10106,7 +10106,7 @@
                 <w:color w:val="1C3A36"/>
                 <w:sz w:val="14"/>
               </w:rPr>
-              <w:t>Marginal EGP borrowing rate: the Central Bank corridor offer rate of 20.0% plus the 0.6% margin disclosed on the CIB facility</w:t>
+              <w:t>Audited consolidated financial statements for the year ended 31 December 2025, Deloitte (Wafik, Ramy &amp; Partners), signed 25 February 2026 — interest income</w:t>
             </w:r>
           </w:p>
         </w:tc>
@@ -10123,7 +10123,7 @@
                 <w:color w:val="1C3A36"/>
                 <w:sz w:val="14"/>
               </w:rPr>
-              <w:t>2026-08-06</w:t>
+              <w:t>2025-12-31</w:t>
             </w:r>
           </w:p>
         </w:tc>
@@ -10159,7 +10159,7 @@
                 <w:color w:val="1C3A36"/>
                 <w:sz w:val="14"/>
               </w:rPr>
-              <w:t>kiln_util</w:t>
+              <w:t>inv_fy25</w:t>
             </w:r>
           </w:p>
         </w:tc>
@@ -10176,7 +10176,7 @@
                 <w:color w:val="1C3A36"/>
                 <w:sz w:val="14"/>
               </w:rPr>
-              <w:t>0.917, 0.92, 0.925, 0.93, 0.933, 0.935</w:t>
+              <w:t>1,053.6462</w:t>
             </w:r>
           </w:p>
         </w:tc>
@@ -10210,7 +10210,7 @@
                 <w:color w:val="1C3A36"/>
                 <w:sz w:val="14"/>
               </w:rPr>
-              <w:t>Clinker-kiln utilisation, FY2025A then FY2026E-FY2030E, and the primary volume driver. FY2025 is now DISCLOSED, not inferred: FY2025 Investor Presentation, Arabian Cement Company S.A.E., investor relations library, page 5 (sales volumes and production indicators) gives clinker production of 3,851.6 kt, which is 91.70% of the audited 4.2Mt kiln, and the company states the rate as 92%. The plant has run 92-94% in three of the last five years, so the path rises only modestly — the kiln is the binding asset and there is little room above here</w:t>
+              <w:t>Audited consolidated financial statements for the year ended 31 December 2025, Deloitte (Wafik, Ramy &amp; Partners), signed 25 February 2026 — inventories, note 16: raw materials 282.765, fuel 200.388, packing 51.934, spares 190.444, work in progress 6.861, goods in transit 0.483, finished goods 320.771</w:t>
             </w:r>
           </w:p>
         </w:tc>
@@ -10227,7 +10227,7 @@
                 <w:color w:val="1C3A36"/>
                 <w:sz w:val="14"/>
               </w:rPr>
-              <w:t>2026-03-01</w:t>
+              <w:t>2025-12-31</w:t>
             </w:r>
           </w:p>
         </w:tc>
@@ -10263,7 +10263,7 @@
                 <w:color w:val="1C3A36"/>
                 <w:sz w:val="14"/>
               </w:rPr>
-              <w:t>lease_fy25</w:t>
+              <w:t>kd_egp_marginal</w:t>
             </w:r>
           </w:p>
         </w:tc>
@@ -10280,7 +10280,7 @@
                 <w:color w:val="1C3A36"/>
                 <w:sz w:val="14"/>
               </w:rPr>
-              <w:t>1.176</w:t>
+              <w:t>0.206</w:t>
             </w:r>
           </w:p>
         </w:tc>
@@ -10314,7 +10314,7 @@
                 <w:color w:val="1C3A36"/>
                 <w:sz w:val="14"/>
               </w:rPr>
-              <w:t>Audited consolidated financial statements for the year ended 31 December 2025, Deloitte (Wafik, Ramy &amp; Partners), signed 25 February 2026 — lease liabilities, note 33-2</w:t>
+              <w:t>Marginal EGP borrowing rate: the Central Bank corridor offer rate of 20.0% plus the 0.6% margin disclosed on the CIB facility</w:t>
             </w:r>
           </w:p>
         </w:tc>
@@ -10331,7 +10331,7 @@
                 <w:color w:val="1C3A36"/>
                 <w:sz w:val="14"/>
               </w:rPr>
-              <w:t>2025-12-31</w:t>
+              <w:t>2026-08-06</w:t>
             </w:r>
           </w:p>
         </w:tc>
@@ -10367,7 +10367,7 @@
                 <w:color w:val="1C3A36"/>
                 <w:sz w:val="14"/>
               </w:rPr>
-              <w:t>loan_int_fy24</w:t>
+              <w:t>kiln_util</w:t>
             </w:r>
           </w:p>
         </w:tc>
@@ -10384,7 +10384,7 @@
                 <w:color w:val="1C3A36"/>
                 <w:sz w:val="14"/>
               </w:rPr>
-              <w:t>2.7541</w:t>
+              <w:t>0.917, 0.92, 0.925, 0.93, 0.933, 0.935</w:t>
             </w:r>
           </w:p>
         </w:tc>
@@ -10418,7 +10418,7 @@
                 <w:color w:val="1C3A36"/>
                 <w:sz w:val="14"/>
               </w:rPr>
-              <w:t>Audited consolidated financial statements for the year ended 31 December 2025, Deloitte (Wafik, Ramy &amp; Partners), signed 25 February 2026 — note 8, loan interest expense, comparative</w:t>
+              <w:t>Clinker-kiln utilisation, FY2025A then FY2026E-FY2030E, and the primary volume driver. FY2025 is now DISCLOSED, not inferred: FY2025 Investor Presentation, Arabian Cement Company S.A.E., investor relations library, page 5 (sales volumes and production indicators) gives clinker production of 3,851.6 kt, which is 91.70% of the audited 4.2Mt kiln, and the company states the rate as 92%. The plant has run 92-94% in three of the last five years, so the path rises only modestly — the kiln is the binding asset and there is little room above here</w:t>
             </w:r>
           </w:p>
         </w:tc>
@@ -10435,7 +10435,7 @@
                 <w:color w:val="1C3A36"/>
                 <w:sz w:val="14"/>
               </w:rPr>
-              <w:t>2024-12-31</w:t>
+              <w:t>2026-03-01</w:t>
             </w:r>
           </w:p>
         </w:tc>
@@ -10471,7 +10471,7 @@
                 <w:color w:val="1C3A36"/>
                 <w:sz w:val="14"/>
               </w:rPr>
-              <w:t>loan_int_fy25</w:t>
+              <w:t>lease_fy25</w:t>
             </w:r>
           </w:p>
         </w:tc>
@@ -10488,7 +10488,7 @@
                 <w:color w:val="1C3A36"/>
                 <w:sz w:val="14"/>
               </w:rPr>
-              <w:t>24.6131</w:t>
+              <w:t>1.176</w:t>
             </w:r>
           </w:p>
         </w:tc>
@@ -10522,7 +10522,7 @@
                 <w:color w:val="1C3A36"/>
                 <w:sz w:val="14"/>
               </w:rPr>
-              <w:t>Audited consolidated financial statements for the year ended 31 December 2025, Deloitte (Wafik, Ramy &amp; Partners), signed 25 February 2026 — note 8, loan interest expense</w:t>
+              <w:t>Audited consolidated financial statements for the year ended 31 December 2025, Deloitte (Wafik, Ramy &amp; Partners), signed 25 February 2026 — lease liabilities, note 33-2</w:t>
             </w:r>
           </w:p>
         </w:tc>
@@ -10575,7 +10575,7 @@
                 <w:color w:val="1C3A36"/>
                 <w:sz w:val="14"/>
               </w:rPr>
-              <w:t>maj_h1_26</w:t>
+              <w:t>loan_int_fy24</w:t>
             </w:r>
           </w:p>
         </w:tc>
@@ -10592,7 +10592,7 @@
                 <w:color w:val="1C3A36"/>
                 <w:sz w:val="14"/>
               </w:rPr>
-              <w:t>2,172.3954</w:t>
+              <w:t>2.7541</w:t>
             </w:r>
           </w:p>
         </w:tc>
@@ -10626,7 +10626,7 @@
                 <w:color w:val="1C3A36"/>
                 <w:sz w:val="14"/>
               </w:rPr>
-              <w:t>Reviewed condensed consolidated interim financial statements for the six months ended 30 June 2026, Wafik, Ramy &amp; Partners (Deloitte), limited review report attached; filed 13 August 2026 — profit attributable to owners of the Parent</w:t>
+              <w:t>Audited consolidated financial statements for the year ended 31 December 2025, Deloitte (Wafik, Ramy &amp; Partners), signed 25 February 2026 — note 8, loan interest expense, comparative</w:t>
             </w:r>
           </w:p>
         </w:tc>
@@ -10643,7 +10643,7 @@
                 <w:color w:val="1C3A36"/>
                 <w:sz w:val="14"/>
               </w:rPr>
-              <w:t>2026-06-30</w:t>
+              <w:t>2024-12-31</w:t>
             </w:r>
           </w:p>
         </w:tc>
@@ -10679,7 +10679,7 @@
                 <w:color w:val="1C3A36"/>
                 <w:sz w:val="14"/>
               </w:rPr>
-              <w:t>nci</w:t>
+              <w:t>loan_int_fy25</w:t>
             </w:r>
           </w:p>
         </w:tc>
@@ -10696,7 +10696,7 @@
                 <w:color w:val="1C3A36"/>
                 <w:sz w:val="14"/>
               </w:rPr>
-              <w:t>0.158</w:t>
+              <w:t>24.6131</w:t>
             </w:r>
           </w:p>
         </w:tc>
@@ -10730,7 +10730,7 @@
                 <w:color w:val="1C3A36"/>
                 <w:sz w:val="14"/>
               </w:rPr>
-              <w:t>Audited consolidated financial statements for the year ended 31 December 2025, Deloitte (Wafik, Ramy &amp; Partners), signed 25 February 2026 — non-controlling interests, note 24: EGP 158,005. Revision 1 deducted EGP 150mn on inference from the profit statements; the audited figure is 949 times smaller and immaterial to the bridge</w:t>
+              <w:t>Audited consolidated financial statements for the year ended 31 December 2025, Deloitte (Wafik, Ramy &amp; Partners), signed 25 February 2026 — note 8, loan interest expense</w:t>
             </w:r>
           </w:p>
         </w:tc>
@@ -10783,7 +10783,7 @@
                 <w:color w:val="1C3A36"/>
                 <w:sz w:val="14"/>
               </w:rPr>
-              <w:t>nci_h1_26</w:t>
+              <w:t>maj_h1_26</w:t>
             </w:r>
           </w:p>
         </w:tc>
@@ -10800,7 +10800,7 @@
                 <w:color w:val="1C3A36"/>
                 <w:sz w:val="14"/>
               </w:rPr>
-              <w:t>0.2161</w:t>
+              <w:t>2,172.3954</w:t>
             </w:r>
           </w:p>
         </w:tc>
@@ -10834,7 +10834,7 @@
                 <w:color w:val="1C3A36"/>
                 <w:sz w:val="14"/>
               </w:rPr>
-              <w:t>Reviewed condensed consolidated interim financial statements for the six months ended 30 June 2026, Wafik, Ramy &amp; Partners (Deloitte), limited review report attached; filed 13 August 2026 — non-controlling interest at 30 June 2026</w:t>
+              <w:t>Reviewed condensed consolidated interim financial statements for the six months ended 30 June 2026, Wafik, Ramy &amp; Partners (Deloitte), limited review report attached; filed 13 August 2026 — profit attributable to owners of the Parent</w:t>
             </w:r>
           </w:p>
         </w:tc>
@@ -10887,7 +10887,7 @@
                 <w:color w:val="1C3A36"/>
                 <w:sz w:val="14"/>
               </w:rPr>
-              <w:t>oth_inc_fy25</w:t>
+              <w:t>nci</w:t>
             </w:r>
           </w:p>
         </w:tc>
@@ -10904,7 +10904,7 @@
                 <w:color w:val="1C3A36"/>
                 <w:sz w:val="14"/>
               </w:rPr>
-              <w:t>53.3395</w:t>
+              <w:t>0.158</w:t>
             </w:r>
           </w:p>
         </w:tc>
@@ -10938,7 +10938,7 @@
                 <w:color w:val="1C3A36"/>
                 <w:sz w:val="14"/>
               </w:rPr>
-              <w:t>Audited consolidated financial statements for the year ended 31 December 2025, Deloitte (Wafik, Ramy &amp; Partners), signed 25 February 2026 — other income, note 7, of which EGP 32.642586mn is disclosed export subsidies. REVISION 4 CONSUMES THIS LINE. Revisions 1-3 registered it, quoted it, and let no line of the model use it — which is [L-018] exactly: a registered input that nothing consumes is money the valuation has quietly ignored</w:t>
+              <w:t>Audited consolidated financial statements for the year ended 31 December 2025, Deloitte (Wafik, Ramy &amp; Partners), signed 25 February 2026 — non-controlling interests, note 24: EGP 158,005. Revision 1 deducted EGP 150mn on inference from the profit statements; the audited figure is 949 times smaller and immaterial to the bridge</w:t>
             </w:r>
           </w:p>
         </w:tc>
@@ -10991,7 +10991,7 @@
                 <w:color w:val="1C3A36"/>
                 <w:sz w:val="14"/>
               </w:rPr>
-              <w:t>oth_inc_h1_26</w:t>
+              <w:t>nci_h1_26</w:t>
             </w:r>
           </w:p>
         </w:tc>
@@ -11008,7 +11008,7 @@
                 <w:color w:val="1C3A36"/>
                 <w:sz w:val="14"/>
               </w:rPr>
-              <w:t>480.3361</w:t>
+              <w:t>0.2161</w:t>
             </w:r>
           </w:p>
         </w:tc>
@@ -11042,7 +11042,7 @@
                 <w:color w:val="1C3A36"/>
                 <w:sz w:val="14"/>
               </w:rPr>
-              <w:t>Reviewed condensed consolidated interim financial statements for the six months ended 30 June 2026, Wafik, Ramy &amp; Partners (Deloitte), limited review report attached; filed 13 August 2026 — other income</w:t>
+              <w:t>Reviewed condensed consolidated interim financial statements for the six months ended 30 June 2026, Wafik, Ramy &amp; Partners (Deloitte), limited review report attached; filed 13 August 2026 — non-controlling interest at 30 June 2026</w:t>
             </w:r>
           </w:p>
         </w:tc>
@@ -11095,7 +11095,7 @@
                 <w:color w:val="1C3A36"/>
                 <w:sz w:val="14"/>
               </w:rPr>
-              <w:t>othinc_fy25</w:t>
+              <w:t>oth_inc_fy25</w:t>
             </w:r>
           </w:p>
         </w:tc>
@@ -11146,7 +11146,7 @@
                 <w:color w:val="1C3A36"/>
                 <w:sz w:val="14"/>
               </w:rPr>
-              <w:t>Audited consolidated financial statements for the year ended 31 December 2025, Deloitte (Wafik, Ramy &amp; Partners), signed 25 February 2026 — other income, note 7, including export subsidies of EGP 31.643mn</w:t>
+              <w:t>Audited consolidated financial statements for the year ended 31 December 2025, Deloitte (Wafik, Ramy &amp; Partners), signed 25 February 2026 — other income, note 7, of which EGP 32.642586mn is disclosed export subsidies. REVISION 4 CONSUMES THIS LINE. Revisions 1-3 registered it, quoted it, and let no line of the model use it — which is [L-018] exactly: a registered input that nothing consumes is money the valuation has quietly ignored</w:t>
             </w:r>
           </w:p>
         </w:tc>
@@ -11199,7 +11199,7 @@
                 <w:color w:val="1C3A36"/>
                 <w:sz w:val="14"/>
               </w:rPr>
-              <w:t>pat_fy23</w:t>
+              <w:t>oth_inc_h1_26</w:t>
             </w:r>
           </w:p>
         </w:tc>
@@ -11216,7 +11216,7 @@
                 <w:color w:val="1C3A36"/>
                 <w:sz w:val="14"/>
               </w:rPr>
-              <w:t>697.4887</w:t>
+              <w:t>480.3361</w:t>
             </w:r>
           </w:p>
         </w:tc>
@@ -11250,7 +11250,7 @@
                 <w:color w:val="1C3A36"/>
                 <w:sz w:val="14"/>
               </w:rPr>
-              <w:t>Audited consolidated financial statements for the year ended 31 December 2024, Deloitte (Wafik, Ramy &amp; Partners), signed 23 March 2025 — profit attributable to owners of the Parent, comparative</w:t>
+              <w:t>Reviewed condensed consolidated interim financial statements for the six months ended 30 June 2026, Wafik, Ramy &amp; Partners (Deloitte), limited review report attached; filed 13 August 2026 — other income</w:t>
             </w:r>
           </w:p>
         </w:tc>
@@ -11267,7 +11267,7 @@
                 <w:color w:val="1C3A36"/>
                 <w:sz w:val="14"/>
               </w:rPr>
-              <w:t>2023-12-31</w:t>
+              <w:t>2026-06-30</w:t>
             </w:r>
           </w:p>
         </w:tc>
@@ -11303,7 +11303,7 @@
                 <w:color w:val="1C3A36"/>
                 <w:sz w:val="14"/>
               </w:rPr>
-              <w:t>pat_fy24</w:t>
+              <w:t>othinc_fy25</w:t>
             </w:r>
           </w:p>
         </w:tc>
@@ -11320,7 +11320,7 @@
                 <w:color w:val="1C3A36"/>
                 <w:sz w:val="14"/>
               </w:rPr>
-              <w:t>1,160.1294</w:t>
+              <w:t>53.3395</w:t>
             </w:r>
           </w:p>
         </w:tc>
@@ -11354,7 +11354,7 @@
                 <w:color w:val="1C3A36"/>
                 <w:sz w:val="14"/>
               </w:rPr>
-              <w:t>Audited consolidated financial statements for the year ended 31 December 2025, Deloitte (Wafik, Ramy &amp; Partners), signed 25 February 2026 — profit attributable to owners of the Parent, comparative</w:t>
+              <w:t>Audited consolidated financial statements for the year ended 31 December 2025, Deloitte (Wafik, Ramy &amp; Partners), signed 25 February 2026 — other income, note 7, including export subsidies of EGP 31.643mn</w:t>
             </w:r>
           </w:p>
         </w:tc>
@@ -11371,7 +11371,7 @@
                 <w:color w:val="1C3A36"/>
                 <w:sz w:val="14"/>
               </w:rPr>
-              <w:t>2024-12-31</w:t>
+              <w:t>2025-12-31</w:t>
             </w:r>
           </w:p>
         </w:tc>
@@ -11407,7 +11407,7 @@
                 <w:color w:val="1C3A36"/>
                 <w:sz w:val="14"/>
               </w:rPr>
-              <w:t>pat_fy25</w:t>
+              <w:t>pat_fy23</w:t>
             </w:r>
           </w:p>
         </w:tc>
@@ -11424,7 +11424,7 @@
                 <w:color w:val="1C3A36"/>
                 <w:sz w:val="14"/>
               </w:rPr>
-              <w:t>3,599.5859</w:t>
+              <w:t>697.4887</w:t>
             </w:r>
           </w:p>
         </w:tc>
@@ -11458,7 +11458,7 @@
                 <w:color w:val="1C3A36"/>
                 <w:sz w:val="14"/>
               </w:rPr>
-              <w:t>Audited consolidated financial statements for the year ended 31 December 2025, Deloitte (Wafik, Ramy &amp; Partners), signed 25 February 2026 — profit attributable to owners of the Parent (group profit 3,599.690 less 0.104 to non-controlling interests)</w:t>
+              <w:t>Audited consolidated financial statements for the year ended 31 December 2024, Deloitte (Wafik, Ramy &amp; Partners), signed 23 March 2025 — profit attributable to owners of the Parent, comparative</w:t>
             </w:r>
           </w:p>
         </w:tc>
@@ -11475,7 +11475,7 @@
                 <w:color w:val="1C3A36"/>
                 <w:sz w:val="14"/>
               </w:rPr>
-              <w:t>2025-12-31</w:t>
+              <w:t>2023-12-31</w:t>
             </w:r>
           </w:p>
         </w:tc>
@@ -11511,7 +11511,7 @@
                 <w:color w:val="1C3A36"/>
                 <w:sz w:val="14"/>
               </w:rPr>
-              <w:t>pat_h1_26</w:t>
+              <w:t>pat_fy24</w:t>
             </w:r>
           </w:p>
         </w:tc>
@@ -11528,7 +11528,7 @@
                 <w:color w:val="1C3A36"/>
                 <w:sz w:val="14"/>
               </w:rPr>
-              <w:t>2,172.4535</w:t>
+              <w:t>1,160.1294</w:t>
             </w:r>
           </w:p>
         </w:tc>
@@ -11562,7 +11562,7 @@
                 <w:color w:val="1C3A36"/>
                 <w:sz w:val="14"/>
               </w:rPr>
-              <w:t>Reviewed condensed consolidated interim financial statements for the six months ended 30 June 2026, Wafik, Ramy &amp; Partners (Deloitte), limited review report attached; filed 13 August 2026 — net profit for the period after tax</w:t>
+              <w:t>Audited consolidated financial statements for the year ended 31 December 2025, Deloitte (Wafik, Ramy &amp; Partners), signed 25 February 2026 — profit attributable to owners of the Parent, comparative</w:t>
             </w:r>
           </w:p>
         </w:tc>
@@ -11579,7 +11579,7 @@
                 <w:color w:val="1C3A36"/>
                 <w:sz w:val="14"/>
               </w:rPr>
-              <w:t>2026-06-30</w:t>
+              <w:t>2024-12-31</w:t>
             </w:r>
           </w:p>
         </w:tc>
@@ -11615,7 +11615,7 @@
                 <w:color w:val="1C3A36"/>
                 <w:sz w:val="14"/>
               </w:rPr>
-              <w:t>pat_q1_26</w:t>
+              <w:t>pat_fy25</w:t>
             </w:r>
           </w:p>
         </w:tc>
@@ -11632,7 +11632,7 @@
                 <w:color w:val="1C3A36"/>
                 <w:sz w:val="14"/>
               </w:rPr>
-              <w:t>943.0683</w:t>
+              <w:t>3,599.5859</w:t>
             </w:r>
           </w:p>
         </w:tc>
@@ -11666,7 +11666,7 @@
                 <w:color w:val="1C3A36"/>
                 <w:sz w:val="14"/>
               </w:rPr>
-              <w:t>Reviewed condensed consolidated interim financial statements for the three months ended 31 March 2026, Deloitte (Wafik, Ramy &amp; Partners), 25 May 2026 — profit attributable to owners of the Parent</w:t>
+              <w:t>Audited consolidated financial statements for the year ended 31 December 2025, Deloitte (Wafik, Ramy &amp; Partners), signed 25 February 2026 — profit attributable to owners of the Parent (group profit 3,599.690 less 0.104 to non-controlling interests)</w:t>
             </w:r>
           </w:p>
         </w:tc>
@@ -11683,7 +11683,7 @@
                 <w:color w:val="1C3A36"/>
                 <w:sz w:val="14"/>
               </w:rPr>
-              <w:t>2026-03-31</w:t>
+              <w:t>2025-12-31</w:t>
             </w:r>
           </w:p>
         </w:tc>
@@ -11719,7 +11719,7 @@
                 <w:color w:val="1C3A36"/>
                 <w:sz w:val="14"/>
               </w:rPr>
-              <w:t>pbt_fy23</w:t>
+              <w:t>pat_h1_26</w:t>
             </w:r>
           </w:p>
         </w:tc>
@@ -11736,7 +11736,7 @@
                 <w:color w:val="1C3A36"/>
                 <w:sz w:val="14"/>
               </w:rPr>
-              <w:t>930.2314</w:t>
+              <w:t>2,172.4535</w:t>
             </w:r>
           </w:p>
         </w:tc>
@@ -11770,7 +11770,7 @@
                 <w:color w:val="1C3A36"/>
                 <w:sz w:val="14"/>
               </w:rPr>
-              <w:t>Audited consolidated financial statements for the year ended 31 December 2024, Deloitte (Wafik, Ramy &amp; Partners), signed 23 March 2025 — net profit before tax, comparative</w:t>
+              <w:t>Reviewed condensed consolidated interim financial statements for the six months ended 30 June 2026, Wafik, Ramy &amp; Partners (Deloitte), limited review report attached; filed 13 August 2026 — net profit for the period after tax</w:t>
             </w:r>
           </w:p>
         </w:tc>
@@ -11787,7 +11787,7 @@
                 <w:color w:val="1C3A36"/>
                 <w:sz w:val="14"/>
               </w:rPr>
-              <w:t>2023-12-31</w:t>
+              <w:t>2026-06-30</w:t>
             </w:r>
           </w:p>
         </w:tc>
@@ -11823,7 +11823,7 @@
                 <w:color w:val="1C3A36"/>
                 <w:sz w:val="14"/>
               </w:rPr>
-              <w:t>pbt_fy24</w:t>
+              <w:t>pat_q1_26</w:t>
             </w:r>
           </w:p>
         </w:tc>
@@ -11840,7 +11840,7 @@
                 <w:color w:val="1C3A36"/>
                 <w:sz w:val="14"/>
               </w:rPr>
-              <w:t>1,505.8661</w:t>
+              <w:t>943.0683</w:t>
             </w:r>
           </w:p>
         </w:tc>
@@ -11874,7 +11874,7 @@
                 <w:color w:val="1C3A36"/>
                 <w:sz w:val="14"/>
               </w:rPr>
-              <w:t>Audited consolidated financial statements for the year ended 31 December 2025, Deloitte (Wafik, Ramy &amp; Partners), signed 25 February 2026 — net profit before tax, comparative</w:t>
+              <w:t>Reviewed condensed consolidated interim financial statements for the three months ended 31 March 2026, Deloitte (Wafik, Ramy &amp; Partners), 25 May 2026 — profit attributable to owners of the Parent</w:t>
             </w:r>
           </w:p>
         </w:tc>
@@ -11891,7 +11891,7 @@
                 <w:color w:val="1C3A36"/>
                 <w:sz w:val="14"/>
               </w:rPr>
-              <w:t>2024-12-31</w:t>
+              <w:t>2026-03-31</w:t>
             </w:r>
           </w:p>
         </w:tc>
@@ -11927,7 +11927,7 @@
                 <w:color w:val="1C3A36"/>
                 <w:sz w:val="14"/>
               </w:rPr>
-              <w:t>pbt_fy25</w:t>
+              <w:t>pbt_fy23</w:t>
             </w:r>
           </w:p>
         </w:tc>
@@ -11944,7 +11944,7 @@
                 <w:color w:val="1C3A36"/>
                 <w:sz w:val="14"/>
               </w:rPr>
-              <w:t>4,725.1579</w:t>
+              <w:t>930.2314</w:t>
             </w:r>
           </w:p>
         </w:tc>
@@ -11978,7 +11978,7 @@
                 <w:color w:val="1C3A36"/>
                 <w:sz w:val="14"/>
               </w:rPr>
-              <w:t>Audited consolidated financial statements for the year ended 31 December 2025, Deloitte (Wafik, Ramy &amp; Partners), signed 25 February 2026 — net profit before tax</w:t>
+              <w:t>Audited consolidated financial statements for the year ended 31 December 2024, Deloitte (Wafik, Ramy &amp; Partners), signed 23 March 2025 — net profit before tax, comparative</w:t>
             </w:r>
           </w:p>
         </w:tc>
@@ -11995,7 +11995,7 @@
                 <w:color w:val="1C3A36"/>
                 <w:sz w:val="14"/>
               </w:rPr>
-              <w:t>2025-12-31</w:t>
+              <w:t>2023-12-31</w:t>
             </w:r>
           </w:p>
         </w:tc>
@@ -12031,7 +12031,7 @@
                 <w:color w:val="1C3A36"/>
                 <w:sz w:val="14"/>
               </w:rPr>
-              <w:t>pbt_h1_26</w:t>
+              <w:t>pbt_fy24</w:t>
             </w:r>
           </w:p>
         </w:tc>
@@ -12048,7 +12048,7 @@
                 <w:color w:val="1C3A36"/>
                 <w:sz w:val="14"/>
               </w:rPr>
-              <w:t>2,862.6829</w:t>
+              <w:t>1,505.8661</w:t>
             </w:r>
           </w:p>
         </w:tc>
@@ -12082,7 +12082,7 @@
                 <w:color w:val="1C3A36"/>
                 <w:sz w:val="14"/>
               </w:rPr>
-              <w:t>Reviewed condensed consolidated interim financial statements for the six months ended 30 June 2026, Wafik, Ramy &amp; Partners (Deloitte), limited review report attached; filed 13 August 2026 — net profit for the period before tax</w:t>
+              <w:t>Audited consolidated financial statements for the year ended 31 December 2025, Deloitte (Wafik, Ramy &amp; Partners), signed 25 February 2026 — net profit before tax, comparative</w:t>
             </w:r>
           </w:p>
         </w:tc>
@@ -12099,7 +12099,7 @@
                 <w:color w:val="1C3A36"/>
                 <w:sz w:val="14"/>
               </w:rPr>
-              <w:t>2026-06-30</w:t>
+              <w:t>2024-12-31</w:t>
             </w:r>
           </w:p>
         </w:tc>
@@ -12135,7 +12135,7 @@
                 <w:color w:val="1C3A36"/>
                 <w:sz w:val="14"/>
               </w:rPr>
-              <w:t>pbt_q1_26</w:t>
+              <w:t>pbt_fy25</w:t>
             </w:r>
           </w:p>
         </w:tc>
@@ -12152,7 +12152,7 @@
                 <w:color w:val="1C3A36"/>
                 <w:sz w:val="14"/>
               </w:rPr>
-              <w:t>1,273.0342</w:t>
+              <w:t>4,725.1579</w:t>
             </w:r>
           </w:p>
         </w:tc>
@@ -12186,7 +12186,7 @@
                 <w:color w:val="1C3A36"/>
                 <w:sz w:val="14"/>
               </w:rPr>
-              <w:t>Reviewed condensed consolidated interim financial statements for the three months ended 31 March 2026, Deloitte (Wafik, Ramy &amp; Partners), 25 May 2026 — net profit before tax</w:t>
+              <w:t>Audited consolidated financial statements for the year ended 31 December 2025, Deloitte (Wafik, Ramy &amp; Partners), signed 25 February 2026 — net profit before tax</w:t>
             </w:r>
           </w:p>
         </w:tc>
@@ -12203,7 +12203,7 @@
                 <w:color w:val="1C3A36"/>
                 <w:sz w:val="14"/>
               </w:rPr>
-              <w:t>2026-03-31</w:t>
+              <w:t>2025-12-31</w:t>
             </w:r>
           </w:p>
         </w:tc>
@@ -12239,7 +12239,7 @@
                 <w:color w:val="1C3A36"/>
                 <w:sz w:val="14"/>
               </w:rPr>
-              <w:t>ppe_fy25</w:t>
+              <w:t>pbt_h1_26</w:t>
             </w:r>
           </w:p>
         </w:tc>
@@ -12256,7 +12256,7 @@
                 <w:color w:val="1C3A36"/>
                 <w:sz w:val="14"/>
               </w:rPr>
-              <w:t>2,522.3235</w:t>
+              <w:t>2,862.6829</w:t>
             </w:r>
           </w:p>
         </w:tc>
@@ -12290,7 +12290,7 @@
                 <w:color w:val="1C3A36"/>
                 <w:sz w:val="14"/>
               </w:rPr>
-              <w:t>Audited consolidated financial statements for the year ended 31 December 2025, Deloitte (Wafik, Ramy &amp; Partners), signed 25 February 2026 — property, plant and equipment (net), note 12</w:t>
+              <w:t>Reviewed condensed consolidated interim financial statements for the six months ended 30 June 2026, Wafik, Ramy &amp; Partners (Deloitte), limited review report attached; filed 13 August 2026 — net profit for the period before tax</w:t>
             </w:r>
           </w:p>
         </w:tc>
@@ -12307,7 +12307,7 @@
                 <w:color w:val="1C3A36"/>
                 <w:sz w:val="14"/>
               </w:rPr>
-              <w:t>2025-12-31</w:t>
+              <w:t>2026-06-30</w:t>
             </w:r>
           </w:p>
         </w:tc>
@@ -12343,7 +12343,7 @@
                 <w:color w:val="1C3A36"/>
                 <w:sz w:val="14"/>
               </w:rPr>
-              <w:t>price_local_path</w:t>
+              <w:t>pbt_q1_26</w:t>
             </w:r>
           </w:p>
         </w:tc>
@@ -12360,7 +12360,7 @@
                 <w:color w:val="1C3A36"/>
                 <w:sz w:val="14"/>
               </w:rPr>
-              <w:t>1, 1.08, 1.21, 1.318, 1.417, 1.517</w:t>
+              <w:t>1,273.0342</w:t>
             </w:r>
           </w:p>
         </w:tc>
@@ -12394,7 +12394,7 @@
                 <w:color w:val="1C3A36"/>
                 <w:sz w:val="14"/>
               </w:rPr>
-              <w:t>Local realised price index on the FY2025 base: the FY2026 step of 8.0% is evidenced, and FY2027 onward escalate on the house inflation path at ZERO real growth, the same path the cost index carries. The retired ladder grew 9.0%, 8.0%, 7.0% and 6.5% — below the cost path in every year, with no mechanism offered for the gap, which against the house path is an 11.0% cumulative real price decline nobody wrote down. THE EVIDENCE FOR THE FY2026 STEP. FY2025 Investor Presentation, Arabian Cement Company S.A.E., investor relations library, page 5 (sales volumes and production indicators) and page 4 give local revenue and local volume for both years and both fourth quarters, so the realised local price can be computed rather than assumed: FY2024 EGP 1,810/t, FY2025 EGP 2,909/t — a rise of 60.7% on volume up 11.7%. The FY2025 margin explosion was PRICE, not volume, which settles a question three revisions argued about without evidence. More useful still is the exit rate: the fourth quarter of 2025 realised EGP 3,118/t, 7.2% ABOVE the full-year average. Simply holding the Q4 exit flat through 2026 therefore produces a full-year average 7.2% higher, so the 8.0% carried here is only 0.8 points above a no-further-increase path. Revision 3 assumed 3.0% against 11.5% cost inflation and had nothing behind it; revision 4 assumed 8.0% and had only a plausibility argument. The number is unchanged from revision 4 — but it is now the conservative reading of a disclosed run rate rather than a guess that happened to land in the right place</w:t>
+              <w:t>Reviewed condensed consolidated interim financial statements for the three months ended 31 March 2026, Deloitte (Wafik, Ramy &amp; Partners), 25 May 2026 — net profit before tax</w:t>
             </w:r>
           </w:p>
         </w:tc>
@@ -12411,7 +12411,7 @@
                 <w:color w:val="1C3A36"/>
                 <w:sz w:val="14"/>
               </w:rPr>
-              <w:t>2026-03-01</w:t>
+              <w:t>2026-03-31</w:t>
             </w:r>
           </w:p>
         </w:tc>
@@ -12447,7 +12447,7 @@
                 <w:color w:val="1C3A36"/>
                 <w:sz w:val="14"/>
               </w:rPr>
-              <w:t>prov_fy23</w:t>
+              <w:t>ppe_fy25</w:t>
             </w:r>
           </w:p>
         </w:tc>
@@ -12464,7 +12464,7 @@
                 <w:color w:val="1C3A36"/>
                 <w:sz w:val="14"/>
               </w:rPr>
-              <w:t>15.2202</w:t>
+              <w:t>2,522.3235</w:t>
             </w:r>
           </w:p>
         </w:tc>
@@ -12498,7 +12498,7 @@
                 <w:color w:val="1C3A36"/>
                 <w:sz w:val="14"/>
               </w:rPr>
-              <w:t>Audited consolidated financial statements for the year ended 31 December 2024, Deloitte (Wafik, Ramy &amp; Partners), signed 23 March 2025 — provisions charged, comparative</w:t>
+              <w:t>Audited consolidated financial statements for the year ended 31 December 2025, Deloitte (Wafik, Ramy &amp; Partners), signed 25 February 2026 — property, plant and equipment (net), note 12</w:t>
             </w:r>
           </w:p>
         </w:tc>
@@ -12515,7 +12515,7 @@
                 <w:color w:val="1C3A36"/>
                 <w:sz w:val="14"/>
               </w:rPr>
-              <w:t>2023-12-31</w:t>
+              <w:t>2025-12-31</w:t>
             </w:r>
           </w:p>
         </w:tc>
@@ -12551,7 +12551,7 @@
                 <w:color w:val="1C3A36"/>
                 <w:sz w:val="14"/>
               </w:rPr>
-              <w:t>prov_fy24</w:t>
+              <w:t>price_local_path</w:t>
             </w:r>
           </w:p>
         </w:tc>
@@ -12568,7 +12568,7 @@
                 <w:color w:val="1C3A36"/>
                 <w:sz w:val="14"/>
               </w:rPr>
-              <w:t>56.053</w:t>
+              <w:t>1, 1.08, 1.21, 1.318, 1.417, 1.517</w:t>
             </w:r>
           </w:p>
         </w:tc>
@@ -12602,7 +12602,7 @@
                 <w:color w:val="1C3A36"/>
                 <w:sz w:val="14"/>
               </w:rPr>
-              <w:t>Audited consolidated financial statements for the year ended 31 December 2025, Deloitte (Wafik, Ramy &amp; Partners), signed 25 February 2026 — provisions charged, comparative</w:t>
+              <w:t>Local realised price index on the FY2025 base: the FY2026 step of 8.0% is evidenced, and FY2027 onward escalate on the house inflation path at ZERO real growth, the same path the cost index carries. The retired ladder grew 9.0%, 8.0%, 7.0% and 6.5% — below the cost path in every year, with no mechanism offered for the gap, which against the house path is an 11.0% cumulative real price decline nobody wrote down. THE EVIDENCE FOR THE FY2026 STEP. FY2025 Investor Presentation, Arabian Cement Company S.A.E., investor relations library, page 5 (sales volumes and production indicators) and page 4 give local revenue and local volume for both years and both fourth quarters, so the realised local price can be computed rather than assumed: FY2024 EGP 1,810/t, FY2025 EGP 2,909/t — a rise of 60.7% on volume up 11.7%. The FY2025 margin explosion was PRICE, not volume, which settles a question three revisions argued about without evidence. More useful still is the exit rate: the fourth quarter of 2025 realised EGP 3,118/t, 7.2% ABOVE the full-year average. Simply holding the Q4 exit flat through 2026 therefore produces a full-year average 7.2% higher, so the 8.0% carried here is only 0.8 points above a no-further-increase path. Revision 3 assumed 3.0% against 11.5% cost inflation and had nothing behind it; revision 4 assumed 8.0% and had only a plausibility argument. The number is unchanged from revision 4 — but it is now the conservative reading of a disclosed run rate rather than a guess that happened to land in the right place</w:t>
             </w:r>
           </w:p>
         </w:tc>
@@ -12619,7 +12619,7 @@
                 <w:color w:val="1C3A36"/>
                 <w:sz w:val="14"/>
               </w:rPr>
-              <w:t>2024-12-31</w:t>
+              <w:t>2026-03-01</w:t>
             </w:r>
           </w:p>
         </w:tc>
@@ -12655,7 +12655,7 @@
                 <w:color w:val="1C3A36"/>
                 <w:sz w:val="14"/>
               </w:rPr>
-              <w:t>prov_fy25</w:t>
+              <w:t>prov_fy23</w:t>
             </w:r>
           </w:p>
         </w:tc>
@@ -12672,7 +12672,7 @@
                 <w:color w:val="1C3A36"/>
                 <w:sz w:val="14"/>
               </w:rPr>
-              <w:t>74.5057</w:t>
+              <w:t>15.2202</w:t>
             </w:r>
           </w:p>
         </w:tc>
@@ -12706,7 +12706,7 @@
                 <w:color w:val="1C3A36"/>
                 <w:sz w:val="14"/>
               </w:rPr>
-              <w:t>Audited consolidated financial statements for the year ended 31 December 2025, Deloitte (Wafik, Ramy &amp; Partners), signed 25 February 2026 — provisions charged, note 27</w:t>
+              <w:t>Audited consolidated financial statements for the year ended 31 December 2024, Deloitte (Wafik, Ramy &amp; Partners), signed 23 March 2025 — provisions charged, comparative</w:t>
             </w:r>
           </w:p>
         </w:tc>
@@ -12723,7 +12723,7 @@
                 <w:color w:val="1C3A36"/>
                 <w:sz w:val="14"/>
               </w:rPr>
-              <w:t>2025-12-31</w:t>
+              <w:t>2023-12-31</w:t>
             </w:r>
           </w:p>
         </w:tc>
@@ -12759,7 +12759,7 @@
                 <w:color w:val="1C3A36"/>
                 <w:sz w:val="14"/>
               </w:rPr>
-              <w:t>prov_h1_26</w:t>
+              <w:t>prov_fy24</w:t>
             </w:r>
           </w:p>
         </w:tc>
@@ -12776,7 +12776,7 @@
                 <w:color w:val="1C3A36"/>
                 <w:sz w:val="14"/>
               </w:rPr>
-              <w:t>31.4982</w:t>
+              <w:t>56.053</w:t>
             </w:r>
           </w:p>
         </w:tc>
@@ -12810,7 +12810,7 @@
                 <w:color w:val="1C3A36"/>
                 <w:sz w:val="14"/>
               </w:rPr>
-              <w:t>Reviewed condensed consolidated interim financial statements for the six months ended 30 June 2026, Wafik, Ramy &amp; Partners (Deloitte), limited review report attached; filed 13 August 2026 — provisions</w:t>
+              <w:t>Audited consolidated financial statements for the year ended 31 December 2025, Deloitte (Wafik, Ramy &amp; Partners), signed 25 February 2026 — provisions charged, comparative</w:t>
             </w:r>
           </w:p>
         </w:tc>
@@ -12827,7 +12827,7 @@
                 <w:color w:val="1C3A36"/>
                 <w:sz w:val="14"/>
               </w:rPr>
-              <w:t>2026-06-30</w:t>
+              <w:t>2024-12-31</w:t>
             </w:r>
           </w:p>
         </w:tc>
@@ -12863,7 +12863,7 @@
                 <w:color w:val="1C3A36"/>
                 <w:sz w:val="14"/>
               </w:rPr>
-              <w:t>prov_q1_26</w:t>
+              <w:t>prov_fy25</w:t>
             </w:r>
           </w:p>
         </w:tc>
@@ -12880,7 +12880,7 @@
                 <w:color w:val="1C3A36"/>
                 <w:sz w:val="14"/>
               </w:rPr>
-              <w:t>6.892</w:t>
+              <w:t>74.5057</w:t>
             </w:r>
           </w:p>
         </w:tc>
@@ -12914,7 +12914,7 @@
                 <w:color w:val="1C3A36"/>
                 <w:sz w:val="14"/>
               </w:rPr>
-              <w:t>Reviewed condensed consolidated interim financial statements for the three months ended 31 March 2026, Deloitte (Wafik, Ramy &amp; Partners), 25 May 2026 — provisions</w:t>
+              <w:t>Audited consolidated financial statements for the year ended 31 December 2025, Deloitte (Wafik, Ramy &amp; Partners), signed 25 February 2026 — provisions charged, note 27</w:t>
             </w:r>
           </w:p>
         </w:tc>
@@ -12931,7 +12931,7 @@
                 <w:color w:val="1C3A36"/>
                 <w:sz w:val="14"/>
               </w:rPr>
-              <w:t>2026-03-31</w:t>
+              <w:t>2025-12-31</w:t>
             </w:r>
           </w:p>
         </w:tc>
@@ -12967,7 +12967,7 @@
                 <w:color w:val="1C3A36"/>
                 <w:sz w:val="14"/>
               </w:rPr>
-              <w:t>recv_fy25</w:t>
+              <w:t>prov_h1_26</w:t>
             </w:r>
           </w:p>
         </w:tc>
@@ -12984,7 +12984,7 @@
                 <w:color w:val="1C3A36"/>
                 <w:sz w:val="14"/>
               </w:rPr>
-              <w:t>244.4164</w:t>
+              <w:t>31.4982</w:t>
             </w:r>
           </w:p>
         </w:tc>
@@ -13018,7 +13018,7 @@
                 <w:color w:val="1C3A36"/>
                 <w:sz w:val="14"/>
               </w:rPr>
-              <w:t>Audited consolidated financial statements for the year ended 31 December 2025, Deloitte (Wafik, Ramy &amp; Partners), signed 25 February 2026 — trade receivables (net of EGP 7.639mn expected credit losses), note 17</w:t>
+              <w:t>Reviewed condensed consolidated interim financial statements for the six months ended 30 June 2026, Wafik, Ramy &amp; Partners (Deloitte), limited review report attached; filed 13 August 2026 — provisions</w:t>
             </w:r>
           </w:p>
         </w:tc>
@@ -13035,7 +13035,7 @@
                 <w:color w:val="1C3A36"/>
                 <w:sz w:val="14"/>
               </w:rPr>
-              <w:t>2025-12-31</w:t>
+              <w:t>2026-06-30</w:t>
             </w:r>
           </w:p>
         </w:tc>
@@ -13071,7 +13071,7 @@
                 <w:color w:val="1C3A36"/>
                 <w:sz w:val="14"/>
               </w:rPr>
-              <w:t>rev_exp_fy24</w:t>
+              <w:t>prov_q1_26</w:t>
             </w:r>
           </w:p>
         </w:tc>
@@ -13088,7 +13088,7 @@
                 <w:color w:val="1C3A36"/>
                 <w:sz w:val="14"/>
               </w:rPr>
-              <w:t>3,846.4783</w:t>
+              <w:t>6.892</w:t>
             </w:r>
           </w:p>
         </w:tc>
@@ -13122,7 +13122,7 @@
                 <w:color w:val="1C3A36"/>
                 <w:sz w:val="14"/>
               </w:rPr>
-              <w:t>Audited consolidated financial statements for the year ended 31 December 2025, Deloitte (Wafik, Ramy &amp; Partners), signed 25 February 2026 — note 4, total export sales, comparative</w:t>
+              <w:t>Reviewed condensed consolidated interim financial statements for the three months ended 31 March 2026, Deloitte (Wafik, Ramy &amp; Partners), 25 May 2026 — provisions</w:t>
             </w:r>
           </w:p>
         </w:tc>
@@ -13139,7 +13139,7 @@
                 <w:color w:val="1C3A36"/>
                 <w:sz w:val="14"/>
               </w:rPr>
-              <w:t>2024-12-31</w:t>
+              <w:t>2026-03-31</w:t>
             </w:r>
           </w:p>
         </w:tc>
@@ -13175,7 +13175,7 @@
                 <w:color w:val="1C3A36"/>
                 <w:sz w:val="14"/>
               </w:rPr>
-              <w:t>rev_exp_fy25</w:t>
+              <w:t>recv_fy25</w:t>
             </w:r>
           </w:p>
         </w:tc>
@@ -13192,7 +13192,7 @@
                 <w:color w:val="1C3A36"/>
                 <w:sz w:val="14"/>
               </w:rPr>
-              <w:t>3,815.0019</w:t>
+              <w:t>244.4164</w:t>
             </w:r>
           </w:p>
         </w:tc>
@@ -13226,7 +13226,7 @@
                 <w:color w:val="1C3A36"/>
                 <w:sz w:val="14"/>
               </w:rPr>
-              <w:t>Audited consolidated financial statements for the year ended 31 December 2025, Deloitte (Wafik, Ramy &amp; Partners), signed 25 February 2026 — note 4, total export sales including transportation services</w:t>
+              <w:t>Audited consolidated financial statements for the year ended 31 December 2025, Deloitte (Wafik, Ramy &amp; Partners), signed 25 February 2026 — trade receivables (net of EGP 7.639mn expected credit losses), note 17</w:t>
             </w:r>
           </w:p>
         </w:tc>
@@ -13279,7 +13279,7 @@
                 <w:color w:val="1C3A36"/>
                 <w:sz w:val="14"/>
               </w:rPr>
-              <w:t>rev_exp_goods_fy25</w:t>
+              <w:t>rev_exp_fy24</w:t>
             </w:r>
           </w:p>
         </w:tc>
@@ -13296,7 +13296,7 @@
                 <w:color w:val="1C3A36"/>
                 <w:sz w:val="14"/>
               </w:rPr>
-              <w:t>3,356.4224</w:t>
+              <w:t>3,846.4783</w:t>
             </w:r>
           </w:p>
         </w:tc>
@@ -13330,7 +13330,7 @@
                 <w:color w:val="1C3A36"/>
                 <w:sz w:val="14"/>
               </w:rPr>
-              <w:t>Audited consolidated financial statements for the year ended 31 December 2025, Deloitte (Wafik, Ramy &amp; Partners), signed 25 February 2026 — note 4, export sales of goods</w:t>
+              <w:t>Audited consolidated financial statements for the year ended 31 December 2025, Deloitte (Wafik, Ramy &amp; Partners), signed 25 February 2026 — note 4, total export sales, comparative</w:t>
             </w:r>
           </w:p>
         </w:tc>
@@ -13347,7 +13347,7 @@
                 <w:color w:val="1C3A36"/>
                 <w:sz w:val="14"/>
               </w:rPr>
-              <w:t>2025-12-31</w:t>
+              <w:t>2024-12-31</w:t>
             </w:r>
           </w:p>
         </w:tc>
@@ -13383,7 +13383,7 @@
                 <w:color w:val="1C3A36"/>
                 <w:sz w:val="14"/>
               </w:rPr>
-              <w:t>rev_exp_svc_fy25</w:t>
+              <w:t>rev_exp_fy25</w:t>
             </w:r>
           </w:p>
         </w:tc>
@@ -13400,7 +13400,7 @@
                 <w:color w:val="1C3A36"/>
                 <w:sz w:val="14"/>
               </w:rPr>
-              <w:t>458.5795</w:t>
+              <w:t>3,815.0019</w:t>
             </w:r>
           </w:p>
         </w:tc>
@@ -13434,7 +13434,7 @@
                 <w:color w:val="1C3A36"/>
                 <w:sz w:val="14"/>
               </w:rPr>
-              <w:t>Audited consolidated financial statements for the year ended 31 December 2025, Deloitte (Wafik, Ramy &amp; Partners), signed 25 February 2026 — note 4, export services</w:t>
+              <w:t>Audited consolidated financial statements for the year ended 31 December 2025, Deloitte (Wafik, Ramy &amp; Partners), signed 25 February 2026 — note 4, total export sales including transportation services</w:t>
             </w:r>
           </w:p>
         </w:tc>
@@ -13487,7 +13487,7 @@
                 <w:color w:val="1C3A36"/>
                 <w:sz w:val="14"/>
               </w:rPr>
-              <w:t>rev_fy22</w:t>
+              <w:t>rev_exp_goods_fy25</w:t>
             </w:r>
           </w:p>
         </w:tc>
@@ -13504,7 +13504,7 @@
                 <w:color w:val="1C3A36"/>
                 <w:sz w:val="14"/>
               </w:rPr>
-              <w:t>4,675.0028</w:t>
+              <w:t>3,356.4224</w:t>
             </w:r>
           </w:p>
         </w:tc>
@@ -13538,7 +13538,7 @@
                 <w:color w:val="1C3A36"/>
                 <w:sz w:val="14"/>
               </w:rPr>
-              <w:t>Audited consolidated financial statements for the year ended 31 December 2022 — sales (net). Carried only to measure how much of a year ARCC's first half is</w:t>
+              <w:t>Audited consolidated financial statements for the year ended 31 December 2025, Deloitte (Wafik, Ramy &amp; Partners), signed 25 February 2026 — note 4, export sales of goods</w:t>
             </w:r>
           </w:p>
         </w:tc>
@@ -13555,7 +13555,7 @@
                 <w:color w:val="1C3A36"/>
                 <w:sz w:val="14"/>
               </w:rPr>
-              <w:t>2022-12-31</w:t>
+              <w:t>2025-12-31</w:t>
             </w:r>
           </w:p>
         </w:tc>
@@ -13591,7 +13591,7 @@
                 <w:color w:val="1C3A36"/>
                 <w:sz w:val="14"/>
               </w:rPr>
-              <w:t>rev_fy23</w:t>
+              <w:t>rev_exp_svc_fy25</w:t>
             </w:r>
           </w:p>
         </w:tc>
@@ -13608,7 +13608,7 @@
                 <w:color w:val="1C3A36"/>
                 <w:sz w:val="14"/>
               </w:rPr>
-              <w:t>6,042.8313</w:t>
+              <w:t>458.5795</w:t>
             </w:r>
           </w:p>
         </w:tc>
@@ -13642,7 +13642,7 @@
                 <w:color w:val="1C3A36"/>
                 <w:sz w:val="14"/>
               </w:rPr>
-              <w:t>Audited consolidated financial statements for the year ended 31 December 2024, Deloitte (Wafik, Ramy &amp; Partners), signed 23 March 2025 — sales (net), comparative column</w:t>
+              <w:t>Audited consolidated financial statements for the year ended 31 December 2025, Deloitte (Wafik, Ramy &amp; Partners), signed 25 February 2026 — note 4, export services</w:t>
             </w:r>
           </w:p>
         </w:tc>
@@ -13659,7 +13659,7 @@
                 <w:color w:val="1C3A36"/>
                 <w:sz w:val="14"/>
               </w:rPr>
-              <w:t>2023-12-31</w:t>
+              <w:t>2025-12-31</w:t>
             </w:r>
           </w:p>
         </w:tc>
@@ -13695,7 +13695,7 @@
                 <w:color w:val="1C3A36"/>
                 <w:sz w:val="14"/>
               </w:rPr>
-              <w:t>rev_fy24</w:t>
+              <w:t>rev_fy22</w:t>
             </w:r>
           </w:p>
         </w:tc>
@@ -13712,7 +13712,7 @@
                 <w:color w:val="1C3A36"/>
                 <w:sz w:val="14"/>
               </w:rPr>
-              <w:t>8,729.7828</w:t>
+              <w:t>4,675.0028</w:t>
             </w:r>
           </w:p>
         </w:tc>
@@ -13746,7 +13746,7 @@
                 <w:color w:val="1C3A36"/>
                 <w:sz w:val="14"/>
               </w:rPr>
-              <w:t>Audited consolidated financial statements for the year ended 31 December 2025, Deloitte (Wafik, Ramy &amp; Partners), signed 25 February 2026 — sales (net), comparative column</w:t>
+              <w:t>Audited consolidated financial statements for the year ended 31 December 2022 — sales (net). Carried only to measure how much of a year ARCC's first half is</w:t>
             </w:r>
           </w:p>
         </w:tc>
@@ -13763,7 +13763,7 @@
                 <w:color w:val="1C3A36"/>
                 <w:sz w:val="14"/>
               </w:rPr>
-              <w:t>2024-12-31</w:t>
+              <w:t>2022-12-31</w:t>
             </w:r>
           </w:p>
         </w:tc>
@@ -13799,7 +13799,7 @@
                 <w:color w:val="1C3A36"/>
                 <w:sz w:val="14"/>
               </w:rPr>
-              <w:t>rev_fy25</w:t>
+              <w:t>rev_fy23</w:t>
             </w:r>
           </w:p>
         </w:tc>
@@ -13816,7 +13816,7 @@
                 <w:color w:val="1C3A36"/>
                 <w:sz w:val="14"/>
               </w:rPr>
-              <w:t>12,447.3201</w:t>
+              <w:t>6,042.8313</w:t>
             </w:r>
           </w:p>
         </w:tc>
@@ -13850,7 +13850,7 @@
                 <w:color w:val="1C3A36"/>
                 <w:sz w:val="14"/>
               </w:rPr>
-              <w:t>Audited consolidated financial statements for the year ended 31 December 2025, Deloitte (Wafik, Ramy &amp; Partners), signed 25 February 2026 — sales (net)</w:t>
+              <w:t>Audited consolidated financial statements for the year ended 31 December 2024, Deloitte (Wafik, Ramy &amp; Partners), signed 23 March 2025 — sales (net), comparative column</w:t>
             </w:r>
           </w:p>
         </w:tc>
@@ -13867,7 +13867,7 @@
                 <w:color w:val="1C3A36"/>
                 <w:sz w:val="14"/>
               </w:rPr>
-              <w:t>2025-12-31</w:t>
+              <w:t>2023-12-31</w:t>
             </w:r>
           </w:p>
         </w:tc>
@@ -13903,7 +13903,7 @@
                 <w:color w:val="1C3A36"/>
                 <w:sz w:val="14"/>
               </w:rPr>
-              <w:t>rev_h1_22</w:t>
+              <w:t>rev_fy24</w:t>
             </w:r>
           </w:p>
         </w:tc>
@@ -13920,7 +13920,7 @@
                 <w:color w:val="1C3A36"/>
                 <w:sz w:val="14"/>
               </w:rPr>
-              <w:t>2,129.459</w:t>
+              <w:t>8,729.7828</w:t>
             </w:r>
           </w:p>
         </w:tc>
@@ -13954,7 +13954,7 @@
                 <w:color w:val="1C3A36"/>
                 <w:sz w:val="14"/>
               </w:rPr>
-              <w:t>Reviewed interim statements, six months ended 30 June 2022, comparative column of the H1-2023 filing — sales (net). Foots: less cost of sales 1,704.834656 gives the printed gross profit of 424.624297</w:t>
+              <w:t>Audited consolidated financial statements for the year ended 31 December 2025, Deloitte (Wafik, Ramy &amp; Partners), signed 25 February 2026 — sales (net), comparative column</w:t>
             </w:r>
           </w:p>
         </w:tc>
@@ -13971,7 +13971,7 @@
                 <w:color w:val="1C3A36"/>
                 <w:sz w:val="14"/>
               </w:rPr>
-              <w:t>2022-06-30</w:t>
+              <w:t>2024-12-31</w:t>
             </w:r>
           </w:p>
         </w:tc>
@@ -14007,7 +14007,7 @@
                 <w:color w:val="1C3A36"/>
                 <w:sz w:val="14"/>
               </w:rPr>
-              <w:t>rev_h1_23</w:t>
+              <w:t>rev_fy25</w:t>
             </w:r>
           </w:p>
         </w:tc>
@@ -14024,7 +14024,7 @@
                 <w:color w:val="1C3A36"/>
                 <w:sz w:val="14"/>
               </w:rPr>
-              <w:t>3,184.0346</w:t>
+              <w:t>12,447.3201</w:t>
             </w:r>
           </w:p>
         </w:tc>
@@ -14058,7 +14058,7 @@
                 <w:color w:val="1C3A36"/>
                 <w:sz w:val="14"/>
               </w:rPr>
-              <w:t>Reviewed condensed consolidated interim financial statements for the six months ended 30 June 2023 — sales (net). Foots: less cost of sales 2,536.411167 gives the printed gross profit of 647.623420</w:t>
+              <w:t>Audited consolidated financial statements for the year ended 31 December 2025, Deloitte (Wafik, Ramy &amp; Partners), signed 25 February 2026 — sales (net)</w:t>
             </w:r>
           </w:p>
         </w:tc>
@@ -14075,7 +14075,7 @@
                 <w:color w:val="1C3A36"/>
                 <w:sz w:val="14"/>
               </w:rPr>
-              <w:t>2023-06-30</w:t>
+              <w:t>2025-12-31</w:t>
             </w:r>
           </w:p>
         </w:tc>
@@ -14111,7 +14111,7 @@
                 <w:color w:val="1C3A36"/>
                 <w:sz w:val="14"/>
               </w:rPr>
-              <w:t>rev_h1_25</w:t>
+              <w:t>rev_h1_22</w:t>
             </w:r>
           </w:p>
         </w:tc>
@@ -14128,7 +14128,7 @@
                 <w:color w:val="1C3A36"/>
                 <w:sz w:val="14"/>
               </w:rPr>
-              <w:t>5,499.9116</w:t>
+              <w:t>2,129.459</w:t>
             </w:r>
           </w:p>
         </w:tc>
@@ -14162,7 +14162,7 @@
                 <w:color w:val="1C3A36"/>
                 <w:sz w:val="14"/>
               </w:rPr>
-              <w:t>Reviewed condensed consolidated interim financial statements for the six months ended 30 June 2026, Wafik, Ramy &amp; Partners (Deloitte), limited review report attached; filed 13 August 2026 — sales (net), comparative six months</w:t>
+              <w:t>Reviewed interim statements, six months ended 30 June 2022, comparative column of the H1-2023 filing — sales (net). Foots: less cost of sales 1,704.834656 gives the printed gross profit of 424.624297</w:t>
             </w:r>
           </w:p>
         </w:tc>
@@ -14179,7 +14179,7 @@
                 <w:color w:val="1C3A36"/>
                 <w:sz w:val="14"/>
               </w:rPr>
-              <w:t>2025-06-30</w:t>
+              <w:t>2022-06-30</w:t>
             </w:r>
           </w:p>
         </w:tc>
@@ -14215,7 +14215,7 @@
                 <w:color w:val="1C3A36"/>
                 <w:sz w:val="14"/>
               </w:rPr>
-              <w:t>rev_h1_25_exp_goods</w:t>
+              <w:t>rev_h1_23</w:t>
             </w:r>
           </w:p>
         </w:tc>
@@ -14232,7 +14232,7 @@
                 <w:color w:val="1C3A36"/>
                 <w:sz w:val="14"/>
               </w:rPr>
-              <w:t>1,315.3498</w:t>
+              <w:t>3,184.0346</w:t>
             </w:r>
           </w:p>
         </w:tc>
@@ -14266,7 +14266,7 @@
                 <w:color w:val="1C3A36"/>
                 <w:sz w:val="14"/>
               </w:rPr>
-              <w:t>Reviewed condensed consolidated interim financial statements for the six months ended 30 June 2026, Wafik, Ramy &amp; Partners (Deloitte), limited review report attached; filed 13 August 2026 — note 3, export sales of goods, comparative</w:t>
+              <w:t>Reviewed condensed consolidated interim financial statements for the six months ended 30 June 2023 — sales (net). Foots: less cost of sales 2,536.411167 gives the printed gross profit of 647.623420</w:t>
             </w:r>
           </w:p>
         </w:tc>
@@ -14283,7 +14283,7 @@
                 <w:color w:val="1C3A36"/>
                 <w:sz w:val="14"/>
               </w:rPr>
-              <w:t>2025-06-30</w:t>
+              <w:t>2023-06-30</w:t>
             </w:r>
           </w:p>
         </w:tc>
@@ -14319,7 +14319,7 @@
                 <w:color w:val="1C3A36"/>
                 <w:sz w:val="14"/>
               </w:rPr>
-              <w:t>rev_h1_25_loc_goods</w:t>
+              <w:t>rev_h1_25</w:t>
             </w:r>
           </w:p>
         </w:tc>
@@ -14336,7 +14336,7 @@
                 <w:color w:val="1C3A36"/>
                 <w:sz w:val="14"/>
               </w:rPr>
-              <w:t>3,828.6172</w:t>
+              <w:t>5,499.9116</w:t>
             </w:r>
           </w:p>
         </w:tc>
@@ -14370,7 +14370,7 @@
                 <w:color w:val="1C3A36"/>
                 <w:sz w:val="14"/>
               </w:rPr>
-              <w:t>Reviewed condensed consolidated interim financial statements for the six months ended 30 June 2026, Wafik, Ramy &amp; Partners (Deloitte), limited review report attached; filed 13 August 2026 — note 3, local sales of goods, comparative</w:t>
+              <w:t>Reviewed condensed consolidated interim financial statements for the six months ended 30 June 2026, Wafik, Ramy &amp; Partners (Deloitte), limited review report attached; filed 13 August 2026 — sales (net), comparative six months</w:t>
             </w:r>
           </w:p>
         </w:tc>
@@ -14423,7 +14423,7 @@
                 <w:color w:val="1C3A36"/>
                 <w:sz w:val="14"/>
               </w:rPr>
-              <w:t>rev_h1_25_svc</w:t>
+              <w:t>rev_h1_25_exp_goods</w:t>
             </w:r>
           </w:p>
         </w:tc>
@@ -14440,7 +14440,7 @@
                 <w:color w:val="1C3A36"/>
                 <w:sz w:val="14"/>
               </w:rPr>
-              <w:t>355.9446</w:t>
+              <w:t>1,315.3498</w:t>
             </w:r>
           </w:p>
         </w:tc>
@@ -14474,7 +14474,7 @@
                 <w:color w:val="1C3A36"/>
                 <w:sz w:val="14"/>
               </w:rPr>
-              <w:t>Reviewed condensed consolidated interim financial statements for the six months ended 30 June 2026, Wafik, Ramy &amp; Partners (Deloitte), limited review report attached; filed 13 August 2026 — note 3, transportation services, comparative: local 127.753131 plus export 228.191479</w:t>
+              <w:t>Reviewed condensed consolidated interim financial statements for the six months ended 30 June 2026, Wafik, Ramy &amp; Partners (Deloitte), limited review report attached; filed 13 August 2026 — note 3, export sales of goods, comparative</w:t>
             </w:r>
           </w:p>
         </w:tc>
@@ -14527,7 +14527,7 @@
                 <w:color w:val="1C3A36"/>
                 <w:sz w:val="14"/>
               </w:rPr>
-              <w:t>rev_h1_26</w:t>
+              <w:t>rev_h1_25_loc_goods</w:t>
             </w:r>
           </w:p>
         </w:tc>
@@ -14544,7 +14544,7 @@
                 <w:color w:val="1C3A36"/>
                 <w:sz w:val="14"/>
               </w:rPr>
-              <w:t>6,080.5777</w:t>
+              <w:t>3,828.6172</w:t>
             </w:r>
           </w:p>
         </w:tc>
@@ -14578,7 +14578,7 @@
                 <w:color w:val="1C3A36"/>
                 <w:sz w:val="14"/>
               </w:rPr>
-              <w:t>Reviewed condensed consolidated interim financial statements for the six months ended 30 June 2026, Wafik, Ramy &amp; Partners (Deloitte), limited review report attached; filed 13 August 2026 — sales (net), six months</w:t>
+              <w:t>Reviewed condensed consolidated interim financial statements for the six months ended 30 June 2026, Wafik, Ramy &amp; Partners (Deloitte), limited review report attached; filed 13 August 2026 — note 3, local sales of goods, comparative</w:t>
             </w:r>
           </w:p>
         </w:tc>
@@ -14595,7 +14595,7 @@
                 <w:color w:val="1C3A36"/>
                 <w:sz w:val="14"/>
               </w:rPr>
-              <w:t>2026-06-30</w:t>
+              <w:t>2025-06-30</w:t>
             </w:r>
           </w:p>
         </w:tc>
@@ -14631,7 +14631,7 @@
                 <w:color w:val="1C3A36"/>
                 <w:sz w:val="14"/>
               </w:rPr>
-              <w:t>rev_h1_26_exp_goods</w:t>
+              <w:t>rev_h1_25_svc</w:t>
             </w:r>
           </w:p>
         </w:tc>
@@ -14648,7 +14648,7 @@
                 <w:color w:val="1C3A36"/>
                 <w:sz w:val="14"/>
               </w:rPr>
-              <w:t>1,264.8561</w:t>
+              <w:t>355.9446</w:t>
             </w:r>
           </w:p>
         </w:tc>
@@ -14682,7 +14682,7 @@
                 <w:color w:val="1C3A36"/>
                 <w:sz w:val="14"/>
               </w:rPr>
-              <w:t>Reviewed condensed consolidated interim financial statements for the six months ended 30 June 2026, Wafik, Ramy &amp; Partners (Deloitte), limited review report attached; filed 13 August 2026 — note 3, export sales of goods</w:t>
+              <w:t>Reviewed condensed consolidated interim financial statements for the six months ended 30 June 2026, Wafik, Ramy &amp; Partners (Deloitte), limited review report attached; filed 13 August 2026 — note 3, transportation services, comparative: local 127.753131 plus export 228.191479</w:t>
             </w:r>
           </w:p>
         </w:tc>
@@ -14699,7 +14699,7 @@
                 <w:color w:val="1C3A36"/>
                 <w:sz w:val="14"/>
               </w:rPr>
-              <w:t>2026-06-30</w:t>
+              <w:t>2025-06-30</w:t>
             </w:r>
           </w:p>
         </w:tc>
@@ -14735,7 +14735,7 @@
                 <w:color w:val="1C3A36"/>
                 <w:sz w:val="14"/>
               </w:rPr>
-              <w:t>rev_h1_26_loc_goods</w:t>
+              <w:t>rev_h1_26</w:t>
             </w:r>
           </w:p>
         </w:tc>
@@ -14752,7 +14752,7 @@
                 <w:color w:val="1C3A36"/>
                 <w:sz w:val="14"/>
               </w:rPr>
-              <w:t>4,536.7838</w:t>
+              <w:t>6,080.5777</w:t>
             </w:r>
           </w:p>
         </w:tc>
@@ -14786,7 +14786,7 @@
                 <w:color w:val="1C3A36"/>
                 <w:sz w:val="14"/>
               </w:rPr>
-              <w:t>Reviewed condensed consolidated interim financial statements for the six months ended 30 June 2026, Wafik, Ramy &amp; Partners (Deloitte), limited review report attached; filed 13 August 2026 — note 3, local sales of goods</w:t>
+              <w:t>Reviewed condensed consolidated interim financial statements for the six months ended 30 June 2026, Wafik, Ramy &amp; Partners (Deloitte), limited review report attached; filed 13 August 2026 — sales (net), six months</w:t>
             </w:r>
           </w:p>
         </w:tc>
@@ -14839,7 +14839,7 @@
                 <w:color w:val="1C3A36"/>
                 <w:sz w:val="14"/>
               </w:rPr>
-              <w:t>rev_h1_26_svc</w:t>
+              <w:t>rev_h1_26_exp_goods</w:t>
             </w:r>
           </w:p>
         </w:tc>
@@ -14856,7 +14856,7 @@
                 <w:color w:val="1C3A36"/>
                 <w:sz w:val="14"/>
               </w:rPr>
-              <w:t>278.9379</w:t>
+              <w:t>1,264.8561</w:t>
             </w:r>
           </w:p>
         </w:tc>
@@ -14890,7 +14890,7 @@
                 <w:color w:val="1C3A36"/>
                 <w:sz w:val="14"/>
               </w:rPr>
-              <w:t>Reviewed condensed consolidated interim financial statements for the six months ended 30 June 2026, Wafik, Ramy &amp; Partners (Deloitte), limited review report attached; filed 13 August 2026 — note 3, local transportation services 202.748365 plus export transportation services 76.189520</w:t>
+              <w:t>Reviewed condensed consolidated interim financial statements for the six months ended 30 June 2026, Wafik, Ramy &amp; Partners (Deloitte), limited review report attached; filed 13 August 2026 — note 3, export sales of goods</w:t>
             </w:r>
           </w:p>
         </w:tc>
@@ -14943,7 +14943,7 @@
                 <w:color w:val="1C3A36"/>
                 <w:sz w:val="14"/>
               </w:rPr>
-              <w:t>rev_local_fy24</w:t>
+              <w:t>rev_h1_26_loc_goods</w:t>
             </w:r>
           </w:p>
         </w:tc>
@@ -14960,7 +14960,7 @@
                 <w:color w:val="1C3A36"/>
                 <w:sz w:val="14"/>
               </w:rPr>
-              <w:t>4,883.3045</w:t>
+              <w:t>4,536.7838</w:t>
             </w:r>
           </w:p>
         </w:tc>
@@ -14994,7 +14994,7 @@
                 <w:color w:val="1C3A36"/>
                 <w:sz w:val="14"/>
               </w:rPr>
-              <w:t>Audited consolidated financial statements for the year ended 31 December 2025, Deloitte (Wafik, Ramy &amp; Partners), signed 25 February 2026 — note 4, total local sales, comparative</w:t>
+              <w:t>Reviewed condensed consolidated interim financial statements for the six months ended 30 June 2026, Wafik, Ramy &amp; Partners (Deloitte), limited review report attached; filed 13 August 2026 — note 3, local sales of goods</w:t>
             </w:r>
           </w:p>
         </w:tc>
@@ -15011,7 +15011,7 @@
                 <w:color w:val="1C3A36"/>
                 <w:sz w:val="14"/>
               </w:rPr>
-              <w:t>2024-12-31</w:t>
+              <w:t>2026-06-30</w:t>
             </w:r>
           </w:p>
         </w:tc>
@@ -15047,7 +15047,7 @@
                 <w:color w:val="1C3A36"/>
                 <w:sz w:val="14"/>
               </w:rPr>
-              <w:t>rev_local_goods_fy25</w:t>
+              <w:t>rev_h1_26_svc</w:t>
             </w:r>
           </w:p>
         </w:tc>
@@ -15064,7 +15064,7 @@
                 <w:color w:val="1C3A36"/>
                 <w:sz w:val="14"/>
               </w:rPr>
-              <w:t>8,350.4546</w:t>
+              <w:t>278.9379</w:t>
             </w:r>
           </w:p>
         </w:tc>
@@ -15098,7 +15098,7 @@
                 <w:color w:val="1C3A36"/>
                 <w:sz w:val="14"/>
               </w:rPr>
-              <w:t>Audited consolidated financial statements for the year ended 31 December 2025, Deloitte (Wafik, Ramy &amp; Partners), signed 25 February 2026 — note 4, local sales of goods</w:t>
+              <w:t>Reviewed condensed consolidated interim financial statements for the six months ended 30 June 2026, Wafik, Ramy &amp; Partners (Deloitte), limited review report attached; filed 13 August 2026 — note 3, local transportation services 202.748365 plus export transportation services 76.189520</w:t>
             </w:r>
           </w:p>
         </w:tc>
@@ -15115,7 +15115,7 @@
                 <w:color w:val="1C3A36"/>
                 <w:sz w:val="14"/>
               </w:rPr>
-              <w:t>2025-12-31</w:t>
+              <w:t>2026-06-30</w:t>
             </w:r>
           </w:p>
         </w:tc>
@@ -15151,7 +15151,7 @@
                 <w:color w:val="1C3A36"/>
                 <w:sz w:val="14"/>
               </w:rPr>
-              <w:t>rev_local_svc_fy25</w:t>
+              <w:t>rev_local_fy24</w:t>
             </w:r>
           </w:p>
         </w:tc>
@@ -15168,7 +15168,7 @@
                 <w:color w:val="1C3A36"/>
                 <w:sz w:val="14"/>
               </w:rPr>
-              <w:t>281.8635</w:t>
+              <w:t>4,883.3045</w:t>
             </w:r>
           </w:p>
         </w:tc>
@@ -15202,7 +15202,7 @@
                 <w:color w:val="1C3A36"/>
                 <w:sz w:val="14"/>
               </w:rPr>
-              <w:t>Audited consolidated financial statements for the year ended 31 December 2025, Deloitte (Wafik, Ramy &amp; Partners), signed 25 February 2026 — note 4, local services</w:t>
+              <w:t>Audited consolidated financial statements for the year ended 31 December 2025, Deloitte (Wafik, Ramy &amp; Partners), signed 25 February 2026 — note 4, total local sales, comparative</w:t>
             </w:r>
           </w:p>
         </w:tc>
@@ -15219,7 +15219,7 @@
                 <w:color w:val="1C3A36"/>
                 <w:sz w:val="14"/>
               </w:rPr>
-              <w:t>2025-12-31</w:t>
+              <w:t>2024-12-31</w:t>
             </w:r>
           </w:p>
         </w:tc>
@@ -15255,7 +15255,7 @@
                 <w:color w:val="1C3A36"/>
                 <w:sz w:val="14"/>
               </w:rPr>
-              <w:t>rev_q1_25</w:t>
+              <w:t>rev_local_goods_fy25</w:t>
             </w:r>
           </w:p>
         </w:tc>
@@ -15272,7 +15272,7 @@
                 <w:color w:val="1C3A36"/>
                 <w:sz w:val="14"/>
               </w:rPr>
-              <w:t>2,554.4481</w:t>
+              <w:t>8,350.4546</w:t>
             </w:r>
           </w:p>
         </w:tc>
@@ -15306,7 +15306,7 @@
                 <w:color w:val="1C3A36"/>
                 <w:sz w:val="14"/>
               </w:rPr>
-              <w:t>Reviewed condensed consolidated interim financial statements for the three months ended 31 March 2026, Deloitte (Wafik, Ramy &amp; Partners), 25 May 2026 — sales (net), comparative</w:t>
+              <w:t>Audited consolidated financial statements for the year ended 31 December 2025, Deloitte (Wafik, Ramy &amp; Partners), signed 25 February 2026 — note 4, local sales of goods</w:t>
             </w:r>
           </w:p>
         </w:tc>
@@ -15323,7 +15323,7 @@
                 <w:color w:val="1C3A36"/>
                 <w:sz w:val="14"/>
               </w:rPr>
-              <w:t>2025-03-31</w:t>
+              <w:t>2025-12-31</w:t>
             </w:r>
           </w:p>
         </w:tc>
@@ -15359,7 +15359,7 @@
                 <w:color w:val="1C3A36"/>
                 <w:sz w:val="14"/>
               </w:rPr>
-              <w:t>rev_q1_26</w:t>
+              <w:t>rev_local_svc_fy25</w:t>
             </w:r>
           </w:p>
         </w:tc>
@@ -15376,7 +15376,7 @@
                 <w:color w:val="1C3A36"/>
                 <w:sz w:val="14"/>
               </w:rPr>
-              <w:t>2,995.9594</w:t>
+              <w:t>281.8635</w:t>
             </w:r>
           </w:p>
         </w:tc>
@@ -15410,7 +15410,7 @@
                 <w:color w:val="1C3A36"/>
                 <w:sz w:val="14"/>
               </w:rPr>
-              <w:t>Reviewed condensed consolidated interim financial statements for the three months ended 31 March 2026, Deloitte (Wafik, Ramy &amp; Partners), 25 May 2026 — sales (net)</w:t>
+              <w:t>Audited consolidated financial statements for the year ended 31 December 2025, Deloitte (Wafik, Ramy &amp; Partners), signed 25 February 2026 — note 4, local services</w:t>
             </w:r>
           </w:p>
         </w:tc>
@@ -15427,7 +15427,7 @@
                 <w:color w:val="1C3A36"/>
                 <w:sz w:val="14"/>
               </w:rPr>
-              <w:t>2026-03-31</w:t>
+              <w:t>2025-12-31</w:t>
             </w:r>
           </w:p>
         </w:tc>
@@ -15463,7 +15463,7 @@
                 <w:color w:val="1C3A36"/>
                 <w:sz w:val="14"/>
               </w:rPr>
-              <w:t>shares_issued</w:t>
+              <w:t>rev_q1_25</w:t>
             </w:r>
           </w:p>
         </w:tc>
@@ -15480,7 +15480,7 @@
                 <w:color w:val="1C3A36"/>
                 <w:sz w:val="14"/>
               </w:rPr>
-              <w:t>378.7397</w:t>
+              <w:t>2,554.4481</w:t>
             </w:r>
           </w:p>
         </w:tc>
@@ -15514,7 +15514,7 @@
                 <w:color w:val="1C3A36"/>
                 <w:sz w:val="14"/>
               </w:rPr>
-              <w:t>Audited consolidated financial statements for the year ended 31 December 2025, Deloitte (Wafik, Ramy &amp; Partners), signed 25 February 2026, note 20: 378,739,700 ordinary shares authorised, issued and fully paid at EGP 2 par, issued capital EGP 757,479,400</w:t>
+              <w:t>Reviewed condensed consolidated interim financial statements for the three months ended 31 March 2026, Deloitte (Wafik, Ramy &amp; Partners), 25 May 2026 — sales (net), comparative</w:t>
             </w:r>
           </w:p>
         </w:tc>
@@ -15531,7 +15531,7 @@
                 <w:color w:val="1C3A36"/>
                 <w:sz w:val="14"/>
               </w:rPr>
-              <w:t>2025-12-31</w:t>
+              <w:t>2025-03-31</w:t>
             </w:r>
           </w:p>
         </w:tc>
@@ -15567,7 +15567,7 @@
                 <w:color w:val="1C3A36"/>
                 <w:sz w:val="14"/>
               </w:rPr>
-              <w:t>shares_treasury</w:t>
+              <w:t>rev_q1_26</w:t>
             </w:r>
           </w:p>
         </w:tc>
@@ -15584,7 +15584,7 @@
                 <w:color w:val="1C3A36"/>
                 <w:sz w:val="14"/>
               </w:rPr>
-              <w:t>3.8723</w:t>
+              <w:t>2,995.9594</w:t>
             </w:r>
           </w:p>
         </w:tc>
@@ -15618,7 +15618,7 @@
                 <w:color w:val="1C3A36"/>
                 <w:sz w:val="14"/>
               </w:rPr>
-              <w:t>Audited consolidated financial statements for the year ended 31 December 2025, Deloitte (Wafik, Ramy &amp; Partners), signed 25 February 2026, note 21: 3,872,255 treasury shares acquired during 2025 for EGP 143,327,985, being 1% of capital, under a board approval of 21 July 2025</w:t>
+              <w:t>Reviewed condensed consolidated interim financial statements for the three months ended 31 March 2026, Deloitte (Wafik, Ramy &amp; Partners), 25 May 2026 — sales (net)</w:t>
             </w:r>
           </w:p>
         </w:tc>
@@ -15635,7 +15635,7 @@
                 <w:color w:val="1C3A36"/>
                 <w:sz w:val="14"/>
               </w:rPr>
-              <w:t>2025-12-31</w:t>
+              <w:t>2026-03-31</w:t>
             </w:r>
           </w:p>
         </w:tc>
@@ -15671,7 +15671,7 @@
                 <w:color w:val="1C3A36"/>
                 <w:sz w:val="14"/>
               </w:rPr>
-              <w:t>shares_wavg_fy24</w:t>
+              <w:t>shares_issued</w:t>
             </w:r>
           </w:p>
         </w:tc>
@@ -15722,7 +15722,7 @@
                 <w:color w:val="1C3A36"/>
                 <w:sz w:val="14"/>
               </w:rPr>
-              <w:t>Audited consolidated financial statements for the year ended 31 December 2025, Deloitte (Wafik, Ramy &amp; Partners), signed 25 February 2026, note 11, comparative</w:t>
+              <w:t>Audited consolidated financial statements for the year ended 31 December 2025, Deloitte (Wafik, Ramy &amp; Partners), signed 25 February 2026, note 20: 378,739,700 ordinary shares authorised, issued and fully paid at EGP 2 par, issued capital EGP 757,479,400</w:t>
             </w:r>
           </w:p>
         </w:tc>
@@ -15739,7 +15739,7 @@
                 <w:color w:val="1C3A36"/>
                 <w:sz w:val="14"/>
               </w:rPr>
-              <w:t>2024-12-31</w:t>
+              <w:t>2025-12-31</w:t>
             </w:r>
           </w:p>
         </w:tc>
@@ -15775,7 +15775,7 @@
                 <w:color w:val="1C3A36"/>
                 <w:sz w:val="14"/>
               </w:rPr>
-              <w:t>shares_wavg_fy25</w:t>
+              <w:t>shares_treasury</w:t>
             </w:r>
           </w:p>
         </w:tc>
@@ -15792,7 +15792,7 @@
                 <w:color w:val="1C3A36"/>
                 <w:sz w:val="14"/>
               </w:rPr>
-              <w:t>377.1556</w:t>
+              <w:t>3.8723</w:t>
             </w:r>
           </w:p>
         </w:tc>
@@ -15826,7 +15826,7 @@
                 <w:color w:val="1C3A36"/>
                 <w:sz w:val="14"/>
               </w:rPr>
-              <w:t>Audited consolidated financial statements for the year ended 31 December 2025, Deloitte (Wafik, Ramy &amp; Partners), signed 25 February 2026, note 11: weighted average ordinary shares for earnings per share, after excluding treasury shares</w:t>
+              <w:t>Audited consolidated financial statements for the year ended 31 December 2025, Deloitte (Wafik, Ramy &amp; Partners), signed 25 February 2026, note 21: 3,872,255 treasury shares acquired during 2025 for EGP 143,327,985, being 1% of capital, under a board approval of 21 July 2025</w:t>
             </w:r>
           </w:p>
         </w:tc>
@@ -15879,7 +15879,7 @@
                 <w:color w:val="1C3A36"/>
                 <w:sz w:val="14"/>
               </w:rPr>
-              <w:t>svc_share</w:t>
+              <w:t>shares_wavg_fy24</w:t>
             </w:r>
           </w:p>
         </w:tc>
@@ -15896,7 +15896,7 @@
                 <w:color w:val="1C3A36"/>
                 <w:sz w:val="14"/>
               </w:rPr>
-              <w:t>0.0633</w:t>
+              <w:t>378.7397</w:t>
             </w:r>
           </w:p>
         </w:tc>
@@ -15930,7 +15930,7 @@
                 <w:color w:val="1C3A36"/>
                 <w:sz w:val="14"/>
               </w:rPr>
-              <w:t>Services revenue (transportation) as a share of goods revenue, derived from the disclosed FY2025 split</w:t>
+              <w:t>Audited consolidated financial statements for the year ended 31 December 2025, Deloitte (Wafik, Ramy &amp; Partners), signed 25 February 2026, note 11, comparative</w:t>
             </w:r>
           </w:p>
         </w:tc>
@@ -15947,7 +15947,7 @@
                 <w:color w:val="1C3A36"/>
                 <w:sz w:val="14"/>
               </w:rPr>
-              <w:t>2025-12-31</w:t>
+              <w:t>2024-12-31</w:t>
             </w:r>
           </w:p>
         </w:tc>
@@ -15983,7 +15983,7 @@
                 <w:color w:val="1C3A36"/>
                 <w:sz w:val="14"/>
               </w:rPr>
-              <w:t>ta_fy23</w:t>
+              <w:t>shares_wavg_fy25</w:t>
             </w:r>
           </w:p>
         </w:tc>
@@ -16000,7 +16000,7 @@
                 <w:color w:val="1C3A36"/>
                 <w:sz w:val="14"/>
               </w:rPr>
-              <w:t>3,887.5274</w:t>
+              <w:t>377.1556</w:t>
             </w:r>
           </w:p>
         </w:tc>
@@ -16034,7 +16034,7 @@
                 <w:color w:val="1C3A36"/>
                 <w:sz w:val="14"/>
               </w:rPr>
-              <w:t>Audited consolidated financial statements for the year ended 31 December 2024, Deloitte (Wafik, Ramy &amp; Partners), signed 23 March 2025 — total assets, comparative</w:t>
+              <w:t>Audited consolidated financial statements for the year ended 31 December 2025, Deloitte (Wafik, Ramy &amp; Partners), signed 25 February 2026, note 11: weighted average ordinary shares for earnings per share, after excluding treasury shares</w:t>
             </w:r>
           </w:p>
         </w:tc>
@@ -16051,7 +16051,7 @@
                 <w:color w:val="1C3A36"/>
                 <w:sz w:val="14"/>
               </w:rPr>
-              <w:t>2023-12-31</w:t>
+              <w:t>2025-12-31</w:t>
             </w:r>
           </w:p>
         </w:tc>
@@ -16087,7 +16087,7 @@
                 <w:color w:val="1C3A36"/>
                 <w:sz w:val="14"/>
               </w:rPr>
-              <w:t>ta_fy24</w:t>
+              <w:t>svc_share</w:t>
             </w:r>
           </w:p>
         </w:tc>
@@ -16104,7 +16104,7 @@
                 <w:color w:val="1C3A36"/>
                 <w:sz w:val="14"/>
               </w:rPr>
-              <w:t>5,848.6161</w:t>
+              <w:t>0.0633</w:t>
             </w:r>
           </w:p>
         </w:tc>
@@ -16138,7 +16138,7 @@
                 <w:color w:val="1C3A36"/>
                 <w:sz w:val="14"/>
               </w:rPr>
-              <w:t>Audited consolidated financial statements for the year ended 31 December 2025, Deloitte (Wafik, Ramy &amp; Partners), signed 25 February 2026 — total assets, comparative</w:t>
+              <w:t>Services revenue (transportation) as a share of goods revenue, derived from the disclosed FY2025 split</w:t>
             </w:r>
           </w:p>
         </w:tc>
@@ -16155,7 +16155,7 @@
                 <w:color w:val="1C3A36"/>
                 <w:sz w:val="14"/>
               </w:rPr>
-              <w:t>2024-12-31</w:t>
+              <w:t>2025-12-31</w:t>
             </w:r>
           </w:p>
         </w:tc>
@@ -16191,7 +16191,7 @@
                 <w:color w:val="1C3A36"/>
                 <w:sz w:val="14"/>
               </w:rPr>
-              <w:t>ta_fy25</w:t>
+              <w:t>ta_fy23</w:t>
             </w:r>
           </w:p>
         </w:tc>
@@ -16208,7 +16208,7 @@
                 <w:color w:val="1C3A36"/>
                 <w:sz w:val="14"/>
               </w:rPr>
-              <w:t>8,783.7218</w:t>
+              <w:t>3,887.5274</w:t>
             </w:r>
           </w:p>
         </w:tc>
@@ -16242,7 +16242,7 @@
                 <w:color w:val="1C3A36"/>
                 <w:sz w:val="14"/>
               </w:rPr>
-              <w:t>Audited consolidated financial statements for the year ended 31 December 2025, Deloitte (Wafik, Ramy &amp; Partners), signed 25 February 2026 — total assets</w:t>
+              <w:t>Audited consolidated financial statements for the year ended 31 December 2024, Deloitte (Wafik, Ramy &amp; Partners), signed 23 March 2025 — total assets, comparative</w:t>
             </w:r>
           </w:p>
         </w:tc>
@@ -16259,7 +16259,7 @@
                 <w:color w:val="1C3A36"/>
                 <w:sz w:val="14"/>
               </w:rPr>
-              <w:t>2025-12-31</w:t>
+              <w:t>2023-12-31</w:t>
             </w:r>
           </w:p>
         </w:tc>
@@ -16295,7 +16295,7 @@
                 <w:color w:val="1C3A36"/>
                 <w:sz w:val="14"/>
               </w:rPr>
-              <w:t>tax_eff</w:t>
+              <w:t>ta_fy24</w:t>
             </w:r>
           </w:p>
         </w:tc>
@@ -16312,7 +16312,7 @@
                 <w:color w:val="1C3A36"/>
                 <w:sz w:val="14"/>
               </w:rPr>
-              <w:t>0.2382</w:t>
+              <w:t>5,848.6161</w:t>
             </w:r>
           </w:p>
         </w:tc>
@@ -16346,7 +16346,7 @@
                 <w:color w:val="1C3A36"/>
                 <w:sz w:val="14"/>
               </w:rPr>
-              <w:t>Audited consolidated financial statements for the year ended 31 December 2025, Deloitte (Wafik, Ramy &amp; Partners), signed 25 February 2026 — income tax of EGP 1,125.468mn over pre-tax profit of EGP 4,725.158mn. Note 10.2 separately discloses an average effective rate of 23.33% (2024: 22.96%); Q1-2026 ran at 25.92%. Revision 1 inferred 29.43% by closing a MODELLED net finance income against disclosed profit, and over-taxed every forecast year by 5.6 points</w:t>
+              <w:t>Audited consolidated financial statements for the year ended 31 December 2025, Deloitte (Wafik, Ramy &amp; Partners), signed 25 February 2026 — total assets, comparative</w:t>
             </w:r>
           </w:p>
         </w:tc>
@@ -16363,7 +16363,7 @@
                 <w:color w:val="1C3A36"/>
                 <w:sz w:val="14"/>
               </w:rPr>
-              <w:t>2025-12-31</w:t>
+              <w:t>2024-12-31</w:t>
             </w:r>
           </w:p>
         </w:tc>
@@ -16399,7 +16399,7 @@
                 <w:color w:val="1C3A36"/>
                 <w:sz w:val="14"/>
               </w:rPr>
-              <w:t>tax_fy23</w:t>
+              <w:t>ta_fy25</w:t>
             </w:r>
           </w:p>
         </w:tc>
@@ -16416,7 +16416,7 @@
                 <w:color w:val="1C3A36"/>
                 <w:sz w:val="14"/>
               </w:rPr>
-              <w:t>232.7328</w:t>
+              <w:t>8,783.7218</w:t>
             </w:r>
           </w:p>
         </w:tc>
@@ -16450,7 +16450,7 @@
                 <w:color w:val="1C3A36"/>
                 <w:sz w:val="14"/>
               </w:rPr>
-              <w:t>Audited consolidated financial statements for the year ended 31 December 2024, Deloitte (Wafik, Ramy &amp; Partners), signed 23 March 2025 — income tax, comparative</w:t>
+              <w:t>Audited consolidated financial statements for the year ended 31 December 2025, Deloitte (Wafik, Ramy &amp; Partners), signed 25 February 2026 — total assets</w:t>
             </w:r>
           </w:p>
         </w:tc>
@@ -16467,7 +16467,7 @@
                 <w:color w:val="1C3A36"/>
                 <w:sz w:val="14"/>
               </w:rPr>
-              <w:t>2023-12-31</w:t>
+              <w:t>2025-12-31</w:t>
             </w:r>
           </w:p>
         </w:tc>
@@ -16503,7 +16503,7 @@
                 <w:color w:val="1C3A36"/>
                 <w:sz w:val="14"/>
               </w:rPr>
-              <w:t>tax_fy24</w:t>
+              <w:t>tax_eff</w:t>
             </w:r>
           </w:p>
         </w:tc>
@@ -16520,7 +16520,7 @@
                 <w:color w:val="1C3A36"/>
                 <w:sz w:val="14"/>
               </w:rPr>
-              <w:t>345.731</w:t>
+              <w:t>0.2382</w:t>
             </w:r>
           </w:p>
         </w:tc>
@@ -16554,7 +16554,7 @@
                 <w:color w:val="1C3A36"/>
                 <w:sz w:val="14"/>
               </w:rPr>
-              <w:t>Audited consolidated financial statements for the year ended 31 December 2025, Deloitte (Wafik, Ramy &amp; Partners), signed 25 February 2026 — income tax, comparative</w:t>
+              <w:t>Audited consolidated financial statements for the year ended 31 December 2025, Deloitte (Wafik, Ramy &amp; Partners), signed 25 February 2026 — income tax of EGP 1,125.468mn over pre-tax profit of EGP 4,725.158mn. Note 10.2 separately discloses an average effective rate of 23.33% (2024: 22.96%); Q1-2026 ran at 25.92%. Revision 1 inferred 29.43% by closing a MODELLED net finance income against disclosed profit, and over-taxed every forecast year by 5.6 points</w:t>
             </w:r>
           </w:p>
         </w:tc>
@@ -16571,7 +16571,7 @@
                 <w:color w:val="1C3A36"/>
                 <w:sz w:val="14"/>
               </w:rPr>
-              <w:t>2024-12-31</w:t>
+              <w:t>2025-12-31</w:t>
             </w:r>
           </w:p>
         </w:tc>
@@ -16607,7 +16607,7 @@
                 <w:color w:val="1C3A36"/>
                 <w:sz w:val="14"/>
               </w:rPr>
-              <w:t>tax_fy25</w:t>
+              <w:t>tax_fy23</w:t>
             </w:r>
           </w:p>
         </w:tc>
@@ -16624,7 +16624,7 @@
                 <w:color w:val="1C3A36"/>
                 <w:sz w:val="14"/>
               </w:rPr>
-              <w:t>1,125.4677</w:t>
+              <w:t>232.7328</w:t>
             </w:r>
           </w:p>
         </w:tc>
@@ -16658,7 +16658,7 @@
                 <w:color w:val="1C3A36"/>
                 <w:sz w:val="14"/>
               </w:rPr>
-              <w:t>Audited consolidated financial statements for the year ended 31 December 2025, Deloitte (Wafik, Ramy &amp; Partners), signed 25 February 2026 — income tax, note 10.1: current 1,111.30 plus deferred 14.17</w:t>
+              <w:t>Audited consolidated financial statements for the year ended 31 December 2024, Deloitte (Wafik, Ramy &amp; Partners), signed 23 March 2025 — income tax, comparative</w:t>
             </w:r>
           </w:p>
         </w:tc>
@@ -16675,7 +16675,7 @@
                 <w:color w:val="1C3A36"/>
                 <w:sz w:val="14"/>
               </w:rPr>
-              <w:t>2025-12-31</w:t>
+              <w:t>2023-12-31</w:t>
             </w:r>
           </w:p>
         </w:tc>
@@ -16711,7 +16711,7 @@
                 <w:color w:val="1C3A36"/>
                 <w:sz w:val="14"/>
               </w:rPr>
-              <w:t>tax_h1_26</w:t>
+              <w:t>tax_fy24</w:t>
             </w:r>
           </w:p>
         </w:tc>
@@ -16728,7 +16728,7 @@
                 <w:color w:val="1C3A36"/>
                 <w:sz w:val="14"/>
               </w:rPr>
-              <w:t>690.2295</w:t>
+              <w:t>345.731</w:t>
             </w:r>
           </w:p>
         </w:tc>
@@ -16762,7 +16762,7 @@
                 <w:color w:val="1C3A36"/>
                 <w:sz w:val="14"/>
               </w:rPr>
-              <w:t>Reviewed condensed consolidated interim financial statements for the six months ended 30 June 2026, Wafik, Ramy &amp; Partners (Deloitte), limited review report attached; filed 13 August 2026 — income tax</w:t>
+              <w:t>Audited consolidated financial statements for the year ended 31 December 2025, Deloitte (Wafik, Ramy &amp; Partners), signed 25 February 2026 — income tax, comparative</w:t>
             </w:r>
           </w:p>
         </w:tc>
@@ -16779,7 +16779,7 @@
                 <w:color w:val="1C3A36"/>
                 <w:sz w:val="14"/>
               </w:rPr>
-              <w:t>2026-06-30</w:t>
+              <w:t>2024-12-31</w:t>
             </w:r>
           </w:p>
         </w:tc>
@@ -16815,7 +16815,7 @@
                 <w:color w:val="1C3A36"/>
                 <w:sz w:val="14"/>
               </w:rPr>
-              <w:t>tax_q1_26</w:t>
+              <w:t>tax_fy25</w:t>
             </w:r>
           </w:p>
         </w:tc>
@@ -16832,7 +16832,7 @@
                 <w:color w:val="1C3A36"/>
                 <w:sz w:val="14"/>
               </w:rPr>
-              <w:t>329.9435</w:t>
+              <w:t>1,125.4677</w:t>
             </w:r>
           </w:p>
         </w:tc>
@@ -16866,7 +16866,7 @@
                 <w:color w:val="1C3A36"/>
                 <w:sz w:val="14"/>
               </w:rPr>
-              <w:t>Reviewed condensed consolidated interim financial statements for the three months ended 31 March 2026, Deloitte (Wafik, Ramy &amp; Partners), 25 May 2026 — income tax</w:t>
+              <w:t>Audited consolidated financial statements for the year ended 31 December 2025, Deloitte (Wafik, Ramy &amp; Partners), signed 25 February 2026 — income tax, note 10.1: current 1,111.30 plus deferred 14.17</w:t>
             </w:r>
           </w:p>
         </w:tc>
@@ -16883,7 +16883,7 @@
                 <w:color w:val="1C3A36"/>
                 <w:sz w:val="14"/>
               </w:rPr>
-              <w:t>2026-03-31</w:t>
+              <w:t>2025-12-31</w:t>
             </w:r>
           </w:p>
         </w:tc>
@@ -16919,7 +16919,7 @@
                 <w:color w:val="1C3A36"/>
                 <w:sz w:val="14"/>
               </w:rPr>
-              <w:t>tl_fy25</w:t>
+              <w:t>tax_h1_26</w:t>
             </w:r>
           </w:p>
         </w:tc>
@@ -16936,7 +16936,7 @@
                 <w:color w:val="1C3A36"/>
                 <w:sz w:val="14"/>
               </w:rPr>
-              <w:t>4,140.9896</w:t>
+              <w:t>690.2295</w:t>
             </w:r>
           </w:p>
         </w:tc>
@@ -16970,7 +16970,7 @@
                 <w:color w:val="1C3A36"/>
                 <w:sz w:val="14"/>
               </w:rPr>
-              <w:t>Audited consolidated financial statements for the year ended 31 December 2025, Deloitte (Wafik, Ramy &amp; Partners), signed 25 February 2026 — TOTAL liabilities (non-current 1,246.860 plus current 2,894.130). Revision 1 was offered EGP 2,894.13mn as 'total liabilities' by an aggregator and rejected it because it would not close against assets and equity; the statements show that figure is total CURRENT liabilities, so both the rejection and the derived 4,140.99 were right</w:t>
+              <w:t>Reviewed condensed consolidated interim financial statements for the six months ended 30 June 2026, Wafik, Ramy &amp; Partners (Deloitte), limited review report attached; filed 13 August 2026 — income tax</w:t>
             </w:r>
           </w:p>
         </w:tc>
@@ -16987,7 +16987,7 @@
                 <w:color w:val="1C3A36"/>
                 <w:sz w:val="14"/>
               </w:rPr>
-              <w:t>2025-12-31</w:t>
+              <w:t>2026-06-30</w:t>
             </w:r>
           </w:p>
         </w:tc>
@@ -17023,7 +17023,7 @@
                 <w:color w:val="1C3A36"/>
                 <w:sz w:val="14"/>
               </w:rPr>
-              <w:t>clk_price_ratio</w:t>
+              <w:t>tax_q1_26</w:t>
             </w:r>
           </w:p>
         </w:tc>
@@ -17040,7 +17040,7 @@
                 <w:color w:val="1C3A36"/>
                 <w:sz w:val="14"/>
               </w:rPr>
-              <w:t>0.65</w:t>
+              <w:t>329.9435</w:t>
             </w:r>
           </w:p>
         </w:tc>
@@ -17057,7 +17057,7 @@
                 <w:color w:val="1C3A36"/>
                 <w:sz w:val="14"/>
               </w:rPr>
-              <w:t>Industry</w:t>
+              <w:t>Company</w:t>
             </w:r>
           </w:p>
         </w:tc>
@@ -17074,7 +17074,7 @@
                 <w:color w:val="1C3A36"/>
                 <w:sz w:val="14"/>
               </w:rPr>
-              <w:t>Export clinker price as a fraction of the export cement price. Clinker is the unground intermediate and trades at a discount; 0.65 sits in the middle of the range the trade press reports. This is the one splitting assumption the export leg needs, and the two export prices are DERIVED from it and the audited export revenue, not asserted</w:t>
+              <w:t>Reviewed condensed consolidated interim financial statements for the three months ended 31 March 2026, Deloitte (Wafik, Ramy &amp; Partners), 25 May 2026 — income tax</w:t>
             </w:r>
           </w:p>
         </w:tc>
@@ -17091,7 +17091,7 @@
                 <w:color w:val="1C3A36"/>
                 <w:sz w:val="14"/>
               </w:rPr>
-              <w:t>2026-01-15</w:t>
+              <w:t>2026-03-31</w:t>
             </w:r>
           </w:p>
         </w:tc>
@@ -17127,7 +17127,7 @@
                 <w:color w:val="1C3A36"/>
                 <w:sz w:val="14"/>
               </w:rPr>
-              <w:t>egy_capacity_mt</w:t>
+              <w:t>tl_fy25</w:t>
             </w:r>
           </w:p>
         </w:tc>
@@ -17144,7 +17144,7 @@
                 <w:color w:val="1C3A36"/>
                 <w:sz w:val="14"/>
               </w:rPr>
-              <w:t>76</w:t>
+              <w:t>4,140.9896</w:t>
             </w:r>
           </w:p>
         </w:tc>
@@ -17161,7 +17161,7 @@
                 <w:color w:val="1C3A36"/>
                 <w:sz w:val="14"/>
               </w:rPr>
-              <w:t>Industry</w:t>
+              <w:t>Company</w:t>
             </w:r>
           </w:p>
         </w:tc>
@@ -17178,7 +17178,7 @@
                 <w:color w:val="1C3A36"/>
                 <w:sz w:val="14"/>
               </w:rPr>
-              <w:t>Egyptian nameplate cement capacity</w:t>
+              <w:t>Audited consolidated financial statements for the year ended 31 December 2025, Deloitte (Wafik, Ramy &amp; Partners), signed 25 February 2026 — TOTAL liabilities (non-current 1,246.860 plus current 2,894.130). Revision 1 was offered EGP 2,894.13mn as 'total liabilities' by an aggregator and rejected it because it would not close against assets and equity; the statements show that figure is total CURRENT liabilities, so both the rejection and the derived 4,140.99 were right</w:t>
             </w:r>
           </w:p>
         </w:tc>
@@ -17195,7 +17195,7 @@
                 <w:color w:val="1C3A36"/>
                 <w:sz w:val="14"/>
               </w:rPr>
-              <w:t>2025-10-01</w:t>
+              <w:t>2025-12-31</w:t>
             </w:r>
           </w:p>
         </w:tc>
@@ -17231,7 +17231,7 @@
                 <w:color w:val="1C3A36"/>
                 <w:sz w:val="14"/>
               </w:rPr>
-              <w:t>egy_revival_mt</w:t>
+              <w:t>clk_price_ratio</w:t>
             </w:r>
           </w:p>
         </w:tc>
@@ -17248,7 +17248,7 @@
                 <w:color w:val="1C3A36"/>
                 <w:sz w:val="14"/>
               </w:rPr>
-              <w:t>12.6</w:t>
+              <w:t>0.65</w:t>
             </w:r>
           </w:p>
         </w:tc>
@@ -17282,7 +17282,7 @@
                 <w:color w:val="1C3A36"/>
                 <w:sz w:val="14"/>
               </w:rPr>
-              <w:t>Dormant Egyptian capacity under revival from the second half of 2026</w:t>
+              <w:t>Export clinker price as a fraction of the export cement price. Clinker is the unground intermediate and trades at a discount; 0.65 sits in the middle of the range the trade press reports. This is the one splitting assumption the export leg needs, and the two export prices are DERIVED from it and the audited export revenue, not asserted</w:t>
             </w:r>
           </w:p>
         </w:tc>
@@ -17299,7 +17299,7 @@
                 <w:color w:val="1C3A36"/>
                 <w:sz w:val="14"/>
               </w:rPr>
-              <w:t>2025-10-01</w:t>
+              <w:t>2026-01-15</w:t>
             </w:r>
           </w:p>
         </w:tc>
@@ -17335,7 +17335,7 @@
                 <w:color w:val="1C3A36"/>
                 <w:sz w:val="14"/>
               </w:rPr>
-              <w:t>peer_mbsc_mcap</w:t>
+              <w:t>egy_capacity_mt</w:t>
             </w:r>
           </w:p>
         </w:tc>
@@ -17352,7 +17352,7 @@
                 <w:color w:val="1C3A36"/>
                 <w:sz w:val="14"/>
               </w:rPr>
-              <w:t>13,730</w:t>
+              <w:t>76</w:t>
             </w:r>
           </w:p>
         </w:tc>
@@ -17386,7 +17386,7 @@
                 <w:color w:val="1C3A36"/>
                 <w:sz w:val="14"/>
               </w:rPr>
-              <w:t>Misr Beni Suef Cement market capitalisation</w:t>
+              <w:t>Egyptian nameplate cement capacity</w:t>
             </w:r>
           </w:p>
         </w:tc>
@@ -17403,7 +17403,7 @@
                 <w:color w:val="1C3A36"/>
                 <w:sz w:val="14"/>
               </w:rPr>
-              <w:t>2026-08-06</w:t>
+              <w:t>2025-10-01</w:t>
             </w:r>
           </w:p>
         </w:tc>
@@ -17439,7 +17439,7 @@
                 <w:color w:val="1C3A36"/>
                 <w:sz w:val="14"/>
               </w:rPr>
-              <w:t>peer_mbsc_pat</w:t>
+              <w:t>egy_revival_mt</w:t>
             </w:r>
           </w:p>
         </w:tc>
@@ -17456,7 +17456,7 @@
                 <w:color w:val="1C3A36"/>
                 <w:sz w:val="14"/>
               </w:rPr>
-              <w:t>3,946</w:t>
+              <w:t>12.6</w:t>
             </w:r>
           </w:p>
         </w:tc>
@@ -17490,7 +17490,7 @@
                 <w:color w:val="1C3A36"/>
                 <w:sz w:val="14"/>
               </w:rPr>
-              <w:t>Misr Beni Suef Cement FY2025 attributable profit</w:t>
+              <w:t>Dormant Egyptian capacity under revival from the second half of 2026</w:t>
             </w:r>
           </w:p>
         </w:tc>
@@ -17507,7 +17507,7 @@
                 <w:color w:val="1C3A36"/>
                 <w:sz w:val="14"/>
               </w:rPr>
-              <w:t>2026-03-01</w:t>
+              <w:t>2025-10-01</w:t>
             </w:r>
           </w:p>
         </w:tc>
@@ -17543,7 +17543,7 @@
                 <w:color w:val="1C3A36"/>
                 <w:sz w:val="14"/>
               </w:rPr>
-              <w:t>peer_mbsc_rev</w:t>
+              <w:t>peer_mbsc_mcap</w:t>
             </w:r>
           </w:p>
         </w:tc>
@@ -17560,7 +17560,7 @@
                 <w:color w:val="1C3A36"/>
                 <w:sz w:val="14"/>
               </w:rPr>
-              <w:t>5,700</w:t>
+              <w:t>13,730</w:t>
             </w:r>
           </w:p>
         </w:tc>
@@ -17594,7 +17594,7 @@
                 <w:color w:val="1C3A36"/>
                 <w:sz w:val="14"/>
               </w:rPr>
-              <w:t>Misr Beni Suef Cement FY2025 net sales</w:t>
+              <w:t>Misr Beni Suef Cement market capitalisation</w:t>
             </w:r>
           </w:p>
         </w:tc>
@@ -17611,7 +17611,7 @@
                 <w:color w:val="1C3A36"/>
                 <w:sz w:val="14"/>
               </w:rPr>
-              <w:t>2026-03-01</w:t>
+              <w:t>2026-08-06</w:t>
             </w:r>
           </w:p>
         </w:tc>
@@ -17647,7 +17647,7 @@
                 <w:color w:val="1C3A36"/>
                 <w:sz w:val="14"/>
               </w:rPr>
-              <w:t>peer_scem_mcap</w:t>
+              <w:t>peer_mbsc_pat</w:t>
             </w:r>
           </w:p>
         </w:tc>
@@ -17664,7 +17664,7 @@
                 <w:color w:val="1C3A36"/>
                 <w:sz w:val="14"/>
               </w:rPr>
-              <w:t>20,604.19</w:t>
+              <w:t>3,946</w:t>
             </w:r>
           </w:p>
         </w:tc>
@@ -17698,7 +17698,7 @@
                 <w:color w:val="1C3A36"/>
                 <w:sz w:val="14"/>
               </w:rPr>
-              <w:t>Sinai Cement market capitalisation at 06-Aug-2026</w:t>
+              <w:t>Misr Beni Suef Cement FY2025 attributable profit</w:t>
             </w:r>
           </w:p>
         </w:tc>
@@ -17715,7 +17715,7 @@
                 <w:color w:val="1C3A36"/>
                 <w:sz w:val="14"/>
               </w:rPr>
-              <w:t>2026-08-06</w:t>
+              <w:t>2026-03-01</w:t>
             </w:r>
           </w:p>
         </w:tc>
@@ -17751,7 +17751,7 @@
                 <w:color w:val="1C3A36"/>
                 <w:sz w:val="14"/>
               </w:rPr>
-              <w:t>peer_scem_pat</w:t>
+              <w:t>peer_mbsc_rev</w:t>
             </w:r>
           </w:p>
         </w:tc>
@@ -17768,7 +17768,7 @@
                 <w:color w:val="1C3A36"/>
                 <w:sz w:val="14"/>
               </w:rPr>
-              <w:t>2,290</w:t>
+              <w:t>5,700</w:t>
             </w:r>
           </w:p>
         </w:tc>
@@ -17802,7 +17802,7 @@
                 <w:color w:val="1C3A36"/>
                 <w:sz w:val="14"/>
               </w:rPr>
-              <w:t>Sinai Cement FY2025 profit after tax</w:t>
+              <w:t>Misr Beni Suef Cement FY2025 net sales</w:t>
             </w:r>
           </w:p>
         </w:tc>
@@ -17819,7 +17819,7 @@
                 <w:color w:val="1C3A36"/>
                 <w:sz w:val="14"/>
               </w:rPr>
-              <w:t>2026-03-10</w:t>
+              <w:t>2026-03-01</w:t>
             </w:r>
           </w:p>
         </w:tc>
@@ -17855,7 +17855,7 @@
                 <w:color w:val="1C3A36"/>
                 <w:sz w:val="14"/>
               </w:rPr>
-              <w:t>peer_scem_rev</w:t>
+              <w:t>peer_scem_mcap</w:t>
             </w:r>
           </w:p>
         </w:tc>
@@ -17872,7 +17872,7 @@
                 <w:color w:val="1C3A36"/>
                 <w:sz w:val="14"/>
               </w:rPr>
-              <w:t>9,090</w:t>
+              <w:t>20,604.19</w:t>
             </w:r>
           </w:p>
         </w:tc>
@@ -17906,7 +17906,7 @@
                 <w:color w:val="1C3A36"/>
                 <w:sz w:val="14"/>
               </w:rPr>
-              <w:t>Sinai Cement FY2025 revenue</w:t>
+              <w:t>Sinai Cement market capitalisation at 06-Aug-2026</w:t>
             </w:r>
           </w:p>
         </w:tc>
@@ -17923,7 +17923,7 @@
                 <w:color w:val="1C3A36"/>
                 <w:sz w:val="14"/>
               </w:rPr>
-              <w:t>2026-03-10</w:t>
+              <w:t>2026-08-06</w:t>
             </w:r>
           </w:p>
         </w:tc>
@@ -17959,7 +17959,7 @@
                 <w:color w:val="1C3A36"/>
                 <w:sz w:val="14"/>
               </w:rPr>
-              <w:t>price_exp_path</w:t>
+              <w:t>peer_scem_pat</w:t>
             </w:r>
           </w:p>
         </w:tc>
@@ -17976,7 +17976,7 @@
                 <w:color w:val="1C3A36"/>
                 <w:sz w:val="14"/>
               </w:rPr>
-              <w:t>1, 0.968, 0.944, 0.927, 0.911, 0.895</w:t>
+              <w:t>2,290</w:t>
             </w:r>
           </w:p>
         </w:tc>
@@ -18010,7 +18010,7 @@
                 <w:color w:val="1C3A36"/>
                 <w:sz w:val="14"/>
               </w:rPr>
-              <w:t>Export price index in US dollars on the FY2025 base, declining because the EU carbon border mechanism raises the landed cost of Egyptian cement in Europe; set shallower than a high-clinker peer would face because this producer's alternative-fuel and hydrogen programmes are funded and under construction</w:t>
+              <w:t>Sinai Cement FY2025 profit after tax</w:t>
             </w:r>
           </w:p>
         </w:tc>
@@ -18027,7 +18027,7 @@
                 <w:color w:val="1C3A36"/>
                 <w:sz w:val="14"/>
               </w:rPr>
-              <w:t>2026-01-01</w:t>
+              <w:t>2026-03-10</w:t>
             </w:r>
           </w:p>
         </w:tc>
@@ -18063,7 +18063,7 @@
                 <w:color w:val="1C3A36"/>
                 <w:sz w:val="14"/>
               </w:rPr>
-              <w:t>repl_usd_t</w:t>
+              <w:t>peer_scem_rev</w:t>
             </w:r>
           </w:p>
         </w:tc>
@@ -18080,7 +18080,7 @@
                 <w:color w:val="1C3A36"/>
                 <w:sz w:val="14"/>
               </w:rPr>
-              <w:t>130</w:t>
+              <w:t>9,090</w:t>
             </w:r>
           </w:p>
         </w:tc>
@@ -18114,7 +18114,7 @@
                 <w:color w:val="1C3A36"/>
                 <w:sz w:val="14"/>
               </w:rPr>
-              <w:t>Replacement cost per annual tonne of cement capacity, USD 120-150 band</w:t>
+              <w:t>Sinai Cement FY2025 revenue</w:t>
             </w:r>
           </w:p>
         </w:tc>
@@ -18131,7 +18131,7 @@
                 <w:color w:val="1C3A36"/>
                 <w:sz w:val="14"/>
               </w:rPr>
-              <w:t>2026-08-06</w:t>
+              <w:t>2026-03-10</w:t>
             </w:r>
           </w:p>
         </w:tc>
@@ -18167,7 +18167,7 @@
                 <w:color w:val="1C3A36"/>
                 <w:sz w:val="14"/>
               </w:rPr>
-              <w:t>cost_infl</w:t>
+              <w:t>price_exp_path</w:t>
             </w:r>
           </w:p>
         </w:tc>
@@ -18184,7 +18184,7 @@
                 <w:color w:val="1C3A36"/>
                 <w:sz w:val="14"/>
               </w:rPr>
-              <w:t>1, 1.115, 1.249, 1.361, 1.463, 1.566</w:t>
+              <w:t>1, 0.968, 0.944, 0.927, 0.911, 0.895</w:t>
             </w:r>
           </w:p>
         </w:tc>
@@ -18201,7 +18201,7 @@
                 <w:color w:val="1C3A36"/>
                 <w:sz w:val="14"/>
               </w:rPr>
-              <w:t>Country</w:t>
+              <w:t>Industry</w:t>
             </w:r>
           </w:p>
         </w:tc>
@@ -18218,7 +18218,7 @@
                 <w:color w:val="1C3A36"/>
                 <w:sz w:val="14"/>
               </w:rPr>
-              <w:t>Cumulative local cost-inflation index from the FY2025 base. The FY2026 step of 11.5% is unchanged; FY2027 onward escalate on the house inflation path, the SAME path the local price index carries, so the operating margin is an output of the two rather than the residual of two separately chosen ladders. This is an INPUT-PRICE path and is deliberately left at headline inflation even though the company's own audited cash cost grew only 12.5% in FY2025 on volume that rose — i.e. its realised unit cost inflation ran below the national rate. Crediting that outperformance here would double-count it, because the company-specific efficiency is carried separately and explicitly in af_saving, which is anchored to a funded, under-construction asset rather than to a trend</w:t>
+              <w:t>Export price index in US dollars on the FY2025 base, declining because the EU carbon border mechanism raises the landed cost of Egyptian cement in Europe; set shallower than a high-clinker peer would face because this producer's alternative-fuel and hydrogen programmes are funded and under construction</w:t>
             </w:r>
           </w:p>
         </w:tc>
@@ -18235,7 +18235,7 @@
                 <w:color w:val="1C3A36"/>
                 <w:sz w:val="14"/>
               </w:rPr>
-              <w:t>2026-07-10</w:t>
+              <w:t>2026-01-01</w:t>
             </w:r>
           </w:p>
         </w:tc>
@@ -18271,7 +18271,7 @@
                 <w:color w:val="1C3A36"/>
                 <w:sz w:val="14"/>
               </w:rPr>
-              <w:t>egy_gdp_egp_bn</w:t>
+              <w:t>repl_usd_t</w:t>
             </w:r>
           </w:p>
         </w:tc>
@@ -18288,7 +18288,7 @@
                 <w:color w:val="1C3A36"/>
                 <w:sz w:val="14"/>
               </w:rPr>
-              <w:t>18,000</w:t>
+              <w:t>130</w:t>
             </w:r>
           </w:p>
         </w:tc>
@@ -18305,7 +18305,7 @@
                 <w:color w:val="1C3A36"/>
                 <w:sz w:val="14"/>
               </w:rPr>
-              <w:t>Country</w:t>
+              <w:t>Industry</w:t>
             </w:r>
           </w:p>
         </w:tc>
@@ -18322,7 +18322,7 @@
                 <w:color w:val="1C3A36"/>
                 <w:sz w:val="14"/>
               </w:rPr>
-              <w:t>Egyptian nominal gross domestic product, order of magnitude, used only for the terminal-growth crossover arithmetic</w:t>
+              <w:t>Replacement cost per annual tonne of cement capacity, USD 120-150 band</w:t>
             </w:r>
           </w:p>
         </w:tc>
@@ -18339,7 +18339,7 @@
                 <w:color w:val="1C3A36"/>
                 <w:sz w:val="14"/>
               </w:rPr>
-              <w:t>2026-01-01</w:t>
+              <w:t>2026-08-06</w:t>
             </w:r>
           </w:p>
         </w:tc>
@@ -18375,7 +18375,7 @@
                 <w:color w:val="1C3A36"/>
                 <w:sz w:val="14"/>
               </w:rPr>
-              <w:t>egy_gdp_growth</w:t>
+              <w:t>cost_infl</w:t>
             </w:r>
           </w:p>
         </w:tc>
@@ -18392,7 +18392,7 @@
                 <w:color w:val="1C3A36"/>
                 <w:sz w:val="14"/>
               </w:rPr>
-              <w:t>0.18</w:t>
+              <w:t>1, 1.115, 1.249, 1.361, 1.463, 1.566</w:t>
             </w:r>
           </w:p>
         </w:tc>
@@ -18426,7 +18426,7 @@
                 <w:color w:val="1C3A36"/>
                 <w:sz w:val="14"/>
               </w:rPr>
-              <w:t>Egyptian nominal GDP growth, same arithmetic</w:t>
+              <w:t>Cumulative local cost-inflation index from the FY2025 base. The FY2026 step of 11.5% is unchanged; FY2027 onward escalate on the house inflation path, the SAME path the local price index carries, so the operating margin is an output of the two rather than the residual of two separately chosen ladders. This is an INPUT-PRICE path and is deliberately left at headline inflation even though the company's own audited cash cost grew only 12.5% in FY2025 on volume that rose — i.e. its realised unit cost inflation ran below the national rate. Crediting that outperformance here would double-count it, because the company-specific efficiency is carried separately and explicitly in af_saving, which is anchored to a funded, under-construction asset rather than to a trend</w:t>
             </w:r>
           </w:p>
         </w:tc>
@@ -18443,7 +18443,7 @@
                 <w:color w:val="1C3A36"/>
                 <w:sz w:val="14"/>
               </w:rPr>
-              <w:t>2026-01-01</w:t>
+              <w:t>2026-07-10</w:t>
             </w:r>
           </w:p>
         </w:tc>
@@ -18479,7 +18479,7 @@
                 <w:color w:val="1C3A36"/>
                 <w:sz w:val="14"/>
               </w:rPr>
-              <w:t>erp_cds</w:t>
+              <w:t>egy_gdp_egp_bn</w:t>
             </w:r>
           </w:p>
         </w:tc>
@@ -18496,7 +18496,7 @@
                 <w:color w:val="1C3A36"/>
                 <w:sz w:val="14"/>
               </w:rPr>
-              <w:t>0.0941</w:t>
+              <w:t>18,000</w:t>
             </w:r>
           </w:p>
         </w:tc>
@@ -18530,7 +18530,7 @@
                 <w:color w:val="1C3A36"/>
                 <w:sz w:val="14"/>
               </w:rPr>
-              <w:t>Egypt equity risk premium, CDS-based, Damodaran January-2026</w:t>
+              <w:t>Egyptian nominal gross domestic product, order of magnitude, used only for the terminal-growth crossover arithmetic</w:t>
             </w:r>
           </w:p>
         </w:tc>
@@ -18547,7 +18547,7 @@
                 <w:color w:val="1C3A36"/>
                 <w:sz w:val="14"/>
               </w:rPr>
-              <w:t>2026-01-05</w:t>
+              <w:t>2026-01-01</w:t>
             </w:r>
           </w:p>
         </w:tc>
@@ -18583,7 +18583,7 @@
                 <w:color w:val="1C3A36"/>
                 <w:sz w:val="14"/>
               </w:rPr>
-              <w:t>euribor</w:t>
+              <w:t>egy_gdp_growth</w:t>
             </w:r>
           </w:p>
         </w:tc>
@@ -18600,7 +18600,7 @@
                 <w:color w:val="1C3A36"/>
                 <w:sz w:val="14"/>
               </w:rPr>
-              <w:t>0.0249</w:t>
+              <w:t>0.18</w:t>
             </w:r>
           </w:p>
         </w:tc>
@@ -18634,7 +18634,7 @@
                 <w:color w:val="1C3A36"/>
                 <w:sz w:val="14"/>
               </w:rPr>
-              <w:t>Three-month Euribor, the reference rate on the EBRD facility. Revision 3 carried 2.10%, which sits BELOW the ECB deposit facility rate of 2.25% and is therefore impossible as a term rate. It also applied one reference to both a 3-month and a 6-month facility; 6-month Euribor is nearer 2.72%, and the difference is carried as a known simplification</w:t>
+              <w:t>Egyptian nominal GDP growth, same arithmetic</w:t>
             </w:r>
           </w:p>
         </w:tc>
@@ -18651,7 +18651,7 @@
                 <w:color w:val="1C3A36"/>
                 <w:sz w:val="14"/>
               </w:rPr>
-              <w:t>2026-08-06</w:t>
+              <w:t>2026-01-01</w:t>
             </w:r>
           </w:p>
         </w:tc>
@@ -18687,7 +18687,7 @@
                 <w:color w:val="1C3A36"/>
                 <w:sz w:val="14"/>
               </w:rPr>
-              <w:t>fx</w:t>
+              <w:t>erp_cds</w:t>
             </w:r>
           </w:p>
         </w:tc>
@@ -18704,7 +18704,7 @@
                 <w:color w:val="1C3A36"/>
                 <w:sz w:val="14"/>
               </w:rPr>
-              <w:t>50.3</w:t>
+              <w:t>0.0941</w:t>
             </w:r>
           </w:p>
         </w:tc>
@@ -18738,7 +18738,7 @@
                 <w:color w:val="1C3A36"/>
                 <w:sz w:val="14"/>
               </w:rPr>
-              <w:t>USD/EGP at the valuation date</w:t>
+              <w:t>Egypt equity risk premium, CDS-based, Damodaran January-2026</w:t>
             </w:r>
           </w:p>
         </w:tc>
@@ -18755,7 +18755,7 @@
                 <w:color w:val="1C3A36"/>
                 <w:sz w:val="14"/>
               </w:rPr>
-              <w:t>2026-08-06</w:t>
+              <w:t>2026-01-05</w:t>
             </w:r>
           </w:p>
         </w:tc>
@@ -18791,7 +18791,7 @@
                 <w:color w:val="1C3A36"/>
                 <w:sz w:val="14"/>
               </w:rPr>
-              <w:t>fx_path</w:t>
+              <w:t>erp_rating</w:t>
             </w:r>
           </w:p>
         </w:tc>
@@ -18808,7 +18808,7 @@
                 <w:color w:val="1C3A36"/>
                 <w:sz w:val="14"/>
               </w:rPr>
-              <w:t>49.26, 55.11, 60.22, 64.04, 67.17, 70.11</w:t>
+              <w:t>0.1394</w:t>
             </w:r>
           </w:p>
         </w:tc>
@@ -18842,7 +18842,7 @@
                 <w:color w:val="1C3A36"/>
                 <w:sz w:val="14"/>
               </w:rPr>
-              <w:t>USD/EGP path: FY2025 actual average, then the house currency path — relative purchasing-power parity on the house inflation path against long-run foreign inflation, DERIVED and never hand-set. The retired path was typed (50.60 to 61.50 by FY2030) and depreciated the pound at roughly two-thirds of the inflation differential the same model applied to costs, which is one event counted once and ignored once</w:t>
+              <w:t>Egypt total equity risk premium on the RATING basis, same file, same row, column 'Total Equity Risk Premium'. The CDS basis adopted here gives 9.41%; this is the published alternative and it is 4.53 points higher, so adopting it would RAISE the discount rate and LOWER the value. Priced in section 1.4 rather than left unstated</w:t>
             </w:r>
           </w:p>
         </w:tc>
@@ -18859,7 +18859,7 @@
                 <w:color w:val="1C3A36"/>
                 <w:sz w:val="14"/>
               </w:rPr>
-              <w:t>2026-09-02</w:t>
+              <w:t>2026-01-05</w:t>
             </w:r>
           </w:p>
         </w:tc>
@@ -18895,7 +18895,7 @@
                 <w:color w:val="1C3A36"/>
                 <w:sz w:val="14"/>
               </w:rPr>
-              <w:t>rf</w:t>
+              <w:t>euribor</w:t>
             </w:r>
           </w:p>
         </w:tc>
@@ -18912,7 +18912,7 @@
                 <w:color w:val="1C3A36"/>
                 <w:sz w:val="14"/>
               </w:rPr>
-              <w:t>0.2295</w:t>
+              <w:t>0.0249</w:t>
             </w:r>
           </w:p>
         </w:tc>
@@ -18946,7 +18946,7 @@
                 <w:color w:val="1C3A36"/>
                 <w:sz w:val="14"/>
               </w:rPr>
-              <w:t>Egypt 10-year local-currency government bond yield. Revision 3 carried 22.31% dated 21 July; three independent reviewers put the 10-year at 22.88-22.98% on 3-5 August, and the curve is inverted above it (1-year near 25.6%). 22.95% is the midpoint of the three, at the valuation date rather than sixteen days before it</w:t>
+              <w:t>Three-month Euribor, the reference rate on the EBRD facility. Revision 3 carried 2.10%, which sits BELOW the ECB deposit facility rate of 2.25% and is therefore impossible as a term rate. It also applied one reference to both a 3-month and a 6-month facility; 6-month Euribor is nearer 2.72%, and the difference is carried as a known simplification</w:t>
             </w:r>
           </w:p>
         </w:tc>
@@ -18963,7 +18963,7 @@
                 <w:color w:val="1C3A36"/>
                 <w:sz w:val="14"/>
               </w:rPr>
-              <w:t>2026-08-05</w:t>
+              <w:t>2026-08-06</w:t>
             </w:r>
           </w:p>
         </w:tc>
@@ -18999,7 +18999,7 @@
                 <w:color w:val="1C3A36"/>
                 <w:sz w:val="14"/>
               </w:rPr>
-              <w:t>rf_reviewer_high</w:t>
+              <w:t>fx</w:t>
             </w:r>
           </w:p>
         </w:tc>
@@ -19016,7 +19016,7 @@
                 <w:color w:val="1C3A36"/>
                 <w:sz w:val="14"/>
               </w:rPr>
-              <w:t>0.2298</w:t>
+              <w:t>50.3</w:t>
             </w:r>
           </w:p>
         </w:tc>
@@ -19050,7 +19050,7 @@
                 <w:color w:val="1C3A36"/>
                 <w:sz w:val="14"/>
               </w:rPr>
-              <w:t>Highest of the same three readings. The adopted figure is their midpoint, struck at the valuation date.</w:t>
+              <w:t>USD/EGP at the valuation date</w:t>
             </w:r>
           </w:p>
         </w:tc>
@@ -19067,7 +19067,7 @@
                 <w:color w:val="1C3A36"/>
                 <w:sz w:val="14"/>
               </w:rPr>
-              <w:t>2026-08-05</w:t>
+              <w:t>2026-08-06</w:t>
             </w:r>
           </w:p>
         </w:tc>
@@ -19103,7 +19103,7 @@
                 <w:color w:val="1C3A36"/>
                 <w:sz w:val="14"/>
               </w:rPr>
-              <w:t>rf_reviewer_low</w:t>
+              <w:t>fx_path</w:t>
             </w:r>
           </w:p>
         </w:tc>
@@ -19120,7 +19120,7 @@
                 <w:color w:val="1C3A36"/>
                 <w:sz w:val="14"/>
               </w:rPr>
-              <w:t>0.2288</w:t>
+              <w:t>49.26, 55.11, 60.22, 64.04, 67.17, 70.11</w:t>
             </w:r>
           </w:p>
         </w:tc>
@@ -19154,7 +19154,7 @@
                 <w:color w:val="1C3A36"/>
                 <w:sz w:val="14"/>
               </w:rPr>
-              <w:t>Lowest of three independent reviewers' readings of the Egyptian 10-year on 3-5 August 2026.</w:t>
+              <w:t>USD/EGP path: FY2025 actual average, then the house currency path — relative purchasing-power parity on the house inflation path against long-run foreign inflation, DERIVED and never hand-set. The retired path was typed (50.60 to 61.50 by FY2030) and depreciated the pound at roughly two-thirds of the inflation differential the same model applied to costs, which is one event counted once and ignored once</w:t>
             </w:r>
           </w:p>
         </w:tc>
@@ -19171,7 +19171,7 @@
                 <w:color w:val="1C3A36"/>
                 <w:sz w:val="14"/>
               </w:rPr>
-              <w:t>2026-08-05</w:t>
+              <w:t>2026-09-02</w:t>
             </w:r>
           </w:p>
         </w:tc>
@@ -19207,7 +19207,7 @@
                 <w:color w:val="1C3A36"/>
                 <w:sz w:val="14"/>
               </w:rPr>
-              <w:t>sov_spread_cds</w:t>
+              <w:t>rf</w:t>
             </w:r>
           </w:p>
         </w:tc>
@@ -19224,7 +19224,7 @@
                 <w:color w:val="1C3A36"/>
                 <w:sz w:val="14"/>
               </w:rPr>
-              <w:t>0.034</w:t>
+              <w:t>0.2295</w:t>
             </w:r>
           </w:p>
         </w:tc>
@@ -19258,7 +19258,7 @@
                 <w:color w:val="1C3A36"/>
                 <w:sz w:val="14"/>
               </w:rPr>
-              <w:t>Egypt CDS-implied sovereign default spread, Damodaran January-2026 country risk file, CDS column. NETTED OUT of the local risk-free rate so sovereign default risk is charged once, not twice</w:t>
+              <w:t>Egypt 10-year local-currency government bond yield. Revision 3 carried 22.31% dated 21 July; three independent reviewers put the 10-year at 22.88-22.98% on 3-5 August, and the curve is inverted above it (1-year near 25.6%). 22.95% is the midpoint of the three, at the valuation date rather than sixteen days before it</w:t>
             </w:r>
           </w:p>
         </w:tc>
@@ -19275,7 +19275,7 @@
                 <w:color w:val="1C3A36"/>
                 <w:sz w:val="14"/>
               </w:rPr>
-              <w:t>2026-01-05</w:t>
+              <w:t>2026-08-05</w:t>
             </w:r>
           </w:p>
         </w:tc>
@@ -19311,7 +19311,7 @@
                 <w:color w:val="1C3A36"/>
                 <w:sz w:val="14"/>
               </w:rPr>
-              <w:t>tax_stat</w:t>
+              <w:t>rf_reviewer_high</w:t>
             </w:r>
           </w:p>
         </w:tc>
@@ -19328,7 +19328,7 @@
                 <w:color w:val="1C3A36"/>
                 <w:sz w:val="14"/>
               </w:rPr>
-              <w:t>0.225</w:t>
+              <w:t>0.2298</w:t>
             </w:r>
           </w:p>
         </w:tc>
@@ -19362,7 +19362,7 @@
                 <w:color w:val="1C3A36"/>
                 <w:sz w:val="14"/>
               </w:rPr>
-              <w:t>Egypt statutory corporate income tax rate</w:t>
+              <w:t>Highest of the same three readings. The adopted figure is their midpoint, struck at the valuation date.</w:t>
             </w:r>
           </w:p>
         </w:tc>
@@ -19379,7 +19379,7 @@
                 <w:color w:val="1C3A36"/>
                 <w:sz w:val="14"/>
               </w:rPr>
-              <w:t>2026-01-01</w:t>
+              <w:t>2026-08-05</w:t>
             </w:r>
           </w:p>
         </w:tc>
@@ -19415,7 +19415,7 @@
                 <w:color w:val="1C3A36"/>
                 <w:sz w:val="14"/>
               </w:rPr>
-              <w:t>af_saving</w:t>
+              <w:t>rf_reviewer_low</w:t>
             </w:r>
           </w:p>
         </w:tc>
@@ -19432,7 +19432,7 @@
                 <w:color w:val="1C3A36"/>
                 <w:sz w:val="14"/>
               </w:rPr>
-              <w:t>0, 0.015, 0.03, 0.04, 0.048, 0.055</w:t>
+              <w:t>0.2288</w:t>
             </w:r>
           </w:p>
         </w:tc>
@@ -19449,7 +19449,7 @@
                 <w:color w:val="1C3A36"/>
                 <w:sz w:val="14"/>
               </w:rPr>
-              <w:t>House</w:t>
+              <w:t>Country</w:t>
             </w:r>
           </w:p>
         </w:tc>
@@ -19466,7 +19466,7 @@
                 <w:color w:val="1C3A36"/>
                 <w:sz w:val="14"/>
               </w:rPr>
-              <w:t>Cumulative saving on the materials-and-fuel line from the alternative-fuel and hydrogen programmes, relative to the FY2025 cost base. Not an assumption about intent: EGP 240.235mn of alternative-fuel capacity for kiln 2 sits in assets under construction at the year end and a EUR 25mn EBRD facility is drawn against it</w:t>
+              <w:t>Lowest of three independent reviewers' readings of the Egyptian 10-year on 3-5 August 2026.</w:t>
             </w:r>
           </w:p>
         </w:tc>
@@ -19483,7 +19483,7 @@
                 <w:color w:val="1C3A36"/>
                 <w:sz w:val="14"/>
               </w:rPr>
-              <w:t>2025-12-31</w:t>
+              <w:t>2026-08-05</w:t>
             </w:r>
           </w:p>
         </w:tc>
@@ -19519,7 +19519,7 @@
                 <w:color w:val="1C3A36"/>
                 <w:sz w:val="14"/>
               </w:rPr>
-              <w:t>cash_yield</w:t>
+              <w:t>sov_spread_cds</w:t>
             </w:r>
           </w:p>
         </w:tc>
@@ -19536,7 +19536,7 @@
                 <w:color w:val="1C3A36"/>
                 <w:sz w:val="14"/>
               </w:rPr>
-              <w:t>0.15, 0.13, 0.12, 0.112, 0.108</w:t>
+              <w:t>0.034</w:t>
             </w:r>
           </w:p>
         </w:tc>
@@ -19553,7 +19553,7 @@
                 <w:color w:val="1C3A36"/>
                 <w:sz w:val="14"/>
               </w:rPr>
-              <w:t>House</w:t>
+              <w:t>Country</w:t>
             </w:r>
           </w:p>
         </w:tc>
@@ -19570,7 +19570,7 @@
                 <w:color w:val="1C3A36"/>
                 <w:sz w:val="14"/>
               </w:rPr>
-              <w:t>Yield earned on the cash balance across the forecast. The FY2025 outturn was 8.8% on the average balance — much of the cash sits in foreign-currency current accounts rather than pound deposits — and the path is set above it as the balance is redeployed, then easing</w:t>
+              <w:t>Egypt CDS-implied sovereign default spread, Damodaran January-2026 country risk file, CDS column. NETTED OUT of the local risk-free rate so sovereign default risk is charged once, not twice</w:t>
             </w:r>
           </w:p>
         </w:tc>
@@ -19587,7 +19587,7 @@
                 <w:color w:val="1C3A36"/>
                 <w:sz w:val="14"/>
               </w:rPr>
-              <w:t>2026-08-06</w:t>
+              <w:t>2026-01-05</w:t>
             </w:r>
           </w:p>
         </w:tc>
@@ -19623,7 +19623,7 @@
                 <w:color w:val="1C3A36"/>
                 <w:sz w:val="14"/>
               </w:rPr>
-              <w:t>central_pre_rebuild</w:t>
+              <w:t>sov_spread_rating</w:t>
             </w:r>
           </w:p>
         </w:tc>
@@ -19640,7 +19640,7 @@
                 <w:color w:val="1C3A36"/>
                 <w:sz w:val="14"/>
               </w:rPr>
-              <w:t>61.3</w:t>
+              <w:t>0.0637</w:t>
             </w:r>
           </w:p>
         </w:tc>
@@ -19657,7 +19657,7 @@
                 <w:color w:val="1C3A36"/>
                 <w:sz w:val="14"/>
               </w:rPr>
-              <w:t>House</w:t>
+              <w:t>Country</w:t>
             </w:r>
           </w:p>
         </w:tc>
@@ -19674,7 +19674,7 @@
                 <w:color w:val="1C3A36"/>
                 <w:sz w:val="14"/>
               </w:rPr>
-              <w:t>The central published by the edition of this study that PRECEDED the 06-08-2026 bottom-up rebuild, as recorded in that edition's own caveats section and carried unchanged in every edition since. THIS MODEL CANNOT COMPUTE IT — a different model produced it, and the file itself is not retained in the repository — so it is registered as the historical fact it is rather than typed into a builder, which is the same disposition any superseded figure quoted to show what changed must take.</w:t>
+              <w:t>Egypt rating-based sovereign default spread (Moody's Caa1), Damodaran January-2026 country risk file, sheet 'ERPs by country', Egypt row, column 'Rating-based Default Spread'. The ALTERNATIVE to the CDS spread this study adopts, published in the same row of the same file</w:t>
             </w:r>
           </w:p>
         </w:tc>
@@ -19691,7 +19691,7 @@
                 <w:color w:val="1C3A36"/>
                 <w:sz w:val="14"/>
               </w:rPr>
-              <w:t>2026-08-06</w:t>
+              <w:t>2026-01-05</w:t>
             </w:r>
           </w:p>
         </w:tc>
@@ -19727,7 +19727,7 @@
                 <w:color w:val="1C3A36"/>
                 <w:sz w:val="14"/>
               </w:rPr>
-              <w:t>dna_pct</w:t>
+              <w:t>tax_stat</w:t>
             </w:r>
           </w:p>
         </w:tc>
@@ -19744,7 +19744,7 @@
                 <w:color w:val="1C3A36"/>
                 <w:sz w:val="14"/>
               </w:rPr>
-              <w:t>0.025, 0.027, 0.029, 0.031, 0.033</w:t>
+              <w:t>0.225</w:t>
             </w:r>
           </w:p>
         </w:tc>
@@ -19761,7 +19761,7 @@
                 <w:color w:val="1C3A36"/>
                 <w:sz w:val="14"/>
               </w:rPr>
-              <w:t>House</w:t>
+              <w:t>Country</w:t>
             </w:r>
           </w:p>
         </w:tc>
@@ -19778,7 +19778,7 @@
                 <w:color w:val="1C3A36"/>
                 <w:sz w:val="14"/>
               </w:rPr>
-              <w:t>Depreciation as a share of revenue across the forecast, rising because capital spent from here is incurred at today's replacement cost and adds a larger depreciable base per tonne than the legacy book carries. FY2025 actual is 2.33%</w:t>
+              <w:t>Egypt statutory corporate income tax rate</w:t>
             </w:r>
           </w:p>
         </w:tc>
@@ -19795,7 +19795,7 @@
                 <w:color w:val="1C3A36"/>
                 <w:sz w:val="14"/>
               </w:rPr>
-              <w:t>2026-08-06</w:t>
+              <w:t>2026-01-01</w:t>
             </w:r>
           </w:p>
         </w:tc>
@@ -19831,7 +19831,7 @@
                 <w:color w:val="1C3A36"/>
                 <w:sz w:val="14"/>
               </w:rPr>
-              <w:t>efg_margin_exit</w:t>
+              <w:t>af_saving</w:t>
             </w:r>
           </w:p>
         </w:tc>
@@ -19848,7 +19848,7 @@
                 <w:color w:val="1C3A36"/>
                 <w:sz w:val="14"/>
               </w:rPr>
-              <w:t>0.343</w:t>
+              <w:t>0, 0.015, 0.03, 0.04, 0.048, 0.055</w:t>
             </w:r>
           </w:p>
         </w:tc>
@@ -19882,7 +19882,7 @@
                 <w:color w:val="1C3A36"/>
                 <w:sz w:val="14"/>
               </w:rPr>
-              <w:t>Terminal EBITDA margin in the published EFG Hermes model, the far end of its 39.3% to 34.3% glide. Another party's figure, quoted; not an input to anything.</w:t>
+              <w:t>Cumulative saving on the materials-and-fuel line from the alternative-fuel and hydrogen programmes, relative to the FY2025 cost base. Not an assumption about intent: EGP 240.235mn of alternative-fuel capacity for kiln 2 sits in assets under construction at the year end and a EUR 25mn EBRD facility is drawn against it</w:t>
             </w:r>
           </w:p>
         </w:tc>
@@ -19899,7 +19899,7 @@
                 <w:color w:val="1C3A36"/>
                 <w:sz w:val="14"/>
               </w:rPr>
-              <w:t>2026-08-06</w:t>
+              <w:t>2025-12-31</w:t>
             </w:r>
           </w:p>
         </w:tc>
@@ -19935,7 +19935,7 @@
                 <w:color w:val="1C3A36"/>
                 <w:sz w:val="14"/>
               </w:rPr>
-              <w:t>efg_terminal_roic</w:t>
+              <w:t>cash_yield</w:t>
             </w:r>
           </w:p>
         </w:tc>
@@ -19952,7 +19952,7 @@
                 <w:color w:val="1C3A36"/>
                 <w:sz w:val="14"/>
               </w:rPr>
-              <w:t>0.0881</w:t>
+              <w:t>0.15, 0.13, 0.12, 0.112, 0.108</w:t>
             </w:r>
           </w:p>
         </w:tc>
@@ -19986,7 +19986,7 @@
                 <w:color w:val="1C3A36"/>
                 <w:sz w:val="14"/>
               </w:rPr>
-              <w:t>Terminal return on invested capital in the published EFG Hermes model, as reconstructed in the reconciliation of section 1.10. A figure from another party's model, quoted; not an input to anything.</w:t>
+              <w:t>Yield earned on the cash balance across the forecast. The FY2025 outturn was 8.8% on the average balance — much of the cash sits in foreign-currency current accounts rather than pound deposits — and the path is set above it as the balance is redeployed, then easing</w:t>
             </w:r>
           </w:p>
         </w:tc>
@@ -20039,7 +20039,7 @@
                 <w:color w:val="1C3A36"/>
                 <w:sz w:val="14"/>
               </w:rPr>
-              <w:t>efg_unit_cost_growth</w:t>
+              <w:t>central_pre_rebuild</w:t>
             </w:r>
           </w:p>
         </w:tc>
@@ -20056,7 +20056,7 @@
                 <w:color w:val="1C3A36"/>
                 <w:sz w:val="14"/>
               </w:rPr>
-              <w:t>0.469</w:t>
+              <w:t>61.3</w:t>
             </w:r>
           </w:p>
         </w:tc>
@@ -20090,7 +20090,7 @@
                 <w:color w:val="1C3A36"/>
                 <w:sz w:val="14"/>
               </w:rPr>
-              <w:t>Growth in the cash cost per tonne the EFG Hermes model charges across its forecast window, as reconstructed in section 1.10. Another party's figure, quoted.</w:t>
+              <w:t>The central published by the edition of this study that PRECEDED the 06-08-2026 bottom-up rebuild, as recorded in that edition's own caveats section and carried unchanged in every edition since. THIS MODEL CANNOT COMPUTE IT — a different model produced it, and the file itself is not retained in the repository — so it is registered as the historical fact it is rather than typed into a builder, which is the same disposition any superseded figure quoted to show what changed must take.</w:t>
             </w:r>
           </w:p>
         </w:tc>
@@ -20143,7 +20143,7 @@
                 <w:color w:val="1C3A36"/>
                 <w:sz w:val="14"/>
               </w:rPr>
-              <w:t>egp_dep_vs_eur</w:t>
+              <w:t>dna_pct</w:t>
             </w:r>
           </w:p>
         </w:tc>
@@ -20160,7 +20160,7 @@
                 <w:color w:val="1C3A36"/>
                 <w:sz w:val="14"/>
               </w:rPr>
-              <w:t>0.06</w:t>
+              <w:t>0.025, 0.027, 0.029, 0.031, 0.033</w:t>
             </w:r>
           </w:p>
         </w:tc>
@@ -20194,7 +20194,7 @@
                 <w:color w:val="1C3A36"/>
                 <w:sz w:val="14"/>
               </w:rPr>
-              <w:t>Expected annual depreciation of the pound against the euro, used ONLY to compute the local-currency-equivalent cost of debt alternative under uncovered interest parity</w:t>
+              <w:t>Depreciation as a share of revenue across the forecast, rising because capital spent from here is incurred at today's replacement cost and adds a larger depreciable base per tonne than the legacy book carries. FY2025 actual is 2.33%</w:t>
             </w:r>
           </w:p>
         </w:tc>
@@ -20247,7 +20247,7 @@
                 <w:color w:val="1C3A36"/>
                 <w:sz w:val="14"/>
               </w:rPr>
-              <w:t>erp_term</w:t>
+              <w:t>efg_margin_exit</w:t>
             </w:r>
           </w:p>
         </w:tc>
@@ -20264,7 +20264,7 @@
                 <w:color w:val="1C3A36"/>
                 <w:sz w:val="14"/>
               </w:rPr>
-              <w:t>0.07</w:t>
+              <w:t>0.343</w:t>
             </w:r>
           </w:p>
         </w:tc>
@@ -20298,7 +20298,7 @@
                 <w:color w:val="1C3A36"/>
                 <w:sz w:val="14"/>
               </w:rPr>
-              <w:t>Terminal equity risk premium, normalised below the currently elevated level</w:t>
+              <w:t>Terminal EBITDA margin in the published EFG Hermes model, the far end of its 39.3% to 34.3% glide. Another party's figure, quoted; not an input to anything.</w:t>
             </w:r>
           </w:p>
         </w:tc>
@@ -20351,7 +20351,7 @@
                 <w:color w:val="1C3A36"/>
                 <w:sz w:val="14"/>
               </w:rPr>
-              <w:t>ev_ebitda_just</w:t>
+              <w:t>efg_terminal_roic</w:t>
             </w:r>
           </w:p>
         </w:tc>
@@ -20368,7 +20368,7 @@
                 <w:color w:val="1C3A36"/>
                 <w:sz w:val="14"/>
               </w:rPr>
-              <w:t>4.5</w:t>
+              <w:t>0.0881</w:t>
             </w:r>
           </w:p>
         </w:tc>
@@ -20402,7 +20402,7 @@
                 <w:color w:val="1C3A36"/>
                 <w:sz w:val="14"/>
               </w:rPr>
-              <w:t>Justified enterprise value to EBITDA on normalised earnings, disclosed as weakly anchored against a thin Egyptian peer set</w:t>
+              <w:t>Terminal return on invested capital in the published EFG Hermes model, as reconstructed in the reconciliation of section 1.10. A figure from another party's model, quoted; not an input to anything.</w:t>
             </w:r>
           </w:p>
         </w:tc>
@@ -20455,7 +20455,7 @@
                 <w:color w:val="1C3A36"/>
                 <w:sz w:val="14"/>
               </w:rPr>
-              <w:t>ev_t_just</w:t>
+              <w:t>efg_unit_cost_growth</w:t>
             </w:r>
           </w:p>
         </w:tc>
@@ -20472,7 +20472,7 @@
                 <w:color w:val="1C3A36"/>
                 <w:sz w:val="14"/>
               </w:rPr>
-              <w:t>95</w:t>
+              <w:t>0.469</w:t>
             </w:r>
           </w:p>
         </w:tc>
@@ -20506,7 +20506,7 @@
                 <w:color w:val="1C3A36"/>
                 <w:sz w:val="14"/>
               </w:rPr>
-              <w:t>Justified enterprise value per annual tonne of capacity, set well below replacement cost because a market carrying 76Mt against 54Mt of consumption does not pay replacement cost</w:t>
+              <w:t>Growth in the cash cost per tonne the EFG Hermes model charges across its forecast window, as reconstructed in section 1.10. Another party's figure, quoted.</w:t>
             </w:r>
           </w:p>
         </w:tc>
@@ -20559,7 +20559,7 @@
                 <w:color w:val="1C3A36"/>
                 <w:sz w:val="14"/>
               </w:rPr>
-              <w:t>g_term</w:t>
+              <w:t>egp_dep_vs_eur</w:t>
             </w:r>
           </w:p>
         </w:tc>
@@ -20576,7 +20576,7 @@
                 <w:color w:val="1C3A36"/>
                 <w:sz w:val="14"/>
               </w:rPr>
-              <w:t>0.07</w:t>
+              <w:t>0.06</w:t>
             </w:r>
           </w:p>
         </w:tc>
@@ -20610,7 +20610,7 @@
                 <w:color w:val="1C3A36"/>
                 <w:sz w:val="14"/>
               </w:rPr>
-              <w:t>Terminal growth from the house macro path: terminal inflation plus a STATED real growth of zero, so the real assumption is written down rather than left to be inferred from the gap to the discount rate. The retired 5% was set against a terminal risk-free of 10.50% and called approximately zero in real terms; on the house path it would have been -1.9% real. industrial against a terminal risk-free rate that already embeds disinflation — approximately zero in real terms</w:t>
+              <w:t>Expected annual depreciation of the pound against the euro, used ONLY to compute the local-currency-equivalent cost of debt alternative under uncovered interest parity</w:t>
             </w:r>
           </w:p>
         </w:tc>
@@ -20663,7 +20663,7 @@
                 <w:color w:val="1C3A36"/>
                 <w:sz w:val="14"/>
               </w:rPr>
-              <w:t>kd_path</w:t>
+              <w:t>erp_term</w:t>
             </w:r>
           </w:p>
         </w:tc>
@@ -20680,7 +20680,7 @@
                 <w:color w:val="1C3A36"/>
                 <w:sz w:val="14"/>
               </w:rPr>
-              <w:t>0.206, 0.181, 0.161, 0.149, 0.14</w:t>
+              <w:t>0.07</w:t>
             </w:r>
           </w:p>
         </w:tc>
@@ -20714,7 +20714,7 @@
                 <w:color w:val="1C3A36"/>
                 <w:sz w:val="14"/>
               </w:rPr>
-              <w:t>EGP marginal borrowing-rate path. The discount-rate glide inherits its SHAPE from this rather than from a second judgement. The company's own book is now 91% euro-denominated and will not glide with the Egyptian easing calendar, but the discount rate is a POUND rate applied to pound cash flows, so the pound path is the right shape anchor and the euro book sets the LEVEL of the cost of debt, not its slope</w:t>
+              <w:t>Terminal equity risk premium, normalised below the currently elevated level</w:t>
             </w:r>
           </w:p>
         </w:tc>
@@ -20767,7 +20767,7 @@
                 <w:color w:val="1C3A36"/>
                 <w:sz w:val="14"/>
               </w:rPr>
-              <w:t>kd_term</w:t>
+              <w:t>ev_ebitda_just</w:t>
             </w:r>
           </w:p>
         </w:tc>
@@ -20784,7 +20784,7 @@
                 <w:color w:val="1C3A36"/>
                 <w:sz w:val="14"/>
               </w:rPr>
-              <w:t>0.15</w:t>
+              <w:t>4.5</w:t>
             </w:r>
           </w:p>
         </w:tc>
@@ -20818,7 +20818,7 @@
                 <w:color w:val="1C3A36"/>
                 <w:sz w:val="14"/>
               </w:rPr>
-              <w:t>Terminal cost of debt: the long-run Egyptian corporate-borrowing norm carried by the house macro path, replacing a terminal risk-free plus 300bp corporate credit spread. Revision 3 carried 10.00% against a terminal risk-free rate of 12.50% — a corporate borrower funding 250bp BELOW its own sovereign in the same currency, printed one row above it in the same table. It is now built from the risk-free rate rather than asserted beside it, so the impossibility cannot recur</w:t>
+              <w:t>Justified enterprise value to EBITDA on normalised earnings, disclosed as weakly anchored against a thin Egyptian peer set</w:t>
             </w:r>
           </w:p>
         </w:tc>
@@ -20871,7 +20871,7 @@
                 <w:color w:val="1C3A36"/>
                 <w:sz w:val="14"/>
               </w:rPr>
-              <w:t>norm_mgn</w:t>
+              <w:t>ev_t_just</w:t>
             </w:r>
           </w:p>
         </w:tc>
@@ -20888,7 +20888,7 @@
                 <w:color w:val="1C3A36"/>
                 <w:sz w:val="14"/>
               </w:rPr>
-              <w:t>0.312</w:t>
+              <w:t>95</w:t>
             </w:r>
           </w:p>
         </w:tc>
@@ -20922,7 +20922,7 @@
                 <w:color w:val="1C3A36"/>
                 <w:sz w:val="14"/>
               </w:rPr>
-              <w:t>Mid-cycle EBITDA margin: the midpoint of the AUDITED FY2024 outturn of 23.15% and the AUDITED FY2025 peak of 39.25%</w:t>
+              <w:t>Justified enterprise value per annual tonne of capacity, set well below replacement cost because a market carrying 76Mt against 54Mt of consumption does not pay replacement cost</w:t>
             </w:r>
           </w:p>
         </w:tc>
@@ -20975,7 +20975,7 @@
                 <w:color w:val="1C3A36"/>
                 <w:sz w:val="14"/>
               </w:rPr>
-              <w:t>norm_rev_haircut</w:t>
+              <w:t>g_term</w:t>
             </w:r>
           </w:p>
         </w:tc>
@@ -20992,7 +20992,7 @@
                 <w:color w:val="1C3A36"/>
                 <w:sz w:val="14"/>
               </w:rPr>
-              <w:t>0.94</w:t>
+              <w:t>0.07</w:t>
             </w:r>
           </w:p>
         </w:tc>
@@ -21026,7 +21026,7 @@
                 <w:color w:val="1C3A36"/>
                 <w:sz w:val="14"/>
               </w:rPr>
-              <w:t>Haircut to the FY2025 revenue base for the normalised lens</w:t>
+              <w:t>Terminal growth from the house macro path: terminal inflation plus a STATED real growth of zero, so the real assumption is written down rather than left to be inferred from the gap to the discount rate. The retired 5% was set against a terminal risk-free of 10.50% and called approximately zero in real terms; on the house path it would have been -1.9% real. industrial against a terminal risk-free rate that already embeds disinflation — approximately zero in real terms</w:t>
             </w:r>
           </w:p>
         </w:tc>
@@ -21079,7 +21079,7 @@
                 <w:color w:val="1C3A36"/>
                 <w:sz w:val="14"/>
               </w:rPr>
-              <w:t>payout</w:t>
+              <w:t>kd_path</w:t>
             </w:r>
           </w:p>
         </w:tc>
@@ -21096,7 +21096,7 @@
                 <w:color w:val="1C3A36"/>
                 <w:sz w:val="14"/>
               </w:rPr>
-              <w:t>0.556</w:t>
+              <w:t>0.206, 0.181, 0.161, 0.149, 0.14</w:t>
             </w:r>
           </w:p>
         </w:tc>
@@ -21130,7 +21130,7 @@
                 <w:color w:val="1C3A36"/>
                 <w:sz w:val="14"/>
               </w:rPr>
-              <w:t>Dividend payout ratio from FY2026E, held at the FY2025 outturn: EGP 2,001.792mn declared on EGP 3,599.586mn of attributable profit</w:t>
+              <w:t>EGP marginal borrowing-rate path. The discount-rate glide inherits its SHAPE from this rather than from a second judgement. The company's own book is now 91% euro-denominated and will not glide with the Egyptian easing calendar, but the discount rate is a POUND rate applied to pound cash flows, so the pound path is the right shape anchor and the euro book sets the LEVEL of the cost of debt, not its slope</w:t>
             </w:r>
           </w:p>
         </w:tc>
@@ -21183,7 +21183,7 @@
                 <w:color w:val="1C3A36"/>
                 <w:sz w:val="14"/>
               </w:rPr>
-              <w:t>pe_just</w:t>
+              <w:t>kd_term</w:t>
             </w:r>
           </w:p>
         </w:tc>
@@ -21200,7 +21200,7 @@
                 <w:color w:val="1C3A36"/>
                 <w:sz w:val="14"/>
               </w:rPr>
-              <w:t>7</w:t>
+              <w:t>0.15</w:t>
             </w:r>
           </w:p>
         </w:tc>
@@ -21234,7 +21234,7 @@
                 <w:color w:val="1C3A36"/>
                 <w:sz w:val="14"/>
               </w:rPr>
-              <w:t>Justified price to earnings on normalised operating earnings, cash excluded and added back at face</w:t>
+              <w:t>Terminal cost of debt: the long-run Egyptian corporate-borrowing norm carried by the house macro path, replacing a terminal risk-free plus 300bp corporate credit spread. Revision 3 carried 10.00% against a terminal risk-free rate of 12.50% — a corporate borrower funding 250bp BELOW its own sovereign in the same currency, printed one row above it in the same table. It is now built from the risk-free rate rather than asserted beside it, so the impossibility cannot recur</w:t>
             </w:r>
           </w:p>
         </w:tc>
@@ -21287,7 +21287,7 @@
                 <w:color w:val="1C3A36"/>
                 <w:sz w:val="14"/>
               </w:rPr>
-              <w:t>rf_superseded</w:t>
+              <w:t>nci_v1</w:t>
             </w:r>
           </w:p>
         </w:tc>
@@ -21304,7 +21304,7 @@
                 <w:color w:val="1C3A36"/>
                 <w:sz w:val="14"/>
               </w:rPr>
-              <w:t>0.2231</w:t>
+              <w:t>150</w:t>
             </w:r>
           </w:p>
         </w:tc>
@@ -21338,7 +21338,7 @@
                 <w:color w:val="1C3A36"/>
                 <w:sz w:val="14"/>
               </w:rPr>
-              <w:t>Egypt 10-year local-currency government bond yield as carried by revision 3 of this study, dated 21 July 2026 and therefore sixteen days before the valuation date. Quoted to show what changed; not an input to anything.</w:t>
+              <w:t>The non-controlling interest revision 1 of this study deducted, inferred from the profit statements when no source document could be opened. THIS MODEL CANNOT COMPUTE IT — a different model produced it — so it is registered as the historical fact it is rather than typed into a builder, the same disposition central_pre_rebuild takes. Note 24 of the audited accounts puts the real figure at EGP 158,005.</w:t>
             </w:r>
           </w:p>
         </w:tc>
@@ -21355,7 +21355,7 @@
                 <w:color w:val="1C3A36"/>
                 <w:sz w:val="14"/>
               </w:rPr>
-              <w:t>2026-07-21</w:t>
+              <w:t>2026-08-06</w:t>
             </w:r>
           </w:p>
         </w:tc>
@@ -21391,7 +21391,7 @@
                 <w:color w:val="1C3A36"/>
                 <w:sz w:val="14"/>
               </w:rPr>
-              <w:t>rf_term</w:t>
+              <w:t>norm_mgn</w:t>
             </w:r>
           </w:p>
         </w:tc>
@@ -21408,7 +21408,7 @@
                 <w:color w:val="1C3A36"/>
                 <w:sz w:val="14"/>
               </w:rPr>
-              <w:t>0.125</w:t>
+              <w:t>0.312</w:t>
             </w:r>
           </w:p>
         </w:tc>
@@ -21442,7 +21442,7 @@
                 <w:color w:val="1C3A36"/>
                 <w:sz w:val="14"/>
               </w:rPr>
-              <w:t>Terminal risk-free rate, DERIVED from the house macro path as terminal inflation plus the real-rate convention, and so no longer this study's own reading of which published target to use. THE CONFLICT THIS SETTLES: this study argued for the central bank's longest-dated published inflation target of 5% (Q4-2028) plus a standard emerging-market real-rate convention of about 5.5 percentage points. Revision 3 used the 7% target, which is the NEAR-dated one (Q4-2026) and not the medium-term target at all. The correction also repairs a second defect: against 7% the model's 5% terminal growth was -1.9% real while the text called it 'approximately zero'. Against the 5% target it genuinely is zero</w:t>
+              <w:t>Mid-cycle EBITDA margin: the midpoint of the AUDITED FY2024 outturn of 23.15% and the AUDITED FY2025 peak of 39.25%</w:t>
             </w:r>
           </w:p>
         </w:tc>
@@ -21495,7 +21495,7 @@
                 <w:color w:val="1C3A36"/>
                 <w:sz w:val="14"/>
               </w:rPr>
-              <w:t>stub_years</w:t>
+              <w:t>norm_rev_haircut</w:t>
             </w:r>
           </w:p>
         </w:tc>
@@ -21512,7 +21512,7 @@
                 <w:color w:val="1C3A36"/>
                 <w:sz w:val="14"/>
               </w:rPr>
-              <w:t>0.5</w:t>
+              <w:t>0.94</w:t>
             </w:r>
           </w:p>
         </w:tc>
@@ -21546,7 +21546,7 @@
                 <w:color w:val="1C3A36"/>
                 <w:sz w:val="14"/>
               </w:rPr>
-              <w:t>Elapsed fraction of FY2026 at the valuation date. THE VALUATION DATE IS 30 JUNE 2026, the date of the latest disclosed balance sheet, not the date of the latest traded price. Revision 3 valued at 6 August and rolled the balance sheet forward to meet it; the interim accounts now make that unnecessary, and a bridge standing on a disclosed balance sheet is worth more than two months of freshness in the discounting. The price the range is compared against is still the latest known close, and the 37-day gap between the two is disclosed rather than closed</w:t>
+              <w:t>Haircut to the FY2025 revenue base for the normalised lens</w:t>
             </w:r>
           </w:p>
         </w:tc>
@@ -21563,7 +21563,7 @@
                 <w:color w:val="1C3A36"/>
                 <w:sz w:val="14"/>
               </w:rPr>
-              <w:t>2026-06-30</w:t>
+              <w:t>2026-08-06</w:t>
             </w:r>
           </w:p>
         </w:tc>
@@ -21599,7 +21599,7 @@
                 <w:color w:val="1C3A36"/>
                 <w:sz w:val="14"/>
               </w:rPr>
-              <w:t>tax_eff_superseded</w:t>
+              <w:t>payout</w:t>
             </w:r>
           </w:p>
         </w:tc>
@@ -21616,7 +21616,7 @@
                 <w:color w:val="1C3A36"/>
                 <w:sz w:val="14"/>
               </w:rPr>
-              <w:t>0.2943</w:t>
+              <w:t>0.556</w:t>
             </w:r>
           </w:p>
         </w:tc>
@@ -21650,7 +21650,7 @@
                 <w:color w:val="1C3A36"/>
                 <w:sz w:val="14"/>
               </w:rPr>
-              <w:t>Effective tax rate INFERRED by revision 1 of this study by closing a modelled net finance income, against the 23.82% the filing discloses. Quoted in the source register to show what changed; not an input to anything.</w:t>
+              <w:t>Dividend payout ratio from FY2026E, held at the FY2025 outturn: EGP 2,001.792mn declared on EGP 3,599.586mn of attributable profit</w:t>
             </w:r>
           </w:p>
         </w:tc>
@@ -21703,7 +21703,7 @@
                 <w:color w:val="1C3A36"/>
                 <w:sz w:val="14"/>
               </w:rPr>
-              <w:t>w_asset</w:t>
+              <w:t>pe_just</w:t>
             </w:r>
           </w:p>
         </w:tc>
@@ -21720,7 +21720,7 @@
                 <w:color w:val="1C3A36"/>
                 <w:sz w:val="14"/>
               </w:rPr>
-              <w:t>0.08</w:t>
+              <w:t>7</w:t>
             </w:r>
           </w:p>
         </w:tc>
@@ -21754,7 +21754,7 @@
                 <w:color w:val="1C3A36"/>
                 <w:sz w:val="14"/>
               </w:rPr>
-              <w:t>Weight, asset lens, deliberately small: restarting a mothballed line costs a fraction of building one</w:t>
+              <w:t>Justified price to earnings on normalised operating earnings, cash excluded and added back at face</w:t>
             </w:r>
           </w:p>
         </w:tc>
@@ -21807,7 +21807,7 @@
                 <w:color w:val="1C3A36"/>
                 <w:sz w:val="14"/>
               </w:rPr>
-              <w:t>w_dcf</w:t>
+              <w:t>rf_superseded</w:t>
             </w:r>
           </w:p>
         </w:tc>
@@ -21824,7 +21824,7 @@
                 <w:color w:val="1C3A36"/>
                 <w:sz w:val="14"/>
               </w:rPr>
-              <w:t>0.5</w:t>
+              <w:t>0.2231</w:t>
             </w:r>
           </w:p>
         </w:tc>
@@ -21858,7 +21858,7 @@
                 <w:color w:val="1C3A36"/>
                 <w:sz w:val="14"/>
               </w:rPr>
-              <w:t>Weight, cash-flow lens</w:t>
+              <w:t>Egypt 10-year local-currency government bond yield as carried by revision 3 of this study, dated 21 July 2026 and therefore sixteen days before the valuation date. Quoted to show what changed; not an input to anything.</w:t>
             </w:r>
           </w:p>
         </w:tc>
@@ -21875,7 +21875,7 @@
                 <w:color w:val="1C3A36"/>
                 <w:sz w:val="14"/>
               </w:rPr>
-              <w:t>2026-08-06</w:t>
+              <w:t>2026-07-21</w:t>
             </w:r>
           </w:p>
         </w:tc>
@@ -21911,7 +21911,7 @@
                 <w:color w:val="1C3A36"/>
                 <w:sz w:val="14"/>
               </w:rPr>
-              <w:t>w_norm</w:t>
+              <w:t>rf_term</w:t>
             </w:r>
           </w:p>
         </w:tc>
@@ -21928,7 +21928,7 @@
                 <w:color w:val="1C3A36"/>
                 <w:sz w:val="14"/>
               </w:rPr>
-              <w:t>0.22</w:t>
+              <w:t>0.125</w:t>
             </w:r>
           </w:p>
         </w:tc>
@@ -21962,7 +21962,7 @@
                 <w:color w:val="1C3A36"/>
                 <w:sz w:val="14"/>
               </w:rPr>
-              <w:t>Weight, normalised-earnings lens</w:t>
+              <w:t>Terminal risk-free rate, DERIVED from the house macro path as terminal inflation plus the real-rate convention, and so no longer this study's own reading of which published target to use. THE CONFLICT THIS SETTLES: this study argued for the central bank's longest-dated published inflation target of 5% (Q4-2028) plus a standard emerging-market real-rate convention of about 5.5 percentage points. Revision 3 used the 7% target, which is the NEAR-dated one (Q4-2026) and not the medium-term target at all. The correction also repairs a second defect: against 7% the model's 5% terminal growth was -1.9% real while the text called it 'approximately zero'. Against the 5% target it genuinely is zero</w:t>
             </w:r>
           </w:p>
         </w:tc>
@@ -22015,7 +22015,7 @@
                 <w:color w:val="1C3A36"/>
                 <w:sz w:val="14"/>
               </w:rPr>
-              <w:t>w_rel</w:t>
+              <w:t>stub_years</w:t>
             </w:r>
           </w:p>
         </w:tc>
@@ -22032,7 +22032,7 @@
                 <w:color w:val="1C3A36"/>
                 <w:sz w:val="14"/>
               </w:rPr>
-              <w:t>0.2</w:t>
+              <w:t>0.5</w:t>
             </w:r>
           </w:p>
         </w:tc>
@@ -22066,7 +22066,7 @@
                 <w:color w:val="1C3A36"/>
                 <w:sz w:val="14"/>
               </w:rPr>
-              <w:t>Weight, relative lens, held down because the peer set is thin</w:t>
+              <w:t>Elapsed fraction of FY2026 at the valuation date. THE VALUATION DATE IS 30 JUNE 2026, the date of the latest disclosed balance sheet, not the date of the latest traded price. Revision 3 valued at 6 August and rolled the balance sheet forward to meet it; the interim accounts now make that unnecessary, and a bridge standing on a disclosed balance sheet is worth more than two months of freshness in the discounting. The price the range is compared against is still the latest known close, and the 37-day gap between the two is disclosed rather than closed</w:t>
             </w:r>
           </w:p>
         </w:tc>
@@ -22083,7 +22083,7 @@
                 <w:color w:val="1C3A36"/>
                 <w:sz w:val="14"/>
               </w:rPr>
-              <w:t>2026-08-06</w:t>
+              <w:t>2026-06-30</w:t>
             </w:r>
           </w:p>
         </w:tc>
@@ -22119,7 +22119,7 @@
                 <w:color w:val="1C3A36"/>
                 <w:sz w:val="14"/>
               </w:rPr>
-              <w:t>wc_pct_drev</w:t>
+              <w:t>tax_eff_superseded</w:t>
             </w:r>
           </w:p>
         </w:tc>
@@ -22136,7 +22136,7 @@
                 <w:color w:val="1C3A36"/>
                 <w:sz w:val="14"/>
               </w:rPr>
-              <w:t>0.12</w:t>
+              <w:t>0.2943</w:t>
             </w:r>
           </w:p>
         </w:tc>
@@ -22170,7 +22170,7 @@
                 <w:color w:val="1C3A36"/>
                 <w:sz w:val="14"/>
               </w:rPr>
-              <w:t>Change in working capital over change in revenue. The FY2025 outturn on the disclosed movements is close to this</w:t>
+              <w:t>Effective tax rate INFERRED by revision 1 of this study by closing a modelled net finance income, against the 23.82% the filing discloses. Quoted in the source register to show what changed; not an input to anything.</w:t>
             </w:r>
           </w:p>
         </w:tc>
@@ -22223,7 +22223,7 @@
                 <w:color w:val="1C3A36"/>
                 <w:sz w:val="14"/>
               </w:rPr>
-              <w:t>wd_term</w:t>
+              <w:t>w_asset</w:t>
             </w:r>
           </w:p>
         </w:tc>
@@ -22240,7 +22240,7 @@
                 <w:color w:val="1C3A36"/>
                 <w:sz w:val="14"/>
               </w:rPr>
-              <w:t>0.2</w:t>
+              <w:t>0.08</w:t>
             </w:r>
           </w:p>
         </w:tc>
@@ -22274,7 +22274,7 @@
                 <w:color w:val="1C3A36"/>
                 <w:sz w:val="14"/>
               </w:rPr>
-              <w:t>Terminal debt weight</w:t>
+              <w:t>Weight, asset lens, deliberately small: restarting a mothballed line costs a fraction of building one</w:t>
             </w:r>
           </w:p>
         </w:tc>
@@ -22311,6 +22311,526 @@
                 <w:sz w:val="14"/>
               </w:rPr>
               <w:t>212</w:t>
+            </w:r>
+          </w:p>
+        </w:tc>
+        <w:tc>
+          <w:tcPr>
+            <w:tcW w:type="dxa" w:w="2448"/>
+          </w:tcPr>
+          <w:p>
+            <w:pPr>
+              <w:spacing w:after="20"/>
+            </w:pPr>
+            <w:r>
+              <w:rPr>
+                <w:color w:val="1C3A36"/>
+                <w:sz w:val="14"/>
+              </w:rPr>
+              <w:t>w_dcf</w:t>
+            </w:r>
+          </w:p>
+        </w:tc>
+        <w:tc>
+          <w:tcPr>
+            <w:tcW w:type="dxa" w:w="1325"/>
+          </w:tcPr>
+          <w:p>
+            <w:pPr>
+              <w:spacing w:after="20"/>
+            </w:pPr>
+            <w:r>
+              <w:rPr>
+                <w:color w:val="1C3A36"/>
+                <w:sz w:val="14"/>
+              </w:rPr>
+              <w:t>0.5</w:t>
+            </w:r>
+          </w:p>
+        </w:tc>
+        <w:tc>
+          <w:tcPr>
+            <w:tcW w:type="dxa" w:w="1066"/>
+          </w:tcPr>
+          <w:p>
+            <w:pPr>
+              <w:spacing w:after="20"/>
+            </w:pPr>
+            <w:r>
+              <w:rPr>
+                <w:color w:val="1C3A36"/>
+                <w:sz w:val="14"/>
+              </w:rPr>
+              <w:t>House</w:t>
+            </w:r>
+          </w:p>
+        </w:tc>
+        <w:tc>
+          <w:tcPr>
+            <w:tcW w:type="dxa" w:w="7171"/>
+          </w:tcPr>
+          <w:p>
+            <w:pPr>
+              <w:spacing w:after="20"/>
+            </w:pPr>
+            <w:r>
+              <w:rPr>
+                <w:color w:val="1C3A36"/>
+                <w:sz w:val="14"/>
+              </w:rPr>
+              <w:t>Weight, cash-flow lens</w:t>
+            </w:r>
+          </w:p>
+        </w:tc>
+        <w:tc>
+          <w:tcPr>
+            <w:tcW w:type="dxa" w:w="1210"/>
+          </w:tcPr>
+          <w:p>
+            <w:pPr>
+              <w:spacing w:after="20"/>
+            </w:pPr>
+            <w:r>
+              <w:rPr>
+                <w:color w:val="1C3A36"/>
+                <w:sz w:val="14"/>
+              </w:rPr>
+              <w:t>2026-08-06</w:t>
+            </w:r>
+          </w:p>
+        </w:tc>
+      </w:tr>
+      <w:tr>
+        <w:tc>
+          <w:tcPr>
+            <w:tcW w:type="dxa" w:w="432"/>
+          </w:tcPr>
+          <w:p>
+            <w:pPr>
+              <w:spacing w:after="20"/>
+            </w:pPr>
+            <w:r>
+              <w:rPr>
+                <w:color w:val="1C3A36"/>
+                <w:sz w:val="14"/>
+              </w:rPr>
+              <w:t>213</w:t>
+            </w:r>
+          </w:p>
+        </w:tc>
+        <w:tc>
+          <w:tcPr>
+            <w:tcW w:type="dxa" w:w="2448"/>
+          </w:tcPr>
+          <w:p>
+            <w:pPr>
+              <w:spacing w:after="20"/>
+            </w:pPr>
+            <w:r>
+              <w:rPr>
+                <w:color w:val="1C3A36"/>
+                <w:sz w:val="14"/>
+              </w:rPr>
+              <w:t>w_norm</w:t>
+            </w:r>
+          </w:p>
+        </w:tc>
+        <w:tc>
+          <w:tcPr>
+            <w:tcW w:type="dxa" w:w="1325"/>
+          </w:tcPr>
+          <w:p>
+            <w:pPr>
+              <w:spacing w:after="20"/>
+            </w:pPr>
+            <w:r>
+              <w:rPr>
+                <w:color w:val="1C3A36"/>
+                <w:sz w:val="14"/>
+              </w:rPr>
+              <w:t>0.22</w:t>
+            </w:r>
+          </w:p>
+        </w:tc>
+        <w:tc>
+          <w:tcPr>
+            <w:tcW w:type="dxa" w:w="1066"/>
+          </w:tcPr>
+          <w:p>
+            <w:pPr>
+              <w:spacing w:after="20"/>
+            </w:pPr>
+            <w:r>
+              <w:rPr>
+                <w:color w:val="1C3A36"/>
+                <w:sz w:val="14"/>
+              </w:rPr>
+              <w:t>House</w:t>
+            </w:r>
+          </w:p>
+        </w:tc>
+        <w:tc>
+          <w:tcPr>
+            <w:tcW w:type="dxa" w:w="7171"/>
+          </w:tcPr>
+          <w:p>
+            <w:pPr>
+              <w:spacing w:after="20"/>
+            </w:pPr>
+            <w:r>
+              <w:rPr>
+                <w:color w:val="1C3A36"/>
+                <w:sz w:val="14"/>
+              </w:rPr>
+              <w:t>Weight, normalised-earnings lens</w:t>
+            </w:r>
+          </w:p>
+        </w:tc>
+        <w:tc>
+          <w:tcPr>
+            <w:tcW w:type="dxa" w:w="1210"/>
+          </w:tcPr>
+          <w:p>
+            <w:pPr>
+              <w:spacing w:after="20"/>
+            </w:pPr>
+            <w:r>
+              <w:rPr>
+                <w:color w:val="1C3A36"/>
+                <w:sz w:val="14"/>
+              </w:rPr>
+              <w:t>2026-08-06</w:t>
+            </w:r>
+          </w:p>
+        </w:tc>
+      </w:tr>
+      <w:tr>
+        <w:tc>
+          <w:tcPr>
+            <w:tcW w:type="dxa" w:w="432"/>
+          </w:tcPr>
+          <w:p>
+            <w:pPr>
+              <w:spacing w:after="20"/>
+            </w:pPr>
+            <w:r>
+              <w:rPr>
+                <w:color w:val="1C3A36"/>
+                <w:sz w:val="14"/>
+              </w:rPr>
+              <w:t>214</w:t>
+            </w:r>
+          </w:p>
+        </w:tc>
+        <w:tc>
+          <w:tcPr>
+            <w:tcW w:type="dxa" w:w="2448"/>
+          </w:tcPr>
+          <w:p>
+            <w:pPr>
+              <w:spacing w:after="20"/>
+            </w:pPr>
+            <w:r>
+              <w:rPr>
+                <w:color w:val="1C3A36"/>
+                <w:sz w:val="14"/>
+              </w:rPr>
+              <w:t>w_rel</w:t>
+            </w:r>
+          </w:p>
+        </w:tc>
+        <w:tc>
+          <w:tcPr>
+            <w:tcW w:type="dxa" w:w="1325"/>
+          </w:tcPr>
+          <w:p>
+            <w:pPr>
+              <w:spacing w:after="20"/>
+            </w:pPr>
+            <w:r>
+              <w:rPr>
+                <w:color w:val="1C3A36"/>
+                <w:sz w:val="14"/>
+              </w:rPr>
+              <w:t>0.2</w:t>
+            </w:r>
+          </w:p>
+        </w:tc>
+        <w:tc>
+          <w:tcPr>
+            <w:tcW w:type="dxa" w:w="1066"/>
+          </w:tcPr>
+          <w:p>
+            <w:pPr>
+              <w:spacing w:after="20"/>
+            </w:pPr>
+            <w:r>
+              <w:rPr>
+                <w:color w:val="1C3A36"/>
+                <w:sz w:val="14"/>
+              </w:rPr>
+              <w:t>House</w:t>
+            </w:r>
+          </w:p>
+        </w:tc>
+        <w:tc>
+          <w:tcPr>
+            <w:tcW w:type="dxa" w:w="7171"/>
+          </w:tcPr>
+          <w:p>
+            <w:pPr>
+              <w:spacing w:after="20"/>
+            </w:pPr>
+            <w:r>
+              <w:rPr>
+                <w:color w:val="1C3A36"/>
+                <w:sz w:val="14"/>
+              </w:rPr>
+              <w:t>Weight, relative lens, held down because the peer set is thin</w:t>
+            </w:r>
+          </w:p>
+        </w:tc>
+        <w:tc>
+          <w:tcPr>
+            <w:tcW w:type="dxa" w:w="1210"/>
+          </w:tcPr>
+          <w:p>
+            <w:pPr>
+              <w:spacing w:after="20"/>
+            </w:pPr>
+            <w:r>
+              <w:rPr>
+                <w:color w:val="1C3A36"/>
+                <w:sz w:val="14"/>
+              </w:rPr>
+              <w:t>2026-08-06</w:t>
+            </w:r>
+          </w:p>
+        </w:tc>
+      </w:tr>
+      <w:tr>
+        <w:tc>
+          <w:tcPr>
+            <w:tcW w:type="dxa" w:w="432"/>
+          </w:tcPr>
+          <w:p>
+            <w:pPr>
+              <w:spacing w:after="20"/>
+            </w:pPr>
+            <w:r>
+              <w:rPr>
+                <w:color w:val="1C3A36"/>
+                <w:sz w:val="14"/>
+              </w:rPr>
+              <w:t>215</w:t>
+            </w:r>
+          </w:p>
+        </w:tc>
+        <w:tc>
+          <w:tcPr>
+            <w:tcW w:type="dxa" w:w="2448"/>
+          </w:tcPr>
+          <w:p>
+            <w:pPr>
+              <w:spacing w:after="20"/>
+            </w:pPr>
+            <w:r>
+              <w:rPr>
+                <w:color w:val="1C3A36"/>
+                <w:sz w:val="14"/>
+              </w:rPr>
+              <w:t>wc_pct_drev</w:t>
+            </w:r>
+          </w:p>
+        </w:tc>
+        <w:tc>
+          <w:tcPr>
+            <w:tcW w:type="dxa" w:w="1325"/>
+          </w:tcPr>
+          <w:p>
+            <w:pPr>
+              <w:spacing w:after="20"/>
+            </w:pPr>
+            <w:r>
+              <w:rPr>
+                <w:color w:val="1C3A36"/>
+                <w:sz w:val="14"/>
+              </w:rPr>
+              <w:t>0.12</w:t>
+            </w:r>
+          </w:p>
+        </w:tc>
+        <w:tc>
+          <w:tcPr>
+            <w:tcW w:type="dxa" w:w="1066"/>
+          </w:tcPr>
+          <w:p>
+            <w:pPr>
+              <w:spacing w:after="20"/>
+            </w:pPr>
+            <w:r>
+              <w:rPr>
+                <w:color w:val="1C3A36"/>
+                <w:sz w:val="14"/>
+              </w:rPr>
+              <w:t>House</w:t>
+            </w:r>
+          </w:p>
+        </w:tc>
+        <w:tc>
+          <w:tcPr>
+            <w:tcW w:type="dxa" w:w="7171"/>
+          </w:tcPr>
+          <w:p>
+            <w:pPr>
+              <w:spacing w:after="20"/>
+            </w:pPr>
+            <w:r>
+              <w:rPr>
+                <w:color w:val="1C3A36"/>
+                <w:sz w:val="14"/>
+              </w:rPr>
+              <w:t>Change in working capital over change in revenue. The FY2025 outturn on the disclosed movements is close to this</w:t>
+            </w:r>
+          </w:p>
+        </w:tc>
+        <w:tc>
+          <w:tcPr>
+            <w:tcW w:type="dxa" w:w="1210"/>
+          </w:tcPr>
+          <w:p>
+            <w:pPr>
+              <w:spacing w:after="20"/>
+            </w:pPr>
+            <w:r>
+              <w:rPr>
+                <w:color w:val="1C3A36"/>
+                <w:sz w:val="14"/>
+              </w:rPr>
+              <w:t>2026-08-06</w:t>
+            </w:r>
+          </w:p>
+        </w:tc>
+      </w:tr>
+      <w:tr>
+        <w:tc>
+          <w:tcPr>
+            <w:tcW w:type="dxa" w:w="432"/>
+          </w:tcPr>
+          <w:p>
+            <w:pPr>
+              <w:spacing w:after="20"/>
+            </w:pPr>
+            <w:r>
+              <w:rPr>
+                <w:color w:val="1C3A36"/>
+                <w:sz w:val="14"/>
+              </w:rPr>
+              <w:t>216</w:t>
+            </w:r>
+          </w:p>
+        </w:tc>
+        <w:tc>
+          <w:tcPr>
+            <w:tcW w:type="dxa" w:w="2448"/>
+          </w:tcPr>
+          <w:p>
+            <w:pPr>
+              <w:spacing w:after="20"/>
+            </w:pPr>
+            <w:r>
+              <w:rPr>
+                <w:color w:val="1C3A36"/>
+                <w:sz w:val="14"/>
+              </w:rPr>
+              <w:t>wd_term</w:t>
+            </w:r>
+          </w:p>
+        </w:tc>
+        <w:tc>
+          <w:tcPr>
+            <w:tcW w:type="dxa" w:w="1325"/>
+          </w:tcPr>
+          <w:p>
+            <w:pPr>
+              <w:spacing w:after="20"/>
+            </w:pPr>
+            <w:r>
+              <w:rPr>
+                <w:color w:val="1C3A36"/>
+                <w:sz w:val="14"/>
+              </w:rPr>
+              <w:t>0.2</w:t>
+            </w:r>
+          </w:p>
+        </w:tc>
+        <w:tc>
+          <w:tcPr>
+            <w:tcW w:type="dxa" w:w="1066"/>
+          </w:tcPr>
+          <w:p>
+            <w:pPr>
+              <w:spacing w:after="20"/>
+            </w:pPr>
+            <w:r>
+              <w:rPr>
+                <w:color w:val="1C3A36"/>
+                <w:sz w:val="14"/>
+              </w:rPr>
+              <w:t>House</w:t>
+            </w:r>
+          </w:p>
+        </w:tc>
+        <w:tc>
+          <w:tcPr>
+            <w:tcW w:type="dxa" w:w="7171"/>
+          </w:tcPr>
+          <w:p>
+            <w:pPr>
+              <w:spacing w:after="20"/>
+            </w:pPr>
+            <w:r>
+              <w:rPr>
+                <w:color w:val="1C3A36"/>
+                <w:sz w:val="14"/>
+              </w:rPr>
+              <w:t>Terminal debt weight</w:t>
+            </w:r>
+          </w:p>
+        </w:tc>
+        <w:tc>
+          <w:tcPr>
+            <w:tcW w:type="dxa" w:w="1210"/>
+          </w:tcPr>
+          <w:p>
+            <w:pPr>
+              <w:spacing w:after="20"/>
+            </w:pPr>
+            <w:r>
+              <w:rPr>
+                <w:color w:val="1C3A36"/>
+                <w:sz w:val="14"/>
+              </w:rPr>
+              <w:t>2026-08-06</w:t>
+            </w:r>
+          </w:p>
+        </w:tc>
+      </w:tr>
+      <w:tr>
+        <w:tc>
+          <w:tcPr>
+            <w:tcW w:type="dxa" w:w="432"/>
+          </w:tcPr>
+          <w:p>
+            <w:pPr>
+              <w:spacing w:after="20"/>
+            </w:pPr>
+            <w:r>
+              <w:rPr>
+                <w:color w:val="1C3A36"/>
+                <w:sz w:val="14"/>
+              </w:rPr>
+              <w:t>217</w:t>
             </w:r>
           </w:p>
         </w:tc>
@@ -23139,7 +23659,7 @@
                 <w:color w:val="1C3A36"/>
                 <w:sz w:val="16"/>
               </w:rPr>
-              <w:t>Egyptian sector context only: nameplate capacity of about 76Mt, production of about 65Mt, domestic consumption of about 54Mt, exports of about 18.5Mt, the abolition of the production quota in May 2025 with exports capped at 30% of output, and the 12.6Mt of dormant capacity under revival from the second half of 2026. No company figure is taken from these sources in this edition.</w:t>
+              <w:t>Egyptian sector context, and NARROWER than earlier editions of this entry claimed: nameplate cement capacity of about 76Mt, the abolition of the production quota in May 2025 with exports capped at 30% of output, and the 12.6Mt of dormant capacity under revival from the second half of 2026. THE SECTOR SALES FIGURES ARE NOT FROM THESE SOURCES — domestic cement 54.0Mt, exported cement 11.1Mt and exported clinker 7.6Mt all come from the company's own FY2025 investor presentation and are listed under it. No company figure is taken from the press in this edition.</w:t>
             </w:r>
           </w:p>
         </w:tc>
@@ -23704,7 +24224,7 @@
                 <w:color w:val="1C3A36"/>
                 <w:sz w:val="16"/>
               </w:rPr>
-              <w:t>Terminal return on invested capital — 11.3%</w:t>
+              <w:t>Terminal return on invested capital — 10.52%</w:t>
             </w:r>
           </w:p>
         </w:tc>
@@ -23721,7 +24241,7 @@
                 <w:color w:val="1C3A36"/>
                 <w:sz w:val="16"/>
               </w:rPr>
-              <w:t>Struck on REPLACEMENT cost — 5.0Mt at USD 130 per annual tonne — rather than on the audited book, on which the FY2025 return is 60.6%. The book carries a 2010-vintage plant at historical cost through several devaluations: audited net property and construction of EGP 2,913.87mn is about USD 12 per annual tonne, against a replacement cost of USD 130 — roughly a tenth. A return computed on that base measures the devaluation rather than the economics of adding a tonne. The choice makes terminal growth value-destroying and is the single most consequential judgement in the model.</w:t>
+              <w:t>The last forecast year's operating profit after tax against terminal invested capital, BOTH MEASURED AT THE SAME DATE. Earlier editions of this entry headed it 11.3%, which grows the profit by a year of terminal growth and leaves the capital base ungrown; that mismatch flatters the return by 74 basis points and the figure is withdrawn. It survives in the workbook, labelled as the retired construction. Struck on REPLACEMENT cost — 5.0Mt at USD 130 per annual tonne — rather than on the audited book, on which the FY2025 return is 60.6%. The book carries a 2010-vintage plant at historical cost through several devaluations: audited net property and construction of EGP 2,913.87mn is about USD 12 per annual tonne, against a replacement cost of USD 130 — roughly a tenth. A return computed on that base measures the devaluation rather than the economics of adding a tonne. The choice makes terminal growth value-destroying and is the single most consequential judgement in the model.</w:t>
             </w:r>
           </w:p>
         </w:tc>
